--- a/LAPORAN PRAKTIKUM W1.docx
+++ b/LAPORAN PRAKTIKUM W1.docx
@@ -78,12 +78,181 @@
           <w:szCs w:val="23"/>
         </w:rPr>
       </w:pPr>
+      <w:proofErr w:type="spellStart"/>
       <w:r>
         <w:rPr>
           <w:sz w:val="23"/>
           <w:szCs w:val="23"/>
         </w:rPr>
-        <w:t>Diajukan untuk memenuhi salah satu tugas praktikum mata kuliah Pemrograman Berbasis Objek.</w:t>
+        <w:t>Diajukan</w:t>
+      </w:r>
+      <w:proofErr w:type="spellEnd"/>
+      <w:r>
+        <w:rPr>
+          <w:sz w:val="23"/>
+          <w:szCs w:val="23"/>
+        </w:rPr>
+        <w:t xml:space="preserve"> </w:t>
+      </w:r>
+      <w:proofErr w:type="spellStart"/>
+      <w:r>
+        <w:rPr>
+          <w:sz w:val="23"/>
+          <w:szCs w:val="23"/>
+        </w:rPr>
+        <w:t>untuk</w:t>
+      </w:r>
+      <w:proofErr w:type="spellEnd"/>
+      <w:r>
+        <w:rPr>
+          <w:sz w:val="23"/>
+          <w:szCs w:val="23"/>
+        </w:rPr>
+        <w:t xml:space="preserve"> </w:t>
+      </w:r>
+      <w:proofErr w:type="spellStart"/>
+      <w:r>
+        <w:rPr>
+          <w:sz w:val="23"/>
+          <w:szCs w:val="23"/>
+        </w:rPr>
+        <w:t>memenuhi</w:t>
+      </w:r>
+      <w:proofErr w:type="spellEnd"/>
+      <w:r>
+        <w:rPr>
+          <w:sz w:val="23"/>
+          <w:szCs w:val="23"/>
+        </w:rPr>
+        <w:t xml:space="preserve"> salah </w:t>
+      </w:r>
+      <w:proofErr w:type="spellStart"/>
+      <w:r>
+        <w:rPr>
+          <w:sz w:val="23"/>
+          <w:szCs w:val="23"/>
+        </w:rPr>
+        <w:t>satu</w:t>
+      </w:r>
+      <w:proofErr w:type="spellEnd"/>
+      <w:r>
+        <w:rPr>
+          <w:sz w:val="23"/>
+          <w:szCs w:val="23"/>
+        </w:rPr>
+        <w:t xml:space="preserve"> </w:t>
+      </w:r>
+      <w:proofErr w:type="spellStart"/>
+      <w:r>
+        <w:rPr>
+          <w:sz w:val="23"/>
+          <w:szCs w:val="23"/>
+        </w:rPr>
+        <w:t>tugas</w:t>
+      </w:r>
+      <w:proofErr w:type="spellEnd"/>
+      <w:r>
+        <w:rPr>
+          <w:sz w:val="23"/>
+          <w:szCs w:val="23"/>
+        </w:rPr>
+        <w:t xml:space="preserve"> </w:t>
+      </w:r>
+      <w:proofErr w:type="spellStart"/>
+      <w:r>
+        <w:rPr>
+          <w:sz w:val="23"/>
+          <w:szCs w:val="23"/>
+        </w:rPr>
+        <w:t>praktikum</w:t>
+      </w:r>
+      <w:proofErr w:type="spellEnd"/>
+      <w:r>
+        <w:rPr>
+          <w:sz w:val="23"/>
+          <w:szCs w:val="23"/>
+        </w:rPr>
+        <w:t xml:space="preserve"> </w:t>
+      </w:r>
+      <w:proofErr w:type="spellStart"/>
+      <w:r>
+        <w:rPr>
+          <w:sz w:val="23"/>
+          <w:szCs w:val="23"/>
+        </w:rPr>
+        <w:t>mata</w:t>
+      </w:r>
+      <w:proofErr w:type="spellEnd"/>
+      <w:r>
+        <w:rPr>
+          <w:sz w:val="23"/>
+          <w:szCs w:val="23"/>
+        </w:rPr>
+        <w:t xml:space="preserve"> </w:t>
+      </w:r>
+      <w:proofErr w:type="spellStart"/>
+      <w:r>
+        <w:rPr>
+          <w:sz w:val="23"/>
+          <w:szCs w:val="23"/>
+        </w:rPr>
+        <w:t>kuliah</w:t>
+      </w:r>
+      <w:proofErr w:type="spellEnd"/>
+      <w:r>
+        <w:rPr>
+          <w:sz w:val="23"/>
+          <w:szCs w:val="23"/>
+        </w:rPr>
+        <w:t xml:space="preserve"> </w:t>
+      </w:r>
+      <w:proofErr w:type="spellStart"/>
+      <w:r>
+        <w:rPr>
+          <w:sz w:val="23"/>
+          <w:szCs w:val="23"/>
+        </w:rPr>
+        <w:t>Pemrograman</w:t>
+      </w:r>
+      <w:proofErr w:type="spellEnd"/>
+      <w:r>
+        <w:rPr>
+          <w:sz w:val="23"/>
+          <w:szCs w:val="23"/>
+        </w:rPr>
+        <w:t xml:space="preserve"> </w:t>
+      </w:r>
+      <w:proofErr w:type="spellStart"/>
+      <w:r>
+        <w:rPr>
+          <w:sz w:val="23"/>
+          <w:szCs w:val="23"/>
+        </w:rPr>
+        <w:t>Berbasis</w:t>
+      </w:r>
+      <w:proofErr w:type="spellEnd"/>
+      <w:r>
+        <w:rPr>
+          <w:sz w:val="23"/>
+          <w:szCs w:val="23"/>
+        </w:rPr>
+        <w:t xml:space="preserve"> </w:t>
+      </w:r>
+      <w:proofErr w:type="spellStart"/>
+      <w:r>
+        <w:rPr>
+          <w:sz w:val="23"/>
+          <w:szCs w:val="23"/>
+        </w:rPr>
+        <w:t>Objek</w:t>
+      </w:r>
+      <w:proofErr w:type="spellEnd"/>
+      <w:r>
+        <w:rPr>
+          <w:sz w:val="23"/>
+          <w:szCs w:val="23"/>
+        </w:rPr>
+        <w:t>.</w:t>
       </w:r>
     </w:p>
     <w:p>
@@ -278,6 +447,7 @@
           <w:szCs w:val="28"/>
         </w:rPr>
       </w:pPr>
+      <w:proofErr w:type="spellStart"/>
       <w:r>
         <w:rPr>
           <w:b/>
@@ -285,7 +455,17 @@
           <w:sz w:val="28"/>
           <w:szCs w:val="28"/>
         </w:rPr>
-        <w:t>Disusun Oleh:</w:t>
+        <w:t>Disusun</w:t>
+      </w:r>
+      <w:proofErr w:type="spellEnd"/>
+      <w:r>
+        <w:rPr>
+          <w:b/>
+          <w:bCs/>
+          <w:sz w:val="28"/>
+          <w:szCs w:val="28"/>
+        </w:rPr>
+        <w:t xml:space="preserve"> Oleh:</w:t>
       </w:r>
     </w:p>
     <w:tbl>
@@ -320,6 +500,7 @@
                 <w:szCs w:val="28"/>
               </w:rPr>
             </w:pPr>
+            <w:proofErr w:type="gramStart"/>
             <w:r>
               <w:rPr>
                 <w:sz w:val="28"/>
@@ -327,6 +508,7 @@
               </w:rPr>
               <w:t>Nama :</w:t>
             </w:r>
+            <w:proofErr w:type="gramEnd"/>
           </w:p>
         </w:tc>
         <w:tc>
@@ -365,6 +547,7 @@
                 <w:szCs w:val="28"/>
               </w:rPr>
             </w:pPr>
+            <w:proofErr w:type="gramStart"/>
             <w:r>
               <w:rPr>
                 <w:sz w:val="28"/>
@@ -372,6 +555,7 @@
               </w:rPr>
               <w:t>NIM :</w:t>
             </w:r>
+            <w:proofErr w:type="gramEnd"/>
           </w:p>
         </w:tc>
         <w:tc>
@@ -410,6 +594,7 @@
                 <w:szCs w:val="28"/>
               </w:rPr>
             </w:pPr>
+            <w:proofErr w:type="gramStart"/>
             <w:r>
               <w:rPr>
                 <w:sz w:val="28"/>
@@ -417,6 +602,7 @@
               </w:rPr>
               <w:t>Kelas :</w:t>
             </w:r>
+            <w:proofErr w:type="gramEnd"/>
           </w:p>
         </w:tc>
         <w:tc>
@@ -473,6 +659,7 @@
           <w:szCs w:val="32"/>
         </w:rPr>
       </w:pPr>
+      <w:proofErr w:type="spellStart"/>
       <w:r>
         <w:rPr>
           <w:b/>
@@ -480,27 +667,9 @@
           <w:sz w:val="32"/>
           <w:szCs w:val="32"/>
         </w:rPr>
-        <w:t>Jurusan Teknik Komputer dan Informatika</w:t>
-      </w:r>
-    </w:p>
-    <w:p>
-      <w:pPr>
-        <w:pStyle w:val="Default"/>
-        <w:rPr>
-          <w:sz w:val="32"/>
-          <w:szCs w:val="32"/>
-        </w:rPr>
-      </w:pPr>
-    </w:p>
-    <w:p>
-      <w:pPr>
-        <w:pStyle w:val="Default"/>
-        <w:jc w:val="center"/>
-        <w:rPr>
-          <w:sz w:val="32"/>
-          <w:szCs w:val="32"/>
-        </w:rPr>
-      </w:pPr>
+        <w:t>Jurusan</w:t>
+      </w:r>
+      <w:proofErr w:type="spellEnd"/>
       <w:r>
         <w:rPr>
           <w:b/>
@@ -508,20 +677,19 @@
           <w:sz w:val="32"/>
           <w:szCs w:val="32"/>
         </w:rPr>
-        <w:t>Program Studi D-3 Teknik Informatika</w:t>
-      </w:r>
-    </w:p>
-    <w:p>
-      <w:pPr>
-        <w:pStyle w:val="Default"/>
-        <w:jc w:val="center"/>
+        <w:t xml:space="preserve"> Teknik </w:t>
+      </w:r>
+      <w:proofErr w:type="spellStart"/>
+      <w:r>
         <w:rPr>
           <w:b/>
           <w:bCs/>
           <w:sz w:val="32"/>
           <w:szCs w:val="32"/>
         </w:rPr>
-      </w:pPr>
+        <w:t>Komputer</w:t>
+      </w:r>
+      <w:proofErr w:type="spellEnd"/>
       <w:r>
         <w:rPr>
           <w:b/>
@@ -529,7 +697,89 @@
           <w:sz w:val="32"/>
           <w:szCs w:val="32"/>
         </w:rPr>
-        <w:t xml:space="preserve">Politeknik Negeri Bandung </w:t>
+        <w:t xml:space="preserve"> dan </w:t>
+      </w:r>
+      <w:proofErr w:type="spellStart"/>
+      <w:r>
+        <w:rPr>
+          <w:b/>
+          <w:bCs/>
+          <w:sz w:val="32"/>
+          <w:szCs w:val="32"/>
+        </w:rPr>
+        <w:t>Informatika</w:t>
+      </w:r>
+      <w:proofErr w:type="spellEnd"/>
+    </w:p>
+    <w:p>
+      <w:pPr>
+        <w:pStyle w:val="Default"/>
+        <w:rPr>
+          <w:sz w:val="32"/>
+          <w:szCs w:val="32"/>
+        </w:rPr>
+      </w:pPr>
+    </w:p>
+    <w:p>
+      <w:pPr>
+        <w:pStyle w:val="Default"/>
+        <w:jc w:val="center"/>
+        <w:rPr>
+          <w:sz w:val="32"/>
+          <w:szCs w:val="32"/>
+        </w:rPr>
+      </w:pPr>
+      <w:r>
+        <w:rPr>
+          <w:b/>
+          <w:bCs/>
+          <w:sz w:val="32"/>
+          <w:szCs w:val="32"/>
+        </w:rPr>
+        <w:t xml:space="preserve">Program Studi D-3 Teknik </w:t>
+      </w:r>
+      <w:proofErr w:type="spellStart"/>
+      <w:r>
+        <w:rPr>
+          <w:b/>
+          <w:bCs/>
+          <w:sz w:val="32"/>
+          <w:szCs w:val="32"/>
+        </w:rPr>
+        <w:t>Informatika</w:t>
+      </w:r>
+      <w:proofErr w:type="spellEnd"/>
+    </w:p>
+    <w:p>
+      <w:pPr>
+        <w:pStyle w:val="Default"/>
+        <w:jc w:val="center"/>
+        <w:rPr>
+          <w:b/>
+          <w:bCs/>
+          <w:sz w:val="32"/>
+          <w:szCs w:val="32"/>
+        </w:rPr>
+      </w:pPr>
+      <w:proofErr w:type="spellStart"/>
+      <w:r>
+        <w:rPr>
+          <w:b/>
+          <w:bCs/>
+          <w:sz w:val="32"/>
+          <w:szCs w:val="32"/>
+        </w:rPr>
+        <w:t>Politeknik</w:t>
+      </w:r>
+      <w:proofErr w:type="spellEnd"/>
+      <w:r>
+        <w:rPr>
+          <w:b/>
+          <w:bCs/>
+          <w:sz w:val="32"/>
+          <w:szCs w:val="32"/>
+        </w:rPr>
+        <w:t xml:space="preserve"> Negeri Bandung </w:t>
       </w:r>
     </w:p>
     <w:p>
@@ -594,7 +844,35 @@
         <w:rPr>
           <w:rFonts w:ascii="Times New Roman" w:hAnsi="Times New Roman" w:cs="Times New Roman"/>
         </w:rPr>
-        <w:t>Screenshot hasil akhir program</w:t>
+        <w:t xml:space="preserve">Screenshot </w:t>
+      </w:r>
+      <w:proofErr w:type="spellStart"/>
+      <w:r>
+        <w:rPr>
+          <w:rFonts w:ascii="Times New Roman" w:hAnsi="Times New Roman" w:cs="Times New Roman"/>
+        </w:rPr>
+        <w:t>hasil</w:t>
+      </w:r>
+      <w:proofErr w:type="spellEnd"/>
+      <w:r>
+        <w:rPr>
+          <w:rFonts w:ascii="Times New Roman" w:hAnsi="Times New Roman" w:cs="Times New Roman"/>
+        </w:rPr>
+        <w:t xml:space="preserve"> </w:t>
+      </w:r>
+      <w:proofErr w:type="spellStart"/>
+      <w:r>
+        <w:rPr>
+          <w:rFonts w:ascii="Times New Roman" w:hAnsi="Times New Roman" w:cs="Times New Roman"/>
+        </w:rPr>
+        <w:t>akhir</w:t>
+      </w:r>
+      <w:proofErr w:type="spellEnd"/>
+      <w:r>
+        <w:rPr>
+          <w:rFonts w:ascii="Times New Roman" w:hAnsi="Times New Roman" w:cs="Times New Roman"/>
+        </w:rPr>
+        <w:t xml:space="preserve"> program</w:t>
       </w:r>
     </w:p>
     <w:p>
@@ -608,6 +886,7 @@
       <w:r>
         <w:rPr>
           <w:rFonts w:ascii="Times New Roman" w:hAnsi="Times New Roman" w:cs="Times New Roman"/>
+          <w:noProof/>
         </w:rPr>
         <w:drawing>
           <wp:inline distT="0" distB="0" distL="0" distR="0" wp14:anchorId="2F97261C" wp14:editId="549DBB84">
@@ -658,12 +937,56 @@
           <w:rFonts w:ascii="Times New Roman" w:hAnsi="Times New Roman" w:cs="Times New Roman"/>
         </w:rPr>
       </w:pPr>
-      <w:r>
-        <w:rPr>
-          <w:rFonts w:ascii="Times New Roman" w:hAnsi="Times New Roman" w:cs="Times New Roman"/>
-        </w:rPr>
-        <w:t>Jawaban tiap soal yang dipertanyakan</w:t>
-      </w:r>
+      <w:proofErr w:type="spellStart"/>
+      <w:r>
+        <w:rPr>
+          <w:rFonts w:ascii="Times New Roman" w:hAnsi="Times New Roman" w:cs="Times New Roman"/>
+        </w:rPr>
+        <w:t>Jawaban</w:t>
+      </w:r>
+      <w:proofErr w:type="spellEnd"/>
+      <w:r>
+        <w:rPr>
+          <w:rFonts w:ascii="Times New Roman" w:hAnsi="Times New Roman" w:cs="Times New Roman"/>
+        </w:rPr>
+        <w:t xml:space="preserve"> </w:t>
+      </w:r>
+      <w:proofErr w:type="spellStart"/>
+      <w:r>
+        <w:rPr>
+          <w:rFonts w:ascii="Times New Roman" w:hAnsi="Times New Roman" w:cs="Times New Roman"/>
+        </w:rPr>
+        <w:t>tiap</w:t>
+      </w:r>
+      <w:proofErr w:type="spellEnd"/>
+      <w:r>
+        <w:rPr>
+          <w:rFonts w:ascii="Times New Roman" w:hAnsi="Times New Roman" w:cs="Times New Roman"/>
+        </w:rPr>
+        <w:t xml:space="preserve"> </w:t>
+      </w:r>
+      <w:proofErr w:type="spellStart"/>
+      <w:r>
+        <w:rPr>
+          <w:rFonts w:ascii="Times New Roman" w:hAnsi="Times New Roman" w:cs="Times New Roman"/>
+        </w:rPr>
+        <w:t>soal</w:t>
+      </w:r>
+      <w:proofErr w:type="spellEnd"/>
+      <w:r>
+        <w:rPr>
+          <w:rFonts w:ascii="Times New Roman" w:hAnsi="Times New Roman" w:cs="Times New Roman"/>
+        </w:rPr>
+        <w:t xml:space="preserve"> yang </w:t>
+      </w:r>
+      <w:proofErr w:type="spellStart"/>
+      <w:r>
+        <w:rPr>
+          <w:rFonts w:ascii="Times New Roman" w:hAnsi="Times New Roman" w:cs="Times New Roman"/>
+        </w:rPr>
+        <w:t>dipertanyakan</w:t>
+      </w:r>
+      <w:proofErr w:type="spellEnd"/>
     </w:p>
     <w:p>
       <w:pPr>
@@ -677,11 +1000,75 @@
           <w:rFonts w:ascii="Times New Roman" w:hAnsi="Times New Roman" w:cs="Times New Roman"/>
         </w:rPr>
       </w:pPr>
-      <w:r>
-        <w:rPr>
-          <w:rFonts w:ascii="Times New Roman" w:hAnsi="Times New Roman" w:cs="Times New Roman"/>
-        </w:rPr>
-        <w:t>Penjelasan Penentuan Tipe Data untuk Setiap Input</w:t>
+      <w:proofErr w:type="spellStart"/>
+      <w:r>
+        <w:rPr>
+          <w:rFonts w:ascii="Times New Roman" w:hAnsi="Times New Roman" w:cs="Times New Roman"/>
+        </w:rPr>
+        <w:t>Penjelasan</w:t>
+      </w:r>
+      <w:proofErr w:type="spellEnd"/>
+      <w:r>
+        <w:rPr>
+          <w:rFonts w:ascii="Times New Roman" w:hAnsi="Times New Roman" w:cs="Times New Roman"/>
+        </w:rPr>
+        <w:t xml:space="preserve"> </w:t>
+      </w:r>
+      <w:proofErr w:type="spellStart"/>
+      <w:r>
+        <w:rPr>
+          <w:rFonts w:ascii="Times New Roman" w:hAnsi="Times New Roman" w:cs="Times New Roman"/>
+        </w:rPr>
+        <w:t>Penentuan</w:t>
+      </w:r>
+      <w:proofErr w:type="spellEnd"/>
+      <w:r>
+        <w:rPr>
+          <w:rFonts w:ascii="Times New Roman" w:hAnsi="Times New Roman" w:cs="Times New Roman"/>
+        </w:rPr>
+        <w:t xml:space="preserve"> </w:t>
+      </w:r>
+      <w:proofErr w:type="spellStart"/>
+      <w:r>
+        <w:rPr>
+          <w:rFonts w:ascii="Times New Roman" w:hAnsi="Times New Roman" w:cs="Times New Roman"/>
+        </w:rPr>
+        <w:t>Tipe</w:t>
+      </w:r>
+      <w:proofErr w:type="spellEnd"/>
+      <w:r>
+        <w:rPr>
+          <w:rFonts w:ascii="Times New Roman" w:hAnsi="Times New Roman" w:cs="Times New Roman"/>
+        </w:rPr>
+        <w:t xml:space="preserve"> Data </w:t>
+      </w:r>
+      <w:proofErr w:type="spellStart"/>
+      <w:r>
+        <w:rPr>
+          <w:rFonts w:ascii="Times New Roman" w:hAnsi="Times New Roman" w:cs="Times New Roman"/>
+        </w:rPr>
+        <w:t>untuk</w:t>
+      </w:r>
+      <w:proofErr w:type="spellEnd"/>
+      <w:r>
+        <w:rPr>
+          <w:rFonts w:ascii="Times New Roman" w:hAnsi="Times New Roman" w:cs="Times New Roman"/>
+        </w:rPr>
+        <w:t xml:space="preserve"> </w:t>
+      </w:r>
+      <w:proofErr w:type="spellStart"/>
+      <w:r>
+        <w:rPr>
+          <w:rFonts w:ascii="Times New Roman" w:hAnsi="Times New Roman" w:cs="Times New Roman"/>
+        </w:rPr>
+        <w:t>Setiap</w:t>
+      </w:r>
+      <w:proofErr w:type="spellEnd"/>
+      <w:r>
+        <w:rPr>
+          <w:rFonts w:ascii="Times New Roman" w:hAnsi="Times New Roman" w:cs="Times New Roman"/>
+        </w:rPr>
+        <w:t xml:space="preserve"> Input</w:t>
       </w:r>
     </w:p>
     <w:p>
@@ -700,7 +1087,189 @@
         <w:rPr>
           <w:rFonts w:ascii="Times New Roman" w:hAnsi="Times New Roman" w:cs="Times New Roman"/>
         </w:rPr>
-        <w:t>-150 Nilai ini berada di luar jangkauan byte (-128 sampai dengan 127), namun masuk ke dalam rentang short (-32.768 sampai dengan. 32.767), int, dan long.</w:t>
+        <w:t xml:space="preserve">-150 Nilai </w:t>
+      </w:r>
+      <w:proofErr w:type="spellStart"/>
+      <w:r>
+        <w:rPr>
+          <w:rFonts w:ascii="Times New Roman" w:hAnsi="Times New Roman" w:cs="Times New Roman"/>
+        </w:rPr>
+        <w:t>ini</w:t>
+      </w:r>
+      <w:proofErr w:type="spellEnd"/>
+      <w:r>
+        <w:rPr>
+          <w:rFonts w:ascii="Times New Roman" w:hAnsi="Times New Roman" w:cs="Times New Roman"/>
+        </w:rPr>
+        <w:t xml:space="preserve"> </w:t>
+      </w:r>
+      <w:proofErr w:type="spellStart"/>
+      <w:r>
+        <w:rPr>
+          <w:rFonts w:ascii="Times New Roman" w:hAnsi="Times New Roman" w:cs="Times New Roman"/>
+        </w:rPr>
+        <w:t>berada</w:t>
+      </w:r>
+      <w:proofErr w:type="spellEnd"/>
+      <w:r>
+        <w:rPr>
+          <w:rFonts w:ascii="Times New Roman" w:hAnsi="Times New Roman" w:cs="Times New Roman"/>
+        </w:rPr>
+        <w:t xml:space="preserve"> di </w:t>
+      </w:r>
+      <w:proofErr w:type="spellStart"/>
+      <w:r>
+        <w:rPr>
+          <w:rFonts w:ascii="Times New Roman" w:hAnsi="Times New Roman" w:cs="Times New Roman"/>
+        </w:rPr>
+        <w:t>luar</w:t>
+      </w:r>
+      <w:proofErr w:type="spellEnd"/>
+      <w:r>
+        <w:rPr>
+          <w:rFonts w:ascii="Times New Roman" w:hAnsi="Times New Roman" w:cs="Times New Roman"/>
+        </w:rPr>
+        <w:t xml:space="preserve"> </w:t>
+      </w:r>
+      <w:proofErr w:type="spellStart"/>
+      <w:r>
+        <w:rPr>
+          <w:rFonts w:ascii="Times New Roman" w:hAnsi="Times New Roman" w:cs="Times New Roman"/>
+        </w:rPr>
+        <w:t>jangkauan</w:t>
+      </w:r>
+      <w:proofErr w:type="spellEnd"/>
+      <w:r>
+        <w:rPr>
+          <w:rFonts w:ascii="Times New Roman" w:hAnsi="Times New Roman" w:cs="Times New Roman"/>
+        </w:rPr>
+        <w:t xml:space="preserve"> byte (-128 </w:t>
+      </w:r>
+      <w:proofErr w:type="spellStart"/>
+      <w:r>
+        <w:rPr>
+          <w:rFonts w:ascii="Times New Roman" w:hAnsi="Times New Roman" w:cs="Times New Roman"/>
+        </w:rPr>
+        <w:t>sampai</w:t>
+      </w:r>
+      <w:proofErr w:type="spellEnd"/>
+      <w:r>
+        <w:rPr>
+          <w:rFonts w:ascii="Times New Roman" w:hAnsi="Times New Roman" w:cs="Times New Roman"/>
+        </w:rPr>
+        <w:t xml:space="preserve"> </w:t>
+      </w:r>
+      <w:proofErr w:type="spellStart"/>
+      <w:r>
+        <w:rPr>
+          <w:rFonts w:ascii="Times New Roman" w:hAnsi="Times New Roman" w:cs="Times New Roman"/>
+        </w:rPr>
+        <w:t>dengan</w:t>
+      </w:r>
+      <w:proofErr w:type="spellEnd"/>
+      <w:r>
+        <w:rPr>
+          <w:rFonts w:ascii="Times New Roman" w:hAnsi="Times New Roman" w:cs="Times New Roman"/>
+        </w:rPr>
+        <w:t xml:space="preserve"> 127), </w:t>
+      </w:r>
+      <w:proofErr w:type="spellStart"/>
+      <w:r>
+        <w:rPr>
+          <w:rFonts w:ascii="Times New Roman" w:hAnsi="Times New Roman" w:cs="Times New Roman"/>
+        </w:rPr>
+        <w:t>namun</w:t>
+      </w:r>
+      <w:proofErr w:type="spellEnd"/>
+      <w:r>
+        <w:rPr>
+          <w:rFonts w:ascii="Times New Roman" w:hAnsi="Times New Roman" w:cs="Times New Roman"/>
+        </w:rPr>
+        <w:t xml:space="preserve"> </w:t>
+      </w:r>
+      <w:proofErr w:type="spellStart"/>
+      <w:r>
+        <w:rPr>
+          <w:rFonts w:ascii="Times New Roman" w:hAnsi="Times New Roman" w:cs="Times New Roman"/>
+        </w:rPr>
+        <w:t>masuk</w:t>
+      </w:r>
+      <w:proofErr w:type="spellEnd"/>
+      <w:r>
+        <w:rPr>
+          <w:rFonts w:ascii="Times New Roman" w:hAnsi="Times New Roman" w:cs="Times New Roman"/>
+        </w:rPr>
+        <w:t xml:space="preserve"> </w:t>
+      </w:r>
+      <w:proofErr w:type="spellStart"/>
+      <w:r>
+        <w:rPr>
+          <w:rFonts w:ascii="Times New Roman" w:hAnsi="Times New Roman" w:cs="Times New Roman"/>
+        </w:rPr>
+        <w:t>ke</w:t>
+      </w:r>
+      <w:proofErr w:type="spellEnd"/>
+      <w:r>
+        <w:rPr>
+          <w:rFonts w:ascii="Times New Roman" w:hAnsi="Times New Roman" w:cs="Times New Roman"/>
+        </w:rPr>
+        <w:t xml:space="preserve"> </w:t>
+      </w:r>
+      <w:proofErr w:type="spellStart"/>
+      <w:r>
+        <w:rPr>
+          <w:rFonts w:ascii="Times New Roman" w:hAnsi="Times New Roman" w:cs="Times New Roman"/>
+        </w:rPr>
+        <w:t>dalam</w:t>
+      </w:r>
+      <w:proofErr w:type="spellEnd"/>
+      <w:r>
+        <w:rPr>
+          <w:rFonts w:ascii="Times New Roman" w:hAnsi="Times New Roman" w:cs="Times New Roman"/>
+        </w:rPr>
+        <w:t xml:space="preserve"> </w:t>
+      </w:r>
+      <w:proofErr w:type="spellStart"/>
+      <w:r>
+        <w:rPr>
+          <w:rFonts w:ascii="Times New Roman" w:hAnsi="Times New Roman" w:cs="Times New Roman"/>
+        </w:rPr>
+        <w:t>rentang</w:t>
+      </w:r>
+      <w:proofErr w:type="spellEnd"/>
+      <w:r>
+        <w:rPr>
+          <w:rFonts w:ascii="Times New Roman" w:hAnsi="Times New Roman" w:cs="Times New Roman"/>
+        </w:rPr>
+        <w:t xml:space="preserve"> short (-32.768 </w:t>
+      </w:r>
+      <w:proofErr w:type="spellStart"/>
+      <w:r>
+        <w:rPr>
+          <w:rFonts w:ascii="Times New Roman" w:hAnsi="Times New Roman" w:cs="Times New Roman"/>
+        </w:rPr>
+        <w:t>sampai</w:t>
+      </w:r>
+      <w:proofErr w:type="spellEnd"/>
+      <w:r>
+        <w:rPr>
+          <w:rFonts w:ascii="Times New Roman" w:hAnsi="Times New Roman" w:cs="Times New Roman"/>
+        </w:rPr>
+        <w:t xml:space="preserve"> </w:t>
+      </w:r>
+      <w:proofErr w:type="spellStart"/>
+      <w:r>
+        <w:rPr>
+          <w:rFonts w:ascii="Times New Roman" w:hAnsi="Times New Roman" w:cs="Times New Roman"/>
+        </w:rPr>
+        <w:t>dengan</w:t>
+      </w:r>
+      <w:proofErr w:type="spellEnd"/>
+      <w:r>
+        <w:rPr>
+          <w:rFonts w:ascii="Times New Roman" w:hAnsi="Times New Roman" w:cs="Times New Roman"/>
+        </w:rPr>
+        <w:t>. 32.767), int, dan long.</w:t>
       </w:r>
     </w:p>
     <w:p>
@@ -719,7 +1288,147 @@
         <w:rPr>
           <w:rFonts w:ascii="Times New Roman" w:hAnsi="Times New Roman" w:cs="Times New Roman"/>
         </w:rPr>
-        <w:t>150000 Nilai ini melebihi kapasitas short, sehingga hanya dapat ditampung oleh tipe data int (-2.147.483.648 sampai dengan 2.147.483.647) dan long.</w:t>
+        <w:t xml:space="preserve">150000 Nilai </w:t>
+      </w:r>
+      <w:proofErr w:type="spellStart"/>
+      <w:r>
+        <w:rPr>
+          <w:rFonts w:ascii="Times New Roman" w:hAnsi="Times New Roman" w:cs="Times New Roman"/>
+        </w:rPr>
+        <w:t>ini</w:t>
+      </w:r>
+      <w:proofErr w:type="spellEnd"/>
+      <w:r>
+        <w:rPr>
+          <w:rFonts w:ascii="Times New Roman" w:hAnsi="Times New Roman" w:cs="Times New Roman"/>
+        </w:rPr>
+        <w:t xml:space="preserve"> </w:t>
+      </w:r>
+      <w:proofErr w:type="spellStart"/>
+      <w:r>
+        <w:rPr>
+          <w:rFonts w:ascii="Times New Roman" w:hAnsi="Times New Roman" w:cs="Times New Roman"/>
+        </w:rPr>
+        <w:t>melebihi</w:t>
+      </w:r>
+      <w:proofErr w:type="spellEnd"/>
+      <w:r>
+        <w:rPr>
+          <w:rFonts w:ascii="Times New Roman" w:hAnsi="Times New Roman" w:cs="Times New Roman"/>
+        </w:rPr>
+        <w:t xml:space="preserve"> </w:t>
+      </w:r>
+      <w:proofErr w:type="spellStart"/>
+      <w:r>
+        <w:rPr>
+          <w:rFonts w:ascii="Times New Roman" w:hAnsi="Times New Roman" w:cs="Times New Roman"/>
+        </w:rPr>
+        <w:t>kapasitas</w:t>
+      </w:r>
+      <w:proofErr w:type="spellEnd"/>
+      <w:r>
+        <w:rPr>
+          <w:rFonts w:ascii="Times New Roman" w:hAnsi="Times New Roman" w:cs="Times New Roman"/>
+        </w:rPr>
+        <w:t xml:space="preserve"> short, </w:t>
+      </w:r>
+      <w:proofErr w:type="spellStart"/>
+      <w:r>
+        <w:rPr>
+          <w:rFonts w:ascii="Times New Roman" w:hAnsi="Times New Roman" w:cs="Times New Roman"/>
+        </w:rPr>
+        <w:t>sehingga</w:t>
+      </w:r>
+      <w:proofErr w:type="spellEnd"/>
+      <w:r>
+        <w:rPr>
+          <w:rFonts w:ascii="Times New Roman" w:hAnsi="Times New Roman" w:cs="Times New Roman"/>
+        </w:rPr>
+        <w:t xml:space="preserve"> </w:t>
+      </w:r>
+      <w:proofErr w:type="spellStart"/>
+      <w:r>
+        <w:rPr>
+          <w:rFonts w:ascii="Times New Roman" w:hAnsi="Times New Roman" w:cs="Times New Roman"/>
+        </w:rPr>
+        <w:t>hanya</w:t>
+      </w:r>
+      <w:proofErr w:type="spellEnd"/>
+      <w:r>
+        <w:rPr>
+          <w:rFonts w:ascii="Times New Roman" w:hAnsi="Times New Roman" w:cs="Times New Roman"/>
+        </w:rPr>
+        <w:t xml:space="preserve"> </w:t>
+      </w:r>
+      <w:proofErr w:type="spellStart"/>
+      <w:r>
+        <w:rPr>
+          <w:rFonts w:ascii="Times New Roman" w:hAnsi="Times New Roman" w:cs="Times New Roman"/>
+        </w:rPr>
+        <w:t>dapat</w:t>
+      </w:r>
+      <w:proofErr w:type="spellEnd"/>
+      <w:r>
+        <w:rPr>
+          <w:rFonts w:ascii="Times New Roman" w:hAnsi="Times New Roman" w:cs="Times New Roman"/>
+        </w:rPr>
+        <w:t xml:space="preserve"> </w:t>
+      </w:r>
+      <w:proofErr w:type="spellStart"/>
+      <w:r>
+        <w:rPr>
+          <w:rFonts w:ascii="Times New Roman" w:hAnsi="Times New Roman" w:cs="Times New Roman"/>
+        </w:rPr>
+        <w:t>ditampung</w:t>
+      </w:r>
+      <w:proofErr w:type="spellEnd"/>
+      <w:r>
+        <w:rPr>
+          <w:rFonts w:ascii="Times New Roman" w:hAnsi="Times New Roman" w:cs="Times New Roman"/>
+        </w:rPr>
+        <w:t xml:space="preserve"> oleh </w:t>
+      </w:r>
+      <w:proofErr w:type="spellStart"/>
+      <w:r>
+        <w:rPr>
+          <w:rFonts w:ascii="Times New Roman" w:hAnsi="Times New Roman" w:cs="Times New Roman"/>
+        </w:rPr>
+        <w:t>tipe</w:t>
+      </w:r>
+      <w:proofErr w:type="spellEnd"/>
+      <w:r>
+        <w:rPr>
+          <w:rFonts w:ascii="Times New Roman" w:hAnsi="Times New Roman" w:cs="Times New Roman"/>
+        </w:rPr>
+        <w:t xml:space="preserve"> data int (-2.147.483.648 </w:t>
+      </w:r>
+      <w:proofErr w:type="spellStart"/>
+      <w:r>
+        <w:rPr>
+          <w:rFonts w:ascii="Times New Roman" w:hAnsi="Times New Roman" w:cs="Times New Roman"/>
+        </w:rPr>
+        <w:t>sampai</w:t>
+      </w:r>
+      <w:proofErr w:type="spellEnd"/>
+      <w:r>
+        <w:rPr>
+          <w:rFonts w:ascii="Times New Roman" w:hAnsi="Times New Roman" w:cs="Times New Roman"/>
+        </w:rPr>
+        <w:t xml:space="preserve"> </w:t>
+      </w:r>
+      <w:proofErr w:type="spellStart"/>
+      <w:r>
+        <w:rPr>
+          <w:rFonts w:ascii="Times New Roman" w:hAnsi="Times New Roman" w:cs="Times New Roman"/>
+        </w:rPr>
+        <w:t>dengan</w:t>
+      </w:r>
+      <w:proofErr w:type="spellEnd"/>
+      <w:r>
+        <w:rPr>
+          <w:rFonts w:ascii="Times New Roman" w:hAnsi="Times New Roman" w:cs="Times New Roman"/>
+        </w:rPr>
+        <w:t xml:space="preserve"> 2.147.483.647) dan long.</w:t>
       </w:r>
     </w:p>
     <w:p>
@@ -738,7 +1447,161 @@
         <w:rPr>
           <w:rFonts w:ascii="Times New Roman" w:hAnsi="Times New Roman" w:cs="Times New Roman"/>
         </w:rPr>
-        <w:t>213333333333333333333333333333333333 Angka ini bernilai sangat besar dan melebihi batas maksimum tipe data 64-bit long (9.223.372.036.854.775.807), sehingga dicetak pesan can't be fitted anywhere.</w:t>
+        <w:t xml:space="preserve">213333333333333333333333333333333333 Angka </w:t>
+      </w:r>
+      <w:proofErr w:type="spellStart"/>
+      <w:r>
+        <w:rPr>
+          <w:rFonts w:ascii="Times New Roman" w:hAnsi="Times New Roman" w:cs="Times New Roman"/>
+        </w:rPr>
+        <w:t>ini</w:t>
+      </w:r>
+      <w:proofErr w:type="spellEnd"/>
+      <w:r>
+        <w:rPr>
+          <w:rFonts w:ascii="Times New Roman" w:hAnsi="Times New Roman" w:cs="Times New Roman"/>
+        </w:rPr>
+        <w:t xml:space="preserve"> </w:t>
+      </w:r>
+      <w:proofErr w:type="spellStart"/>
+      <w:r>
+        <w:rPr>
+          <w:rFonts w:ascii="Times New Roman" w:hAnsi="Times New Roman" w:cs="Times New Roman"/>
+        </w:rPr>
+        <w:t>bernilai</w:t>
+      </w:r>
+      <w:proofErr w:type="spellEnd"/>
+      <w:r>
+        <w:rPr>
+          <w:rFonts w:ascii="Times New Roman" w:hAnsi="Times New Roman" w:cs="Times New Roman"/>
+        </w:rPr>
+        <w:t xml:space="preserve"> sangat </w:t>
+      </w:r>
+      <w:proofErr w:type="spellStart"/>
+      <w:r>
+        <w:rPr>
+          <w:rFonts w:ascii="Times New Roman" w:hAnsi="Times New Roman" w:cs="Times New Roman"/>
+        </w:rPr>
+        <w:t>besar</w:t>
+      </w:r>
+      <w:proofErr w:type="spellEnd"/>
+      <w:r>
+        <w:rPr>
+          <w:rFonts w:ascii="Times New Roman" w:hAnsi="Times New Roman" w:cs="Times New Roman"/>
+        </w:rPr>
+        <w:t xml:space="preserve"> dan </w:t>
+      </w:r>
+      <w:proofErr w:type="spellStart"/>
+      <w:r>
+        <w:rPr>
+          <w:rFonts w:ascii="Times New Roman" w:hAnsi="Times New Roman" w:cs="Times New Roman"/>
+        </w:rPr>
+        <w:t>melebihi</w:t>
+      </w:r>
+      <w:proofErr w:type="spellEnd"/>
+      <w:r>
+        <w:rPr>
+          <w:rFonts w:ascii="Times New Roman" w:hAnsi="Times New Roman" w:cs="Times New Roman"/>
+        </w:rPr>
+        <w:t xml:space="preserve"> </w:t>
+      </w:r>
+      <w:proofErr w:type="spellStart"/>
+      <w:r>
+        <w:rPr>
+          <w:rFonts w:ascii="Times New Roman" w:hAnsi="Times New Roman" w:cs="Times New Roman"/>
+        </w:rPr>
+        <w:t>batas</w:t>
+      </w:r>
+      <w:proofErr w:type="spellEnd"/>
+      <w:r>
+        <w:rPr>
+          <w:rFonts w:ascii="Times New Roman" w:hAnsi="Times New Roman" w:cs="Times New Roman"/>
+        </w:rPr>
+        <w:t xml:space="preserve"> </w:t>
+      </w:r>
+      <w:proofErr w:type="spellStart"/>
+      <w:r>
+        <w:rPr>
+          <w:rFonts w:ascii="Times New Roman" w:hAnsi="Times New Roman" w:cs="Times New Roman"/>
+        </w:rPr>
+        <w:t>maksimum</w:t>
+      </w:r>
+      <w:proofErr w:type="spellEnd"/>
+      <w:r>
+        <w:rPr>
+          <w:rFonts w:ascii="Times New Roman" w:hAnsi="Times New Roman" w:cs="Times New Roman"/>
+        </w:rPr>
+        <w:t xml:space="preserve"> </w:t>
+      </w:r>
+      <w:proofErr w:type="spellStart"/>
+      <w:r>
+        <w:rPr>
+          <w:rFonts w:ascii="Times New Roman" w:hAnsi="Times New Roman" w:cs="Times New Roman"/>
+        </w:rPr>
+        <w:t>tipe</w:t>
+      </w:r>
+      <w:proofErr w:type="spellEnd"/>
+      <w:r>
+        <w:rPr>
+          <w:rFonts w:ascii="Times New Roman" w:hAnsi="Times New Roman" w:cs="Times New Roman"/>
+        </w:rPr>
+        <w:t xml:space="preserve"> data 64-bit long (9.223.372.036.854.775.807), </w:t>
+      </w:r>
+      <w:proofErr w:type="spellStart"/>
+      <w:r>
+        <w:rPr>
+          <w:rFonts w:ascii="Times New Roman" w:hAnsi="Times New Roman" w:cs="Times New Roman"/>
+        </w:rPr>
+        <w:t>sehingga</w:t>
+      </w:r>
+      <w:proofErr w:type="spellEnd"/>
+      <w:r>
+        <w:rPr>
+          <w:rFonts w:ascii="Times New Roman" w:hAnsi="Times New Roman" w:cs="Times New Roman"/>
+        </w:rPr>
+        <w:t xml:space="preserve"> </w:t>
+      </w:r>
+      <w:proofErr w:type="spellStart"/>
+      <w:r>
+        <w:rPr>
+          <w:rFonts w:ascii="Times New Roman" w:hAnsi="Times New Roman" w:cs="Times New Roman"/>
+        </w:rPr>
+        <w:t>dicetak</w:t>
+      </w:r>
+      <w:proofErr w:type="spellEnd"/>
+      <w:r>
+        <w:rPr>
+          <w:rFonts w:ascii="Times New Roman" w:hAnsi="Times New Roman" w:cs="Times New Roman"/>
+        </w:rPr>
+        <w:t xml:space="preserve"> </w:t>
+      </w:r>
+      <w:proofErr w:type="spellStart"/>
+      <w:r>
+        <w:rPr>
+          <w:rFonts w:ascii="Times New Roman" w:hAnsi="Times New Roman" w:cs="Times New Roman"/>
+        </w:rPr>
+        <w:t>pesan</w:t>
+      </w:r>
+      <w:proofErr w:type="spellEnd"/>
+      <w:r>
+        <w:rPr>
+          <w:rFonts w:ascii="Times New Roman" w:hAnsi="Times New Roman" w:cs="Times New Roman"/>
+        </w:rPr>
+        <w:t xml:space="preserve"> </w:t>
+      </w:r>
+      <w:proofErr w:type="gramStart"/>
+      <w:r>
+        <w:rPr>
+          <w:rFonts w:ascii="Times New Roman" w:hAnsi="Times New Roman" w:cs="Times New Roman"/>
+        </w:rPr>
+        <w:t>can't</w:t>
+      </w:r>
+      <w:proofErr w:type="gramEnd"/>
+      <w:r>
+        <w:rPr>
+          <w:rFonts w:ascii="Times New Roman" w:hAnsi="Times New Roman" w:cs="Times New Roman"/>
+        </w:rPr>
+        <w:t xml:space="preserve"> be fitted anywhere.</w:t>
       </w:r>
     </w:p>
     <w:p>
@@ -757,7 +1620,161 @@
         <w:rPr>
           <w:rFonts w:ascii="Times New Roman" w:hAnsi="Times New Roman" w:cs="Times New Roman"/>
         </w:rPr>
-        <w:t>-100000000000000 Nilai negatif ini lebih kecil dari batas minimum int, sehingga hanya dapat ditampung oleh tipe data long.</w:t>
+        <w:t xml:space="preserve">-100000000000000 Nilai </w:t>
+      </w:r>
+      <w:proofErr w:type="spellStart"/>
+      <w:r>
+        <w:rPr>
+          <w:rFonts w:ascii="Times New Roman" w:hAnsi="Times New Roman" w:cs="Times New Roman"/>
+        </w:rPr>
+        <w:t>negatif</w:t>
+      </w:r>
+      <w:proofErr w:type="spellEnd"/>
+      <w:r>
+        <w:rPr>
+          <w:rFonts w:ascii="Times New Roman" w:hAnsi="Times New Roman" w:cs="Times New Roman"/>
+        </w:rPr>
+        <w:t xml:space="preserve"> </w:t>
+      </w:r>
+      <w:proofErr w:type="spellStart"/>
+      <w:r>
+        <w:rPr>
+          <w:rFonts w:ascii="Times New Roman" w:hAnsi="Times New Roman" w:cs="Times New Roman"/>
+        </w:rPr>
+        <w:t>ini</w:t>
+      </w:r>
+      <w:proofErr w:type="spellEnd"/>
+      <w:r>
+        <w:rPr>
+          <w:rFonts w:ascii="Times New Roman" w:hAnsi="Times New Roman" w:cs="Times New Roman"/>
+        </w:rPr>
+        <w:t xml:space="preserve"> </w:t>
+      </w:r>
+      <w:proofErr w:type="spellStart"/>
+      <w:r>
+        <w:rPr>
+          <w:rFonts w:ascii="Times New Roman" w:hAnsi="Times New Roman" w:cs="Times New Roman"/>
+        </w:rPr>
+        <w:t>lebih</w:t>
+      </w:r>
+      <w:proofErr w:type="spellEnd"/>
+      <w:r>
+        <w:rPr>
+          <w:rFonts w:ascii="Times New Roman" w:hAnsi="Times New Roman" w:cs="Times New Roman"/>
+        </w:rPr>
+        <w:t xml:space="preserve"> </w:t>
+      </w:r>
+      <w:proofErr w:type="spellStart"/>
+      <w:r>
+        <w:rPr>
+          <w:rFonts w:ascii="Times New Roman" w:hAnsi="Times New Roman" w:cs="Times New Roman"/>
+        </w:rPr>
+        <w:t>kecil</w:t>
+      </w:r>
+      <w:proofErr w:type="spellEnd"/>
+      <w:r>
+        <w:rPr>
+          <w:rFonts w:ascii="Times New Roman" w:hAnsi="Times New Roman" w:cs="Times New Roman"/>
+        </w:rPr>
+        <w:t xml:space="preserve"> </w:t>
+      </w:r>
+      <w:proofErr w:type="spellStart"/>
+      <w:r>
+        <w:rPr>
+          <w:rFonts w:ascii="Times New Roman" w:hAnsi="Times New Roman" w:cs="Times New Roman"/>
+        </w:rPr>
+        <w:t>dari</w:t>
+      </w:r>
+      <w:proofErr w:type="spellEnd"/>
+      <w:r>
+        <w:rPr>
+          <w:rFonts w:ascii="Times New Roman" w:hAnsi="Times New Roman" w:cs="Times New Roman"/>
+        </w:rPr>
+        <w:t xml:space="preserve"> </w:t>
+      </w:r>
+      <w:proofErr w:type="spellStart"/>
+      <w:r>
+        <w:rPr>
+          <w:rFonts w:ascii="Times New Roman" w:hAnsi="Times New Roman" w:cs="Times New Roman"/>
+        </w:rPr>
+        <w:t>batas</w:t>
+      </w:r>
+      <w:proofErr w:type="spellEnd"/>
+      <w:r>
+        <w:rPr>
+          <w:rFonts w:ascii="Times New Roman" w:hAnsi="Times New Roman" w:cs="Times New Roman"/>
+        </w:rPr>
+        <w:t xml:space="preserve"> minimum int, </w:t>
+      </w:r>
+      <w:proofErr w:type="spellStart"/>
+      <w:r>
+        <w:rPr>
+          <w:rFonts w:ascii="Times New Roman" w:hAnsi="Times New Roman" w:cs="Times New Roman"/>
+        </w:rPr>
+        <w:t>sehingga</w:t>
+      </w:r>
+      <w:proofErr w:type="spellEnd"/>
+      <w:r>
+        <w:rPr>
+          <w:rFonts w:ascii="Times New Roman" w:hAnsi="Times New Roman" w:cs="Times New Roman"/>
+        </w:rPr>
+        <w:t xml:space="preserve"> </w:t>
+      </w:r>
+      <w:proofErr w:type="spellStart"/>
+      <w:r>
+        <w:rPr>
+          <w:rFonts w:ascii="Times New Roman" w:hAnsi="Times New Roman" w:cs="Times New Roman"/>
+        </w:rPr>
+        <w:t>hanya</w:t>
+      </w:r>
+      <w:proofErr w:type="spellEnd"/>
+      <w:r>
+        <w:rPr>
+          <w:rFonts w:ascii="Times New Roman" w:hAnsi="Times New Roman" w:cs="Times New Roman"/>
+        </w:rPr>
+        <w:t xml:space="preserve"> </w:t>
+      </w:r>
+      <w:proofErr w:type="spellStart"/>
+      <w:r>
+        <w:rPr>
+          <w:rFonts w:ascii="Times New Roman" w:hAnsi="Times New Roman" w:cs="Times New Roman"/>
+        </w:rPr>
+        <w:t>dapat</w:t>
+      </w:r>
+      <w:proofErr w:type="spellEnd"/>
+      <w:r>
+        <w:rPr>
+          <w:rFonts w:ascii="Times New Roman" w:hAnsi="Times New Roman" w:cs="Times New Roman"/>
+        </w:rPr>
+        <w:t xml:space="preserve"> </w:t>
+      </w:r>
+      <w:proofErr w:type="spellStart"/>
+      <w:r>
+        <w:rPr>
+          <w:rFonts w:ascii="Times New Roman" w:hAnsi="Times New Roman" w:cs="Times New Roman"/>
+        </w:rPr>
+        <w:t>ditampung</w:t>
+      </w:r>
+      <w:proofErr w:type="spellEnd"/>
+      <w:r>
+        <w:rPr>
+          <w:rFonts w:ascii="Times New Roman" w:hAnsi="Times New Roman" w:cs="Times New Roman"/>
+        </w:rPr>
+        <w:t xml:space="preserve"> oleh </w:t>
+      </w:r>
+      <w:proofErr w:type="spellStart"/>
+      <w:r>
+        <w:rPr>
+          <w:rFonts w:ascii="Times New Roman" w:hAnsi="Times New Roman" w:cs="Times New Roman"/>
+        </w:rPr>
+        <w:t>tipe</w:t>
+      </w:r>
+      <w:proofErr w:type="spellEnd"/>
+      <w:r>
+        <w:rPr>
+          <w:rFonts w:ascii="Times New Roman" w:hAnsi="Times New Roman" w:cs="Times New Roman"/>
+        </w:rPr>
+        <w:t xml:space="preserve"> data long.</w:t>
       </w:r>
     </w:p>
     <w:p>
@@ -776,7 +1793,21 @@
         <w:rPr>
           <w:rFonts w:ascii="Times New Roman" w:hAnsi="Times New Roman" w:cs="Times New Roman"/>
         </w:rPr>
-        <w:t xml:space="preserve">Logika Pemograman </w:t>
+        <w:t xml:space="preserve">Logika </w:t>
+      </w:r>
+      <w:proofErr w:type="spellStart"/>
+      <w:r>
+        <w:rPr>
+          <w:rFonts w:ascii="Times New Roman" w:hAnsi="Times New Roman" w:cs="Times New Roman"/>
+        </w:rPr>
+        <w:t>Pemograman</w:t>
+      </w:r>
+      <w:proofErr w:type="spellEnd"/>
+      <w:r>
+        <w:rPr>
+          <w:rFonts w:ascii="Times New Roman" w:hAnsi="Times New Roman" w:cs="Times New Roman"/>
+        </w:rPr>
+        <w:t xml:space="preserve"> </w:t>
       </w:r>
     </w:p>
     <w:p>
@@ -795,7 +1826,357 @@
         <w:rPr>
           <w:rFonts w:ascii="Times New Roman" w:hAnsi="Times New Roman" w:cs="Times New Roman"/>
         </w:rPr>
-        <w:t>Program memanfaatkan BigInteger untuk membaca input sembarang panjang digit, kemudian membandingkan nilainya dengan konstanta batas rentang dari tiap tipe data (Byte.MIN_VALUE/MAX_VALUE, Short.MIN_VALUE/MAX_VALUE, dst.) secara berurutan mulai dari ukuran terkecil (byte &lt; short &lt; int &lt; long).</w:t>
+        <w:t xml:space="preserve">Program </w:t>
+      </w:r>
+      <w:proofErr w:type="spellStart"/>
+      <w:r>
+        <w:rPr>
+          <w:rFonts w:ascii="Times New Roman" w:hAnsi="Times New Roman" w:cs="Times New Roman"/>
+        </w:rPr>
+        <w:t>memanfaatkan</w:t>
+      </w:r>
+      <w:proofErr w:type="spellEnd"/>
+      <w:r>
+        <w:rPr>
+          <w:rFonts w:ascii="Times New Roman" w:hAnsi="Times New Roman" w:cs="Times New Roman"/>
+        </w:rPr>
+        <w:t xml:space="preserve"> </w:t>
+      </w:r>
+      <w:proofErr w:type="spellStart"/>
+      <w:r>
+        <w:rPr>
+          <w:rFonts w:ascii="Times New Roman" w:hAnsi="Times New Roman" w:cs="Times New Roman"/>
+        </w:rPr>
+        <w:t>BigInteger</w:t>
+      </w:r>
+      <w:proofErr w:type="spellEnd"/>
+      <w:r>
+        <w:rPr>
+          <w:rFonts w:ascii="Times New Roman" w:hAnsi="Times New Roman" w:cs="Times New Roman"/>
+        </w:rPr>
+        <w:t xml:space="preserve"> </w:t>
+      </w:r>
+      <w:proofErr w:type="spellStart"/>
+      <w:r>
+        <w:rPr>
+          <w:rFonts w:ascii="Times New Roman" w:hAnsi="Times New Roman" w:cs="Times New Roman"/>
+        </w:rPr>
+        <w:t>untuk</w:t>
+      </w:r>
+      <w:proofErr w:type="spellEnd"/>
+      <w:r>
+        <w:rPr>
+          <w:rFonts w:ascii="Times New Roman" w:hAnsi="Times New Roman" w:cs="Times New Roman"/>
+        </w:rPr>
+        <w:t xml:space="preserve"> </w:t>
+      </w:r>
+      <w:proofErr w:type="spellStart"/>
+      <w:r>
+        <w:rPr>
+          <w:rFonts w:ascii="Times New Roman" w:hAnsi="Times New Roman" w:cs="Times New Roman"/>
+        </w:rPr>
+        <w:t>membaca</w:t>
+      </w:r>
+      <w:proofErr w:type="spellEnd"/>
+      <w:r>
+        <w:rPr>
+          <w:rFonts w:ascii="Times New Roman" w:hAnsi="Times New Roman" w:cs="Times New Roman"/>
+        </w:rPr>
+        <w:t xml:space="preserve"> input </w:t>
+      </w:r>
+      <w:proofErr w:type="spellStart"/>
+      <w:r>
+        <w:rPr>
+          <w:rFonts w:ascii="Times New Roman" w:hAnsi="Times New Roman" w:cs="Times New Roman"/>
+        </w:rPr>
+        <w:t>sembarang</w:t>
+      </w:r>
+      <w:proofErr w:type="spellEnd"/>
+      <w:r>
+        <w:rPr>
+          <w:rFonts w:ascii="Times New Roman" w:hAnsi="Times New Roman" w:cs="Times New Roman"/>
+        </w:rPr>
+        <w:t xml:space="preserve"> </w:t>
+      </w:r>
+      <w:proofErr w:type="spellStart"/>
+      <w:r>
+        <w:rPr>
+          <w:rFonts w:ascii="Times New Roman" w:hAnsi="Times New Roman" w:cs="Times New Roman"/>
+        </w:rPr>
+        <w:t>panjang</w:t>
+      </w:r>
+      <w:proofErr w:type="spellEnd"/>
+      <w:r>
+        <w:rPr>
+          <w:rFonts w:ascii="Times New Roman" w:hAnsi="Times New Roman" w:cs="Times New Roman"/>
+        </w:rPr>
+        <w:t xml:space="preserve"> digit, </w:t>
+      </w:r>
+      <w:proofErr w:type="spellStart"/>
+      <w:r>
+        <w:rPr>
+          <w:rFonts w:ascii="Times New Roman" w:hAnsi="Times New Roman" w:cs="Times New Roman"/>
+        </w:rPr>
+        <w:t>kemudian</w:t>
+      </w:r>
+      <w:proofErr w:type="spellEnd"/>
+      <w:r>
+        <w:rPr>
+          <w:rFonts w:ascii="Times New Roman" w:hAnsi="Times New Roman" w:cs="Times New Roman"/>
+        </w:rPr>
+        <w:t xml:space="preserve"> </w:t>
+      </w:r>
+      <w:proofErr w:type="spellStart"/>
+      <w:r>
+        <w:rPr>
+          <w:rFonts w:ascii="Times New Roman" w:hAnsi="Times New Roman" w:cs="Times New Roman"/>
+        </w:rPr>
+        <w:t>membandingkan</w:t>
+      </w:r>
+      <w:proofErr w:type="spellEnd"/>
+      <w:r>
+        <w:rPr>
+          <w:rFonts w:ascii="Times New Roman" w:hAnsi="Times New Roman" w:cs="Times New Roman"/>
+        </w:rPr>
+        <w:t xml:space="preserve"> </w:t>
+      </w:r>
+      <w:proofErr w:type="spellStart"/>
+      <w:r>
+        <w:rPr>
+          <w:rFonts w:ascii="Times New Roman" w:hAnsi="Times New Roman" w:cs="Times New Roman"/>
+        </w:rPr>
+        <w:t>nilainya</w:t>
+      </w:r>
+      <w:proofErr w:type="spellEnd"/>
+      <w:r>
+        <w:rPr>
+          <w:rFonts w:ascii="Times New Roman" w:hAnsi="Times New Roman" w:cs="Times New Roman"/>
+        </w:rPr>
+        <w:t xml:space="preserve"> </w:t>
+      </w:r>
+      <w:proofErr w:type="spellStart"/>
+      <w:r>
+        <w:rPr>
+          <w:rFonts w:ascii="Times New Roman" w:hAnsi="Times New Roman" w:cs="Times New Roman"/>
+        </w:rPr>
+        <w:t>dengan</w:t>
+      </w:r>
+      <w:proofErr w:type="spellEnd"/>
+      <w:r>
+        <w:rPr>
+          <w:rFonts w:ascii="Times New Roman" w:hAnsi="Times New Roman" w:cs="Times New Roman"/>
+        </w:rPr>
+        <w:t xml:space="preserve"> </w:t>
+      </w:r>
+      <w:proofErr w:type="spellStart"/>
+      <w:r>
+        <w:rPr>
+          <w:rFonts w:ascii="Times New Roman" w:hAnsi="Times New Roman" w:cs="Times New Roman"/>
+        </w:rPr>
+        <w:t>konstanta</w:t>
+      </w:r>
+      <w:proofErr w:type="spellEnd"/>
+      <w:r>
+        <w:rPr>
+          <w:rFonts w:ascii="Times New Roman" w:hAnsi="Times New Roman" w:cs="Times New Roman"/>
+        </w:rPr>
+        <w:t xml:space="preserve"> </w:t>
+      </w:r>
+      <w:proofErr w:type="spellStart"/>
+      <w:r>
+        <w:rPr>
+          <w:rFonts w:ascii="Times New Roman" w:hAnsi="Times New Roman" w:cs="Times New Roman"/>
+        </w:rPr>
+        <w:t>batas</w:t>
+      </w:r>
+      <w:proofErr w:type="spellEnd"/>
+      <w:r>
+        <w:rPr>
+          <w:rFonts w:ascii="Times New Roman" w:hAnsi="Times New Roman" w:cs="Times New Roman"/>
+        </w:rPr>
+        <w:t xml:space="preserve"> </w:t>
+      </w:r>
+      <w:proofErr w:type="spellStart"/>
+      <w:r>
+        <w:rPr>
+          <w:rFonts w:ascii="Times New Roman" w:hAnsi="Times New Roman" w:cs="Times New Roman"/>
+        </w:rPr>
+        <w:t>rentang</w:t>
+      </w:r>
+      <w:proofErr w:type="spellEnd"/>
+      <w:r>
+        <w:rPr>
+          <w:rFonts w:ascii="Times New Roman" w:hAnsi="Times New Roman" w:cs="Times New Roman"/>
+        </w:rPr>
+        <w:t xml:space="preserve"> </w:t>
+      </w:r>
+      <w:proofErr w:type="spellStart"/>
+      <w:r>
+        <w:rPr>
+          <w:rFonts w:ascii="Times New Roman" w:hAnsi="Times New Roman" w:cs="Times New Roman"/>
+        </w:rPr>
+        <w:t>dari</w:t>
+      </w:r>
+      <w:proofErr w:type="spellEnd"/>
+      <w:r>
+        <w:rPr>
+          <w:rFonts w:ascii="Times New Roman" w:hAnsi="Times New Roman" w:cs="Times New Roman"/>
+        </w:rPr>
+        <w:t xml:space="preserve"> </w:t>
+      </w:r>
+      <w:proofErr w:type="spellStart"/>
+      <w:r>
+        <w:rPr>
+          <w:rFonts w:ascii="Times New Roman" w:hAnsi="Times New Roman" w:cs="Times New Roman"/>
+        </w:rPr>
+        <w:t>tiap</w:t>
+      </w:r>
+      <w:proofErr w:type="spellEnd"/>
+      <w:r>
+        <w:rPr>
+          <w:rFonts w:ascii="Times New Roman" w:hAnsi="Times New Roman" w:cs="Times New Roman"/>
+        </w:rPr>
+        <w:t xml:space="preserve"> </w:t>
+      </w:r>
+      <w:proofErr w:type="spellStart"/>
+      <w:r>
+        <w:rPr>
+          <w:rFonts w:ascii="Times New Roman" w:hAnsi="Times New Roman" w:cs="Times New Roman"/>
+        </w:rPr>
+        <w:t>tipe</w:t>
+      </w:r>
+      <w:proofErr w:type="spellEnd"/>
+      <w:r>
+        <w:rPr>
+          <w:rFonts w:ascii="Times New Roman" w:hAnsi="Times New Roman" w:cs="Times New Roman"/>
+        </w:rPr>
+        <w:t xml:space="preserve"> data (</w:t>
+      </w:r>
+      <w:proofErr w:type="spellStart"/>
+      <w:r>
+        <w:rPr>
+          <w:rFonts w:ascii="Times New Roman" w:hAnsi="Times New Roman" w:cs="Times New Roman"/>
+        </w:rPr>
+        <w:t>Byte.MIN_VALUE</w:t>
+      </w:r>
+      <w:proofErr w:type="spellEnd"/>
+      <w:r>
+        <w:rPr>
+          <w:rFonts w:ascii="Times New Roman" w:hAnsi="Times New Roman" w:cs="Times New Roman"/>
+        </w:rPr>
+        <w:t xml:space="preserve">/MAX_VALUE, </w:t>
+      </w:r>
+      <w:proofErr w:type="spellStart"/>
+      <w:r>
+        <w:rPr>
+          <w:rFonts w:ascii="Times New Roman" w:hAnsi="Times New Roman" w:cs="Times New Roman"/>
+        </w:rPr>
+        <w:t>Short.MIN_VALUE</w:t>
+      </w:r>
+      <w:proofErr w:type="spellEnd"/>
+      <w:r>
+        <w:rPr>
+          <w:rFonts w:ascii="Times New Roman" w:hAnsi="Times New Roman" w:cs="Times New Roman"/>
+        </w:rPr>
+        <w:t xml:space="preserve">/MAX_VALUE, </w:t>
+      </w:r>
+      <w:proofErr w:type="spellStart"/>
+      <w:r>
+        <w:rPr>
+          <w:rFonts w:ascii="Times New Roman" w:hAnsi="Times New Roman" w:cs="Times New Roman"/>
+        </w:rPr>
+        <w:t>dst</w:t>
+      </w:r>
+      <w:proofErr w:type="spellEnd"/>
+      <w:r>
+        <w:rPr>
+          <w:rFonts w:ascii="Times New Roman" w:hAnsi="Times New Roman" w:cs="Times New Roman"/>
+        </w:rPr>
+        <w:t xml:space="preserve">.) </w:t>
+      </w:r>
+      <w:proofErr w:type="spellStart"/>
+      <w:r>
+        <w:rPr>
+          <w:rFonts w:ascii="Times New Roman" w:hAnsi="Times New Roman" w:cs="Times New Roman"/>
+        </w:rPr>
+        <w:t>secara</w:t>
+      </w:r>
+      <w:proofErr w:type="spellEnd"/>
+      <w:r>
+        <w:rPr>
+          <w:rFonts w:ascii="Times New Roman" w:hAnsi="Times New Roman" w:cs="Times New Roman"/>
+        </w:rPr>
+        <w:t xml:space="preserve"> </w:t>
+      </w:r>
+      <w:proofErr w:type="spellStart"/>
+      <w:r>
+        <w:rPr>
+          <w:rFonts w:ascii="Times New Roman" w:hAnsi="Times New Roman" w:cs="Times New Roman"/>
+        </w:rPr>
+        <w:t>berurutan</w:t>
+      </w:r>
+      <w:proofErr w:type="spellEnd"/>
+      <w:r>
+        <w:rPr>
+          <w:rFonts w:ascii="Times New Roman" w:hAnsi="Times New Roman" w:cs="Times New Roman"/>
+        </w:rPr>
+        <w:t xml:space="preserve"> </w:t>
+      </w:r>
+      <w:proofErr w:type="spellStart"/>
+      <w:r>
+        <w:rPr>
+          <w:rFonts w:ascii="Times New Roman" w:hAnsi="Times New Roman" w:cs="Times New Roman"/>
+        </w:rPr>
+        <w:t>mulai</w:t>
+      </w:r>
+      <w:proofErr w:type="spellEnd"/>
+      <w:r>
+        <w:rPr>
+          <w:rFonts w:ascii="Times New Roman" w:hAnsi="Times New Roman" w:cs="Times New Roman"/>
+        </w:rPr>
+        <w:t xml:space="preserve"> </w:t>
+      </w:r>
+      <w:proofErr w:type="spellStart"/>
+      <w:r>
+        <w:rPr>
+          <w:rFonts w:ascii="Times New Roman" w:hAnsi="Times New Roman" w:cs="Times New Roman"/>
+        </w:rPr>
+        <w:t>dari</w:t>
+      </w:r>
+      <w:proofErr w:type="spellEnd"/>
+      <w:r>
+        <w:rPr>
+          <w:rFonts w:ascii="Times New Roman" w:hAnsi="Times New Roman" w:cs="Times New Roman"/>
+        </w:rPr>
+        <w:t xml:space="preserve"> </w:t>
+      </w:r>
+      <w:proofErr w:type="spellStart"/>
+      <w:r>
+        <w:rPr>
+          <w:rFonts w:ascii="Times New Roman" w:hAnsi="Times New Roman" w:cs="Times New Roman"/>
+        </w:rPr>
+        <w:t>ukuran</w:t>
+      </w:r>
+      <w:proofErr w:type="spellEnd"/>
+      <w:r>
+        <w:rPr>
+          <w:rFonts w:ascii="Times New Roman" w:hAnsi="Times New Roman" w:cs="Times New Roman"/>
+        </w:rPr>
+        <w:t xml:space="preserve"> </w:t>
+      </w:r>
+      <w:proofErr w:type="spellStart"/>
+      <w:r>
+        <w:rPr>
+          <w:rFonts w:ascii="Times New Roman" w:hAnsi="Times New Roman" w:cs="Times New Roman"/>
+        </w:rPr>
+        <w:t>terkecil</w:t>
+      </w:r>
+      <w:proofErr w:type="spellEnd"/>
+      <w:r>
+        <w:rPr>
+          <w:rFonts w:ascii="Times New Roman" w:hAnsi="Times New Roman" w:cs="Times New Roman"/>
+        </w:rPr>
+        <w:t xml:space="preserve"> (byte &lt; short &lt; int &lt; long).</w:t>
       </w:r>
     </w:p>
     <w:p>
@@ -810,12 +2191,28 @@
           <w:rFonts w:ascii="Times New Roman" w:hAnsi="Times New Roman" w:cs="Times New Roman"/>
         </w:rPr>
       </w:pPr>
-      <w:r>
-        <w:rPr>
-          <w:rFonts w:ascii="Times New Roman" w:hAnsi="Times New Roman" w:cs="Times New Roman"/>
-        </w:rPr>
-        <w:t>Permasalahan yang dihadapi</w:t>
-      </w:r>
+      <w:proofErr w:type="spellStart"/>
+      <w:r>
+        <w:rPr>
+          <w:rFonts w:ascii="Times New Roman" w:hAnsi="Times New Roman" w:cs="Times New Roman"/>
+        </w:rPr>
+        <w:t>Permasalahan</w:t>
+      </w:r>
+      <w:proofErr w:type="spellEnd"/>
+      <w:r>
+        <w:rPr>
+          <w:rFonts w:ascii="Times New Roman" w:hAnsi="Times New Roman" w:cs="Times New Roman"/>
+        </w:rPr>
+        <w:t xml:space="preserve"> yang </w:t>
+      </w:r>
+      <w:proofErr w:type="spellStart"/>
+      <w:r>
+        <w:rPr>
+          <w:rFonts w:ascii="Times New Roman" w:hAnsi="Times New Roman" w:cs="Times New Roman"/>
+        </w:rPr>
+        <w:t>dihadapi</w:t>
+      </w:r>
+      <w:proofErr w:type="spellEnd"/>
     </w:p>
     <w:p>
       <w:pPr>
@@ -829,11 +2226,159 @@
           <w:rFonts w:ascii="Times New Roman" w:hAnsi="Times New Roman" w:cs="Times New Roman"/>
         </w:rPr>
       </w:pPr>
-      <w:r>
-        <w:rPr>
-          <w:rFonts w:ascii="Times New Roman" w:hAnsi="Times New Roman" w:cs="Times New Roman"/>
-        </w:rPr>
-        <w:t>Terdapat potensi InputMismatchException atau program crash apabila angka input melebihi kapasitas tipe data primitif terbesar (long).</w:t>
+      <w:proofErr w:type="spellStart"/>
+      <w:r>
+        <w:rPr>
+          <w:rFonts w:ascii="Times New Roman" w:hAnsi="Times New Roman" w:cs="Times New Roman"/>
+        </w:rPr>
+        <w:t>Terdapat</w:t>
+      </w:r>
+      <w:proofErr w:type="spellEnd"/>
+      <w:r>
+        <w:rPr>
+          <w:rFonts w:ascii="Times New Roman" w:hAnsi="Times New Roman" w:cs="Times New Roman"/>
+        </w:rPr>
+        <w:t xml:space="preserve"> </w:t>
+      </w:r>
+      <w:proofErr w:type="spellStart"/>
+      <w:r>
+        <w:rPr>
+          <w:rFonts w:ascii="Times New Roman" w:hAnsi="Times New Roman" w:cs="Times New Roman"/>
+        </w:rPr>
+        <w:t>potensi</w:t>
+      </w:r>
+      <w:proofErr w:type="spellEnd"/>
+      <w:r>
+        <w:rPr>
+          <w:rFonts w:ascii="Times New Roman" w:hAnsi="Times New Roman" w:cs="Times New Roman"/>
+        </w:rPr>
+        <w:t xml:space="preserve"> </w:t>
+      </w:r>
+      <w:proofErr w:type="spellStart"/>
+      <w:r>
+        <w:rPr>
+          <w:rFonts w:ascii="Times New Roman" w:hAnsi="Times New Roman" w:cs="Times New Roman"/>
+        </w:rPr>
+        <w:t>InputMismatchException</w:t>
+      </w:r>
+      <w:proofErr w:type="spellEnd"/>
+      <w:r>
+        <w:rPr>
+          <w:rFonts w:ascii="Times New Roman" w:hAnsi="Times New Roman" w:cs="Times New Roman"/>
+        </w:rPr>
+        <w:t xml:space="preserve"> </w:t>
+      </w:r>
+      <w:proofErr w:type="spellStart"/>
+      <w:r>
+        <w:rPr>
+          <w:rFonts w:ascii="Times New Roman" w:hAnsi="Times New Roman" w:cs="Times New Roman"/>
+        </w:rPr>
+        <w:t>atau</w:t>
+      </w:r>
+      <w:proofErr w:type="spellEnd"/>
+      <w:r>
+        <w:rPr>
+          <w:rFonts w:ascii="Times New Roman" w:hAnsi="Times New Roman" w:cs="Times New Roman"/>
+        </w:rPr>
+        <w:t xml:space="preserve"> program crash </w:t>
+      </w:r>
+      <w:proofErr w:type="spellStart"/>
+      <w:r>
+        <w:rPr>
+          <w:rFonts w:ascii="Times New Roman" w:hAnsi="Times New Roman" w:cs="Times New Roman"/>
+        </w:rPr>
+        <w:t>apabila</w:t>
+      </w:r>
+      <w:proofErr w:type="spellEnd"/>
+      <w:r>
+        <w:rPr>
+          <w:rFonts w:ascii="Times New Roman" w:hAnsi="Times New Roman" w:cs="Times New Roman"/>
+        </w:rPr>
+        <w:t xml:space="preserve"> </w:t>
+      </w:r>
+      <w:proofErr w:type="spellStart"/>
+      <w:r>
+        <w:rPr>
+          <w:rFonts w:ascii="Times New Roman" w:hAnsi="Times New Roman" w:cs="Times New Roman"/>
+        </w:rPr>
+        <w:t>angka</w:t>
+      </w:r>
+      <w:proofErr w:type="spellEnd"/>
+      <w:r>
+        <w:rPr>
+          <w:rFonts w:ascii="Times New Roman" w:hAnsi="Times New Roman" w:cs="Times New Roman"/>
+        </w:rPr>
+        <w:t xml:space="preserve"> input </w:t>
+      </w:r>
+      <w:proofErr w:type="spellStart"/>
+      <w:r>
+        <w:rPr>
+          <w:rFonts w:ascii="Times New Roman" w:hAnsi="Times New Roman" w:cs="Times New Roman"/>
+        </w:rPr>
+        <w:t>melebihi</w:t>
+      </w:r>
+      <w:proofErr w:type="spellEnd"/>
+      <w:r>
+        <w:rPr>
+          <w:rFonts w:ascii="Times New Roman" w:hAnsi="Times New Roman" w:cs="Times New Roman"/>
+        </w:rPr>
+        <w:t xml:space="preserve"> </w:t>
+      </w:r>
+      <w:proofErr w:type="spellStart"/>
+      <w:r>
+        <w:rPr>
+          <w:rFonts w:ascii="Times New Roman" w:hAnsi="Times New Roman" w:cs="Times New Roman"/>
+        </w:rPr>
+        <w:t>kapasitas</w:t>
+      </w:r>
+      <w:proofErr w:type="spellEnd"/>
+      <w:r>
+        <w:rPr>
+          <w:rFonts w:ascii="Times New Roman" w:hAnsi="Times New Roman" w:cs="Times New Roman"/>
+        </w:rPr>
+        <w:t xml:space="preserve"> </w:t>
+      </w:r>
+      <w:proofErr w:type="spellStart"/>
+      <w:r>
+        <w:rPr>
+          <w:rFonts w:ascii="Times New Roman" w:hAnsi="Times New Roman" w:cs="Times New Roman"/>
+        </w:rPr>
+        <w:t>tipe</w:t>
+      </w:r>
+      <w:proofErr w:type="spellEnd"/>
+      <w:r>
+        <w:rPr>
+          <w:rFonts w:ascii="Times New Roman" w:hAnsi="Times New Roman" w:cs="Times New Roman"/>
+        </w:rPr>
+        <w:t xml:space="preserve"> data </w:t>
+      </w:r>
+      <w:proofErr w:type="spellStart"/>
+      <w:r>
+        <w:rPr>
+          <w:rFonts w:ascii="Times New Roman" w:hAnsi="Times New Roman" w:cs="Times New Roman"/>
+        </w:rPr>
+        <w:t>primitif</w:t>
+      </w:r>
+      <w:proofErr w:type="spellEnd"/>
+      <w:r>
+        <w:rPr>
+          <w:rFonts w:ascii="Times New Roman" w:hAnsi="Times New Roman" w:cs="Times New Roman"/>
+        </w:rPr>
+        <w:t xml:space="preserve"> </w:t>
+      </w:r>
+      <w:proofErr w:type="spellStart"/>
+      <w:r>
+        <w:rPr>
+          <w:rFonts w:ascii="Times New Roman" w:hAnsi="Times New Roman" w:cs="Times New Roman"/>
+        </w:rPr>
+        <w:t>terbesar</w:t>
+      </w:r>
+      <w:proofErr w:type="spellEnd"/>
+      <w:r>
+        <w:rPr>
+          <w:rFonts w:ascii="Times New Roman" w:hAnsi="Times New Roman" w:cs="Times New Roman"/>
+        </w:rPr>
+        <w:t xml:space="preserve"> (long).</w:t>
       </w:r>
     </w:p>
     <w:p>
@@ -848,11 +2393,131 @@
           <w:rFonts w:ascii="Times New Roman" w:hAnsi="Times New Roman" w:cs="Times New Roman"/>
         </w:rPr>
       </w:pPr>
-      <w:r>
-        <w:rPr>
-          <w:rFonts w:ascii="Times New Roman" w:hAnsi="Times New Roman" w:cs="Times New Roman"/>
-        </w:rPr>
-        <w:t>Muncul peringatan warning Resource leak: 'sc' is not closed pada editor IDE jika objek Scanner tidak ditutup secara benar.</w:t>
+      <w:proofErr w:type="spellStart"/>
+      <w:r>
+        <w:rPr>
+          <w:rFonts w:ascii="Times New Roman" w:hAnsi="Times New Roman" w:cs="Times New Roman"/>
+        </w:rPr>
+        <w:t>Muncul</w:t>
+      </w:r>
+      <w:proofErr w:type="spellEnd"/>
+      <w:r>
+        <w:rPr>
+          <w:rFonts w:ascii="Times New Roman" w:hAnsi="Times New Roman" w:cs="Times New Roman"/>
+        </w:rPr>
+        <w:t xml:space="preserve"> </w:t>
+      </w:r>
+      <w:proofErr w:type="spellStart"/>
+      <w:r>
+        <w:rPr>
+          <w:rFonts w:ascii="Times New Roman" w:hAnsi="Times New Roman" w:cs="Times New Roman"/>
+        </w:rPr>
+        <w:t>peringatan</w:t>
+      </w:r>
+      <w:proofErr w:type="spellEnd"/>
+      <w:r>
+        <w:rPr>
+          <w:rFonts w:ascii="Times New Roman" w:hAnsi="Times New Roman" w:cs="Times New Roman"/>
+        </w:rPr>
+        <w:t xml:space="preserve"> warning Resource leak: '</w:t>
+      </w:r>
+      <w:proofErr w:type="spellStart"/>
+      <w:r>
+        <w:rPr>
+          <w:rFonts w:ascii="Times New Roman" w:hAnsi="Times New Roman" w:cs="Times New Roman"/>
+        </w:rPr>
+        <w:t>sc</w:t>
+      </w:r>
+      <w:proofErr w:type="spellEnd"/>
+      <w:r>
+        <w:rPr>
+          <w:rFonts w:ascii="Times New Roman" w:hAnsi="Times New Roman" w:cs="Times New Roman"/>
+        </w:rPr>
+        <w:t xml:space="preserve">' is not closed pada editor IDE </w:t>
+      </w:r>
+      <w:proofErr w:type="spellStart"/>
+      <w:r>
+        <w:rPr>
+          <w:rFonts w:ascii="Times New Roman" w:hAnsi="Times New Roman" w:cs="Times New Roman"/>
+        </w:rPr>
+        <w:t>jika</w:t>
+      </w:r>
+      <w:proofErr w:type="spellEnd"/>
+      <w:r>
+        <w:rPr>
+          <w:rFonts w:ascii="Times New Roman" w:hAnsi="Times New Roman" w:cs="Times New Roman"/>
+        </w:rPr>
+        <w:t xml:space="preserve"> </w:t>
+      </w:r>
+      <w:proofErr w:type="spellStart"/>
+      <w:r>
+        <w:rPr>
+          <w:rFonts w:ascii="Times New Roman" w:hAnsi="Times New Roman" w:cs="Times New Roman"/>
+        </w:rPr>
+        <w:t>objek</w:t>
+      </w:r>
+      <w:proofErr w:type="spellEnd"/>
+      <w:r>
+        <w:rPr>
+          <w:rFonts w:ascii="Times New Roman" w:hAnsi="Times New Roman" w:cs="Times New Roman"/>
+        </w:rPr>
+        <w:t xml:space="preserve"> Scanner </w:t>
+      </w:r>
+      <w:proofErr w:type="spellStart"/>
+      <w:r>
+        <w:rPr>
+          <w:rFonts w:ascii="Times New Roman" w:hAnsi="Times New Roman" w:cs="Times New Roman"/>
+        </w:rPr>
+        <w:t>tidak</w:t>
+      </w:r>
+      <w:proofErr w:type="spellEnd"/>
+      <w:r>
+        <w:rPr>
+          <w:rFonts w:ascii="Times New Roman" w:hAnsi="Times New Roman" w:cs="Times New Roman"/>
+        </w:rPr>
+        <w:t xml:space="preserve"> </w:t>
+      </w:r>
+      <w:proofErr w:type="spellStart"/>
+      <w:r>
+        <w:rPr>
+          <w:rFonts w:ascii="Times New Roman" w:hAnsi="Times New Roman" w:cs="Times New Roman"/>
+        </w:rPr>
+        <w:t>ditutup</w:t>
+      </w:r>
+      <w:proofErr w:type="spellEnd"/>
+      <w:r>
+        <w:rPr>
+          <w:rFonts w:ascii="Times New Roman" w:hAnsi="Times New Roman" w:cs="Times New Roman"/>
+        </w:rPr>
+        <w:t xml:space="preserve"> </w:t>
+      </w:r>
+      <w:proofErr w:type="spellStart"/>
+      <w:r>
+        <w:rPr>
+          <w:rFonts w:ascii="Times New Roman" w:hAnsi="Times New Roman" w:cs="Times New Roman"/>
+        </w:rPr>
+        <w:t>secara</w:t>
+      </w:r>
+      <w:proofErr w:type="spellEnd"/>
+      <w:r>
+        <w:rPr>
+          <w:rFonts w:ascii="Times New Roman" w:hAnsi="Times New Roman" w:cs="Times New Roman"/>
+        </w:rPr>
+        <w:t xml:space="preserve"> </w:t>
+      </w:r>
+      <w:proofErr w:type="spellStart"/>
+      <w:r>
+        <w:rPr>
+          <w:rFonts w:ascii="Times New Roman" w:hAnsi="Times New Roman" w:cs="Times New Roman"/>
+        </w:rPr>
+        <w:t>benar</w:t>
+      </w:r>
+      <w:proofErr w:type="spellEnd"/>
+      <w:r>
+        <w:rPr>
+          <w:rFonts w:ascii="Times New Roman" w:hAnsi="Times New Roman" w:cs="Times New Roman"/>
+        </w:rPr>
+        <w:t>.</w:t>
       </w:r>
     </w:p>
     <w:p>
@@ -871,8 +2536,44 @@
         <w:rPr>
           <w:rFonts w:ascii="Times New Roman" w:hAnsi="Times New Roman" w:cs="Times New Roman"/>
         </w:rPr>
-        <w:t>Solusi dari permasalahan yang dihadapi</w:t>
-      </w:r>
+        <w:t xml:space="preserve">Solusi </w:t>
+      </w:r>
+      <w:proofErr w:type="spellStart"/>
+      <w:r>
+        <w:rPr>
+          <w:rFonts w:ascii="Times New Roman" w:hAnsi="Times New Roman" w:cs="Times New Roman"/>
+        </w:rPr>
+        <w:t>dari</w:t>
+      </w:r>
+      <w:proofErr w:type="spellEnd"/>
+      <w:r>
+        <w:rPr>
+          <w:rFonts w:ascii="Times New Roman" w:hAnsi="Times New Roman" w:cs="Times New Roman"/>
+        </w:rPr>
+        <w:t xml:space="preserve"> </w:t>
+      </w:r>
+      <w:proofErr w:type="spellStart"/>
+      <w:r>
+        <w:rPr>
+          <w:rFonts w:ascii="Times New Roman" w:hAnsi="Times New Roman" w:cs="Times New Roman"/>
+        </w:rPr>
+        <w:t>permasalahan</w:t>
+      </w:r>
+      <w:proofErr w:type="spellEnd"/>
+      <w:r>
+        <w:rPr>
+          <w:rFonts w:ascii="Times New Roman" w:hAnsi="Times New Roman" w:cs="Times New Roman"/>
+        </w:rPr>
+        <w:t xml:space="preserve"> yang </w:t>
+      </w:r>
+      <w:proofErr w:type="spellStart"/>
+      <w:r>
+        <w:rPr>
+          <w:rFonts w:ascii="Times New Roman" w:hAnsi="Times New Roman" w:cs="Times New Roman"/>
+        </w:rPr>
+        <w:t>dihadapi</w:t>
+      </w:r>
+      <w:proofErr w:type="spellEnd"/>
     </w:p>
     <w:p>
       <w:pPr>
@@ -886,11 +2587,167 @@
           <w:rFonts w:ascii="Times New Roman" w:hAnsi="Times New Roman" w:cs="Times New Roman"/>
         </w:rPr>
       </w:pPr>
-      <w:r>
-        <w:rPr>
-          <w:rFonts w:ascii="Times New Roman" w:hAnsi="Times New Roman" w:cs="Times New Roman"/>
-        </w:rPr>
-        <w:t>Menggunakan kelas java.math.BigInteger via sc.nextBigInteger() untuk menangani pembacaan input angka raksasa tanpa memicu exception.</w:t>
+      <w:proofErr w:type="spellStart"/>
+      <w:r>
+        <w:rPr>
+          <w:rFonts w:ascii="Times New Roman" w:hAnsi="Times New Roman" w:cs="Times New Roman"/>
+        </w:rPr>
+        <w:t>Menggunakan</w:t>
+      </w:r>
+      <w:proofErr w:type="spellEnd"/>
+      <w:r>
+        <w:rPr>
+          <w:rFonts w:ascii="Times New Roman" w:hAnsi="Times New Roman" w:cs="Times New Roman"/>
+        </w:rPr>
+        <w:t xml:space="preserve"> </w:t>
+      </w:r>
+      <w:proofErr w:type="spellStart"/>
+      <w:r>
+        <w:rPr>
+          <w:rFonts w:ascii="Times New Roman" w:hAnsi="Times New Roman" w:cs="Times New Roman"/>
+        </w:rPr>
+        <w:t>kelas</w:t>
+      </w:r>
+      <w:proofErr w:type="spellEnd"/>
+      <w:r>
+        <w:rPr>
+          <w:rFonts w:ascii="Times New Roman" w:hAnsi="Times New Roman" w:cs="Times New Roman"/>
+        </w:rPr>
+        <w:t xml:space="preserve"> </w:t>
+      </w:r>
+      <w:proofErr w:type="spellStart"/>
+      <w:proofErr w:type="gramStart"/>
+      <w:r>
+        <w:rPr>
+          <w:rFonts w:ascii="Times New Roman" w:hAnsi="Times New Roman" w:cs="Times New Roman"/>
+        </w:rPr>
+        <w:t>java.math</w:t>
+      </w:r>
+      <w:proofErr w:type="gramEnd"/>
+      <w:r>
+        <w:rPr>
+          <w:rFonts w:ascii="Times New Roman" w:hAnsi="Times New Roman" w:cs="Times New Roman"/>
+        </w:rPr>
+        <w:t>.BigInteger</w:t>
+      </w:r>
+      <w:proofErr w:type="spellEnd"/>
+      <w:r>
+        <w:rPr>
+          <w:rFonts w:ascii="Times New Roman" w:hAnsi="Times New Roman" w:cs="Times New Roman"/>
+        </w:rPr>
+        <w:t xml:space="preserve"> via </w:t>
+      </w:r>
+      <w:proofErr w:type="spellStart"/>
+      <w:r>
+        <w:rPr>
+          <w:rFonts w:ascii="Times New Roman" w:hAnsi="Times New Roman" w:cs="Times New Roman"/>
+        </w:rPr>
+        <w:t>sc.nextBigInteger</w:t>
+      </w:r>
+      <w:proofErr w:type="spellEnd"/>
+      <w:r>
+        <w:rPr>
+          <w:rFonts w:ascii="Times New Roman" w:hAnsi="Times New Roman" w:cs="Times New Roman"/>
+        </w:rPr>
+        <w:t xml:space="preserve">() </w:t>
+      </w:r>
+      <w:proofErr w:type="spellStart"/>
+      <w:r>
+        <w:rPr>
+          <w:rFonts w:ascii="Times New Roman" w:hAnsi="Times New Roman" w:cs="Times New Roman"/>
+        </w:rPr>
+        <w:t>untuk</w:t>
+      </w:r>
+      <w:proofErr w:type="spellEnd"/>
+      <w:r>
+        <w:rPr>
+          <w:rFonts w:ascii="Times New Roman" w:hAnsi="Times New Roman" w:cs="Times New Roman"/>
+        </w:rPr>
+        <w:t xml:space="preserve"> </w:t>
+      </w:r>
+      <w:proofErr w:type="spellStart"/>
+      <w:r>
+        <w:rPr>
+          <w:rFonts w:ascii="Times New Roman" w:hAnsi="Times New Roman" w:cs="Times New Roman"/>
+        </w:rPr>
+        <w:t>menangani</w:t>
+      </w:r>
+      <w:proofErr w:type="spellEnd"/>
+      <w:r>
+        <w:rPr>
+          <w:rFonts w:ascii="Times New Roman" w:hAnsi="Times New Roman" w:cs="Times New Roman"/>
+        </w:rPr>
+        <w:t xml:space="preserve"> </w:t>
+      </w:r>
+      <w:proofErr w:type="spellStart"/>
+      <w:r>
+        <w:rPr>
+          <w:rFonts w:ascii="Times New Roman" w:hAnsi="Times New Roman" w:cs="Times New Roman"/>
+        </w:rPr>
+        <w:t>pembacaan</w:t>
+      </w:r>
+      <w:proofErr w:type="spellEnd"/>
+      <w:r>
+        <w:rPr>
+          <w:rFonts w:ascii="Times New Roman" w:hAnsi="Times New Roman" w:cs="Times New Roman"/>
+        </w:rPr>
+        <w:t xml:space="preserve"> input </w:t>
+      </w:r>
+      <w:proofErr w:type="spellStart"/>
+      <w:r>
+        <w:rPr>
+          <w:rFonts w:ascii="Times New Roman" w:hAnsi="Times New Roman" w:cs="Times New Roman"/>
+        </w:rPr>
+        <w:t>angka</w:t>
+      </w:r>
+      <w:proofErr w:type="spellEnd"/>
+      <w:r>
+        <w:rPr>
+          <w:rFonts w:ascii="Times New Roman" w:hAnsi="Times New Roman" w:cs="Times New Roman"/>
+        </w:rPr>
+        <w:t xml:space="preserve"> </w:t>
+      </w:r>
+      <w:proofErr w:type="spellStart"/>
+      <w:r>
+        <w:rPr>
+          <w:rFonts w:ascii="Times New Roman" w:hAnsi="Times New Roman" w:cs="Times New Roman"/>
+        </w:rPr>
+        <w:t>raksasa</w:t>
+      </w:r>
+      <w:proofErr w:type="spellEnd"/>
+      <w:r>
+        <w:rPr>
+          <w:rFonts w:ascii="Times New Roman" w:hAnsi="Times New Roman" w:cs="Times New Roman"/>
+        </w:rPr>
+        <w:t xml:space="preserve"> </w:t>
+      </w:r>
+      <w:proofErr w:type="spellStart"/>
+      <w:r>
+        <w:rPr>
+          <w:rFonts w:ascii="Times New Roman" w:hAnsi="Times New Roman" w:cs="Times New Roman"/>
+        </w:rPr>
+        <w:t>tanpa</w:t>
+      </w:r>
+      <w:proofErr w:type="spellEnd"/>
+      <w:r>
+        <w:rPr>
+          <w:rFonts w:ascii="Times New Roman" w:hAnsi="Times New Roman" w:cs="Times New Roman"/>
+        </w:rPr>
+        <w:t xml:space="preserve"> </w:t>
+      </w:r>
+      <w:proofErr w:type="spellStart"/>
+      <w:r>
+        <w:rPr>
+          <w:rFonts w:ascii="Times New Roman" w:hAnsi="Times New Roman" w:cs="Times New Roman"/>
+        </w:rPr>
+        <w:t>memicu</w:t>
+      </w:r>
+      <w:proofErr w:type="spellEnd"/>
+      <w:r>
+        <w:rPr>
+          <w:rFonts w:ascii="Times New Roman" w:hAnsi="Times New Roman" w:cs="Times New Roman"/>
+        </w:rPr>
+        <w:t xml:space="preserve"> exception.</w:t>
       </w:r>
     </w:p>
     <w:p>
@@ -905,11 +2762,173 @@
           <w:rFonts w:ascii="Times New Roman" w:hAnsi="Times New Roman" w:cs="Times New Roman"/>
         </w:rPr>
       </w:pPr>
-      <w:r>
-        <w:rPr>
-          <w:rFonts w:ascii="Times New Roman" w:hAnsi="Times New Roman" w:cs="Times New Roman"/>
-        </w:rPr>
-        <w:t>Menerapkan struktur try-with-resources (try (Scanner sc = new Scanner(System.in))) untuk secara otomatis mengelola dan menutup alokasi memori objek Scanner.</w:t>
+      <w:proofErr w:type="spellStart"/>
+      <w:r>
+        <w:rPr>
+          <w:rFonts w:ascii="Times New Roman" w:hAnsi="Times New Roman" w:cs="Times New Roman"/>
+        </w:rPr>
+        <w:t>Menerapkan</w:t>
+      </w:r>
+      <w:proofErr w:type="spellEnd"/>
+      <w:r>
+        <w:rPr>
+          <w:rFonts w:ascii="Times New Roman" w:hAnsi="Times New Roman" w:cs="Times New Roman"/>
+        </w:rPr>
+        <w:t xml:space="preserve"> </w:t>
+      </w:r>
+      <w:proofErr w:type="spellStart"/>
+      <w:r>
+        <w:rPr>
+          <w:rFonts w:ascii="Times New Roman" w:hAnsi="Times New Roman" w:cs="Times New Roman"/>
+        </w:rPr>
+        <w:t>struktur</w:t>
+      </w:r>
+      <w:proofErr w:type="spellEnd"/>
+      <w:r>
+        <w:rPr>
+          <w:rFonts w:ascii="Times New Roman" w:hAnsi="Times New Roman" w:cs="Times New Roman"/>
+        </w:rPr>
+        <w:t xml:space="preserve"> try-with-resources (try (Scanner </w:t>
+      </w:r>
+      <w:proofErr w:type="spellStart"/>
+      <w:r>
+        <w:rPr>
+          <w:rFonts w:ascii="Times New Roman" w:hAnsi="Times New Roman" w:cs="Times New Roman"/>
+        </w:rPr>
+        <w:t>sc</w:t>
+      </w:r>
+      <w:proofErr w:type="spellEnd"/>
+      <w:r>
+        <w:rPr>
+          <w:rFonts w:ascii="Times New Roman" w:hAnsi="Times New Roman" w:cs="Times New Roman"/>
+        </w:rPr>
+        <w:t xml:space="preserve"> = new </w:t>
+      </w:r>
+      <w:proofErr w:type="gramStart"/>
+      <w:r>
+        <w:rPr>
+          <w:rFonts w:ascii="Times New Roman" w:hAnsi="Times New Roman" w:cs="Times New Roman"/>
+        </w:rPr>
+        <w:t>Scanner(</w:t>
+      </w:r>
+      <w:proofErr w:type="gramEnd"/>
+      <w:r>
+        <w:rPr>
+          <w:rFonts w:ascii="Times New Roman" w:hAnsi="Times New Roman" w:cs="Times New Roman"/>
+        </w:rPr>
+        <w:t xml:space="preserve">System.in))) </w:t>
+      </w:r>
+      <w:proofErr w:type="spellStart"/>
+      <w:r>
+        <w:rPr>
+          <w:rFonts w:ascii="Times New Roman" w:hAnsi="Times New Roman" w:cs="Times New Roman"/>
+        </w:rPr>
+        <w:t>untuk</w:t>
+      </w:r>
+      <w:proofErr w:type="spellEnd"/>
+      <w:r>
+        <w:rPr>
+          <w:rFonts w:ascii="Times New Roman" w:hAnsi="Times New Roman" w:cs="Times New Roman"/>
+        </w:rPr>
+        <w:t xml:space="preserve"> </w:t>
+      </w:r>
+      <w:proofErr w:type="spellStart"/>
+      <w:r>
+        <w:rPr>
+          <w:rFonts w:ascii="Times New Roman" w:hAnsi="Times New Roman" w:cs="Times New Roman"/>
+        </w:rPr>
+        <w:t>secara</w:t>
+      </w:r>
+      <w:proofErr w:type="spellEnd"/>
+      <w:r>
+        <w:rPr>
+          <w:rFonts w:ascii="Times New Roman" w:hAnsi="Times New Roman" w:cs="Times New Roman"/>
+        </w:rPr>
+        <w:t xml:space="preserve"> </w:t>
+      </w:r>
+      <w:proofErr w:type="spellStart"/>
+      <w:r>
+        <w:rPr>
+          <w:rFonts w:ascii="Times New Roman" w:hAnsi="Times New Roman" w:cs="Times New Roman"/>
+        </w:rPr>
+        <w:t>otomatis</w:t>
+      </w:r>
+      <w:proofErr w:type="spellEnd"/>
+      <w:r>
+        <w:rPr>
+          <w:rFonts w:ascii="Times New Roman" w:hAnsi="Times New Roman" w:cs="Times New Roman"/>
+        </w:rPr>
+        <w:t xml:space="preserve"> </w:t>
+      </w:r>
+      <w:proofErr w:type="spellStart"/>
+      <w:r>
+        <w:rPr>
+          <w:rFonts w:ascii="Times New Roman" w:hAnsi="Times New Roman" w:cs="Times New Roman"/>
+        </w:rPr>
+        <w:t>mengelola</w:t>
+      </w:r>
+      <w:proofErr w:type="spellEnd"/>
+      <w:r>
+        <w:rPr>
+          <w:rFonts w:ascii="Times New Roman" w:hAnsi="Times New Roman" w:cs="Times New Roman"/>
+        </w:rPr>
+        <w:t xml:space="preserve"> dan </w:t>
+      </w:r>
+      <w:proofErr w:type="spellStart"/>
+      <w:r>
+        <w:rPr>
+          <w:rFonts w:ascii="Times New Roman" w:hAnsi="Times New Roman" w:cs="Times New Roman"/>
+        </w:rPr>
+        <w:t>menutup</w:t>
+      </w:r>
+      <w:proofErr w:type="spellEnd"/>
+      <w:r>
+        <w:rPr>
+          <w:rFonts w:ascii="Times New Roman" w:hAnsi="Times New Roman" w:cs="Times New Roman"/>
+        </w:rPr>
+        <w:t xml:space="preserve"> </w:t>
+      </w:r>
+      <w:proofErr w:type="spellStart"/>
+      <w:r>
+        <w:rPr>
+          <w:rFonts w:ascii="Times New Roman" w:hAnsi="Times New Roman" w:cs="Times New Roman"/>
+        </w:rPr>
+        <w:t>alokasi</w:t>
+      </w:r>
+      <w:proofErr w:type="spellEnd"/>
+      <w:r>
+        <w:rPr>
+          <w:rFonts w:ascii="Times New Roman" w:hAnsi="Times New Roman" w:cs="Times New Roman"/>
+        </w:rPr>
+        <w:t xml:space="preserve"> </w:t>
+      </w:r>
+      <w:proofErr w:type="spellStart"/>
+      <w:r>
+        <w:rPr>
+          <w:rFonts w:ascii="Times New Roman" w:hAnsi="Times New Roman" w:cs="Times New Roman"/>
+        </w:rPr>
+        <w:t>memori</w:t>
+      </w:r>
+      <w:proofErr w:type="spellEnd"/>
+      <w:r>
+        <w:rPr>
+          <w:rFonts w:ascii="Times New Roman" w:hAnsi="Times New Roman" w:cs="Times New Roman"/>
+        </w:rPr>
+        <w:t xml:space="preserve"> </w:t>
+      </w:r>
+      <w:proofErr w:type="spellStart"/>
+      <w:r>
+        <w:rPr>
+          <w:rFonts w:ascii="Times New Roman" w:hAnsi="Times New Roman" w:cs="Times New Roman"/>
+        </w:rPr>
+        <w:t>objek</w:t>
+      </w:r>
+      <w:proofErr w:type="spellEnd"/>
+      <w:r>
+        <w:rPr>
+          <w:rFonts w:ascii="Times New Roman" w:hAnsi="Times New Roman" w:cs="Times New Roman"/>
+        </w:rPr>
+        <w:t xml:space="preserve"> Scanner.</w:t>
       </w:r>
     </w:p>
     <w:p>
@@ -928,22 +2947,84 @@
         <w:rPr>
           <w:rFonts w:ascii="Times New Roman" w:hAnsi="Times New Roman" w:cs="Times New Roman"/>
         </w:rPr>
-        <w:t>Teman yang membantu</w:t>
-      </w:r>
+        <w:t xml:space="preserve">Teman yang </w:t>
+      </w:r>
+      <w:proofErr w:type="spellStart"/>
+      <w:r>
+        <w:rPr>
+          <w:rFonts w:ascii="Times New Roman" w:hAnsi="Times New Roman" w:cs="Times New Roman"/>
+        </w:rPr>
+        <w:t>membantu</w:t>
+      </w:r>
+      <w:proofErr w:type="spellEnd"/>
     </w:p>
     <w:p>
       <w:pPr>
         <w:pStyle w:val="ListParagraph"/>
+        <w:numPr>
+          <w:ilvl w:val="0"/>
+          <w:numId w:val="10"/>
+        </w:numPr>
         <w:jc w:val="both"/>
         <w:rPr>
           <w:rFonts w:ascii="Times New Roman" w:hAnsi="Times New Roman" w:cs="Times New Roman"/>
         </w:rPr>
       </w:pPr>
-      <w:r>
-        <w:rPr>
-          <w:rFonts w:ascii="Times New Roman" w:hAnsi="Times New Roman" w:cs="Times New Roman"/>
-        </w:rPr>
-        <w:t>[Tidak Ada]</w:t>
+      <w:proofErr w:type="spellStart"/>
+      <w:r>
+        <w:rPr>
+          <w:rFonts w:ascii="Times New Roman" w:hAnsi="Times New Roman" w:cs="Times New Roman"/>
+        </w:rPr>
+        <w:t>Ashila</w:t>
+      </w:r>
+      <w:proofErr w:type="spellEnd"/>
+      <w:r>
+        <w:rPr>
+          <w:rFonts w:ascii="Times New Roman" w:hAnsi="Times New Roman" w:cs="Times New Roman"/>
+        </w:rPr>
+        <w:t xml:space="preserve"> </w:t>
+      </w:r>
+      <w:proofErr w:type="spellStart"/>
+      <w:r>
+        <w:rPr>
+          <w:rFonts w:ascii="Times New Roman" w:hAnsi="Times New Roman" w:cs="Times New Roman"/>
+        </w:rPr>
+        <w:t>Aulia</w:t>
+      </w:r>
+      <w:proofErr w:type="spellEnd"/>
+      <w:r>
+        <w:rPr>
+          <w:rFonts w:ascii="Times New Roman" w:hAnsi="Times New Roman" w:cs="Times New Roman"/>
+        </w:rPr>
+        <w:t xml:space="preserve"> Salwa</w:t>
+      </w:r>
+    </w:p>
+    <w:p>
+      <w:pPr>
+        <w:pStyle w:val="ListParagraph"/>
+        <w:numPr>
+          <w:ilvl w:val="0"/>
+          <w:numId w:val="10"/>
+        </w:numPr>
+        <w:jc w:val="both"/>
+        <w:rPr>
+          <w:rFonts w:ascii="Times New Roman" w:hAnsi="Times New Roman" w:cs="Times New Roman"/>
+        </w:rPr>
+      </w:pPr>
+      <w:proofErr w:type="spellStart"/>
+      <w:r>
+        <w:rPr>
+          <w:rFonts w:ascii="Times New Roman" w:hAnsi="Times New Roman" w:cs="Times New Roman"/>
+        </w:rPr>
+        <w:lastRenderedPageBreak/>
+        <w:t>Rainissa</w:t>
+      </w:r>
+      <w:proofErr w:type="spellEnd"/>
+      <w:r>
+        <w:rPr>
+          <w:rFonts w:ascii="Times New Roman" w:hAnsi="Times New Roman" w:cs="Times New Roman"/>
+        </w:rPr>
+        <w:t xml:space="preserve"> Azizah</w:t>
       </w:r>
     </w:p>
     <w:p>
@@ -1033,7 +3114,35 @@
         <w:rPr>
           <w:rFonts w:ascii="Times New Roman" w:hAnsi="Times New Roman" w:cs="Times New Roman"/>
         </w:rPr>
-        <w:t>Screenshot hasil akhir program</w:t>
+        <w:t xml:space="preserve">Screenshot </w:t>
+      </w:r>
+      <w:proofErr w:type="spellStart"/>
+      <w:r>
+        <w:rPr>
+          <w:rFonts w:ascii="Times New Roman" w:hAnsi="Times New Roman" w:cs="Times New Roman"/>
+        </w:rPr>
+        <w:t>hasil</w:t>
+      </w:r>
+      <w:proofErr w:type="spellEnd"/>
+      <w:r>
+        <w:rPr>
+          <w:rFonts w:ascii="Times New Roman" w:hAnsi="Times New Roman" w:cs="Times New Roman"/>
+        </w:rPr>
+        <w:t xml:space="preserve"> </w:t>
+      </w:r>
+      <w:proofErr w:type="spellStart"/>
+      <w:r>
+        <w:rPr>
+          <w:rFonts w:ascii="Times New Roman" w:hAnsi="Times New Roman" w:cs="Times New Roman"/>
+        </w:rPr>
+        <w:t>akhir</w:t>
+      </w:r>
+      <w:proofErr w:type="spellEnd"/>
+      <w:r>
+        <w:rPr>
+          <w:rFonts w:ascii="Times New Roman" w:hAnsi="Times New Roman" w:cs="Times New Roman"/>
+        </w:rPr>
+        <w:t xml:space="preserve"> program</w:t>
       </w:r>
     </w:p>
     <w:p>
@@ -1186,12 +3295,56 @@
           <w:rFonts w:ascii="Times New Roman" w:hAnsi="Times New Roman" w:cs="Times New Roman"/>
         </w:rPr>
       </w:pPr>
-      <w:r>
-        <w:rPr>
-          <w:rFonts w:ascii="Times New Roman" w:hAnsi="Times New Roman" w:cs="Times New Roman"/>
-        </w:rPr>
-        <w:t>Jawaban tiap soal yang dipertanyakan</w:t>
-      </w:r>
+      <w:proofErr w:type="spellStart"/>
+      <w:r>
+        <w:rPr>
+          <w:rFonts w:ascii="Times New Roman" w:hAnsi="Times New Roman" w:cs="Times New Roman"/>
+        </w:rPr>
+        <w:t>Jawaban</w:t>
+      </w:r>
+      <w:proofErr w:type="spellEnd"/>
+      <w:r>
+        <w:rPr>
+          <w:rFonts w:ascii="Times New Roman" w:hAnsi="Times New Roman" w:cs="Times New Roman"/>
+        </w:rPr>
+        <w:t xml:space="preserve"> </w:t>
+      </w:r>
+      <w:proofErr w:type="spellStart"/>
+      <w:r>
+        <w:rPr>
+          <w:rFonts w:ascii="Times New Roman" w:hAnsi="Times New Roman" w:cs="Times New Roman"/>
+        </w:rPr>
+        <w:t>tiap</w:t>
+      </w:r>
+      <w:proofErr w:type="spellEnd"/>
+      <w:r>
+        <w:rPr>
+          <w:rFonts w:ascii="Times New Roman" w:hAnsi="Times New Roman" w:cs="Times New Roman"/>
+        </w:rPr>
+        <w:t xml:space="preserve"> </w:t>
+      </w:r>
+      <w:proofErr w:type="spellStart"/>
+      <w:r>
+        <w:rPr>
+          <w:rFonts w:ascii="Times New Roman" w:hAnsi="Times New Roman" w:cs="Times New Roman"/>
+        </w:rPr>
+        <w:t>soal</w:t>
+      </w:r>
+      <w:proofErr w:type="spellEnd"/>
+      <w:r>
+        <w:rPr>
+          <w:rFonts w:ascii="Times New Roman" w:hAnsi="Times New Roman" w:cs="Times New Roman"/>
+        </w:rPr>
+        <w:t xml:space="preserve"> yang </w:t>
+      </w:r>
+      <w:proofErr w:type="spellStart"/>
+      <w:r>
+        <w:rPr>
+          <w:rFonts w:ascii="Times New Roman" w:hAnsi="Times New Roman" w:cs="Times New Roman"/>
+        </w:rPr>
+        <w:t>dipertanyakan</w:t>
+      </w:r>
+      <w:proofErr w:type="spellEnd"/>
     </w:p>
     <w:p>
       <w:pPr>
@@ -1209,7 +3362,49 @@
         <w:rPr>
           <w:rFonts w:ascii="Times New Roman" w:hAnsi="Times New Roman" w:cs="Times New Roman"/>
         </w:rPr>
-        <w:t>. Bagaimana output dari masing masing class Constants dan Constants2?</w:t>
+        <w:t xml:space="preserve">. </w:t>
+      </w:r>
+      <w:proofErr w:type="spellStart"/>
+      <w:r>
+        <w:rPr>
+          <w:rFonts w:ascii="Times New Roman" w:hAnsi="Times New Roman" w:cs="Times New Roman"/>
+        </w:rPr>
+        <w:t>Bagaimana</w:t>
+      </w:r>
+      <w:proofErr w:type="spellEnd"/>
+      <w:r>
+        <w:rPr>
+          <w:rFonts w:ascii="Times New Roman" w:hAnsi="Times New Roman" w:cs="Times New Roman"/>
+        </w:rPr>
+        <w:t xml:space="preserve"> output </w:t>
+      </w:r>
+      <w:proofErr w:type="spellStart"/>
+      <w:r>
+        <w:rPr>
+          <w:rFonts w:ascii="Times New Roman" w:hAnsi="Times New Roman" w:cs="Times New Roman"/>
+        </w:rPr>
+        <w:t>dari</w:t>
+      </w:r>
+      <w:proofErr w:type="spellEnd"/>
+      <w:r>
+        <w:rPr>
+          <w:rFonts w:ascii="Times New Roman" w:hAnsi="Times New Roman" w:cs="Times New Roman"/>
+        </w:rPr>
+        <w:t xml:space="preserve"> masing </w:t>
+      </w:r>
+      <w:proofErr w:type="spellStart"/>
+      <w:r>
+        <w:rPr>
+          <w:rFonts w:ascii="Times New Roman" w:hAnsi="Times New Roman" w:cs="Times New Roman"/>
+        </w:rPr>
+        <w:t>masing</w:t>
+      </w:r>
+      <w:proofErr w:type="spellEnd"/>
+      <w:r>
+        <w:rPr>
+          <w:rFonts w:ascii="Times New Roman" w:hAnsi="Times New Roman" w:cs="Times New Roman"/>
+        </w:rPr>
+        <w:t xml:space="preserve"> class Constants dan Constants2?</w:t>
       </w:r>
     </w:p>
     <w:p>
@@ -1229,7 +3424,77 @@
         <w:rPr>
           <w:rFonts w:ascii="Times New Roman" w:hAnsi="Times New Roman" w:cs="Times New Roman"/>
         </w:rPr>
-        <w:t xml:space="preserve">Output dari kedua class itu sama persis </w:t>
+        <w:t xml:space="preserve">Output </w:t>
+      </w:r>
+      <w:proofErr w:type="spellStart"/>
+      <w:r>
+        <w:rPr>
+          <w:rFonts w:ascii="Times New Roman" w:hAnsi="Times New Roman" w:cs="Times New Roman"/>
+        </w:rPr>
+        <w:t>dari</w:t>
+      </w:r>
+      <w:proofErr w:type="spellEnd"/>
+      <w:r>
+        <w:rPr>
+          <w:rFonts w:ascii="Times New Roman" w:hAnsi="Times New Roman" w:cs="Times New Roman"/>
+        </w:rPr>
+        <w:t xml:space="preserve"> </w:t>
+      </w:r>
+      <w:proofErr w:type="spellStart"/>
+      <w:r>
+        <w:rPr>
+          <w:rFonts w:ascii="Times New Roman" w:hAnsi="Times New Roman" w:cs="Times New Roman"/>
+        </w:rPr>
+        <w:t>kedua</w:t>
+      </w:r>
+      <w:proofErr w:type="spellEnd"/>
+      <w:r>
+        <w:rPr>
+          <w:rFonts w:ascii="Times New Roman" w:hAnsi="Times New Roman" w:cs="Times New Roman"/>
+        </w:rPr>
+        <w:t xml:space="preserve"> class </w:t>
+      </w:r>
+      <w:proofErr w:type="spellStart"/>
+      <w:r>
+        <w:rPr>
+          <w:rFonts w:ascii="Times New Roman" w:hAnsi="Times New Roman" w:cs="Times New Roman"/>
+        </w:rPr>
+        <w:t>itu</w:t>
+      </w:r>
+      <w:proofErr w:type="spellEnd"/>
+      <w:r>
+        <w:rPr>
+          <w:rFonts w:ascii="Times New Roman" w:hAnsi="Times New Roman" w:cs="Times New Roman"/>
+        </w:rPr>
+        <w:t xml:space="preserve"> </w:t>
+      </w:r>
+      <w:proofErr w:type="spellStart"/>
+      <w:r>
+        <w:rPr>
+          <w:rFonts w:ascii="Times New Roman" w:hAnsi="Times New Roman" w:cs="Times New Roman"/>
+        </w:rPr>
+        <w:t>sama</w:t>
+      </w:r>
+      <w:proofErr w:type="spellEnd"/>
+      <w:r>
+        <w:rPr>
+          <w:rFonts w:ascii="Times New Roman" w:hAnsi="Times New Roman" w:cs="Times New Roman"/>
+        </w:rPr>
+        <w:t xml:space="preserve"> </w:t>
+      </w:r>
+      <w:proofErr w:type="spellStart"/>
+      <w:r>
+        <w:rPr>
+          <w:rFonts w:ascii="Times New Roman" w:hAnsi="Times New Roman" w:cs="Times New Roman"/>
+        </w:rPr>
+        <w:t>persis</w:t>
+      </w:r>
+      <w:proofErr w:type="spellEnd"/>
+      <w:r>
+        <w:rPr>
+          <w:rFonts w:ascii="Times New Roman" w:hAnsi="Times New Roman" w:cs="Times New Roman"/>
+        </w:rPr>
+        <w:t xml:space="preserve"> </w:t>
       </w:r>
       <w:r>
         <w:rPr>
@@ -1250,11 +3515,61 @@
           <w:rFonts w:ascii="Times New Roman" w:hAnsi="Times New Roman" w:cs="Times New Roman"/>
         </w:rPr>
       </w:pPr>
-      <w:r>
-        <w:rPr>
-          <w:rFonts w:ascii="Times New Roman" w:hAnsi="Times New Roman" w:cs="Times New Roman"/>
-        </w:rPr>
-        <w:t>Apa perbedaan penggunaan final double dengan public static final double?</w:t>
+      <w:proofErr w:type="spellStart"/>
+      <w:r>
+        <w:rPr>
+          <w:rFonts w:ascii="Times New Roman" w:hAnsi="Times New Roman" w:cs="Times New Roman"/>
+        </w:rPr>
+        <w:t>Apa</w:t>
+      </w:r>
+      <w:proofErr w:type="spellEnd"/>
+      <w:r>
+        <w:rPr>
+          <w:rFonts w:ascii="Times New Roman" w:hAnsi="Times New Roman" w:cs="Times New Roman"/>
+        </w:rPr>
+        <w:t xml:space="preserve"> </w:t>
+      </w:r>
+      <w:proofErr w:type="spellStart"/>
+      <w:r>
+        <w:rPr>
+          <w:rFonts w:ascii="Times New Roman" w:hAnsi="Times New Roman" w:cs="Times New Roman"/>
+        </w:rPr>
+        <w:t>perbedaan</w:t>
+      </w:r>
+      <w:proofErr w:type="spellEnd"/>
+      <w:r>
+        <w:rPr>
+          <w:rFonts w:ascii="Times New Roman" w:hAnsi="Times New Roman" w:cs="Times New Roman"/>
+        </w:rPr>
+        <w:t xml:space="preserve"> </w:t>
+      </w:r>
+      <w:proofErr w:type="spellStart"/>
+      <w:r>
+        <w:rPr>
+          <w:rFonts w:ascii="Times New Roman" w:hAnsi="Times New Roman" w:cs="Times New Roman"/>
+        </w:rPr>
+        <w:t>penggunaan</w:t>
+      </w:r>
+      <w:proofErr w:type="spellEnd"/>
+      <w:r>
+        <w:rPr>
+          <w:rFonts w:ascii="Times New Roman" w:hAnsi="Times New Roman" w:cs="Times New Roman"/>
+        </w:rPr>
+        <w:t xml:space="preserve"> final double </w:t>
+      </w:r>
+      <w:proofErr w:type="spellStart"/>
+      <w:r>
+        <w:rPr>
+          <w:rFonts w:ascii="Times New Roman" w:hAnsi="Times New Roman" w:cs="Times New Roman"/>
+        </w:rPr>
+        <w:t>dengan</w:t>
+      </w:r>
+      <w:proofErr w:type="spellEnd"/>
+      <w:r>
+        <w:rPr>
+          <w:rFonts w:ascii="Times New Roman" w:hAnsi="Times New Roman" w:cs="Times New Roman"/>
+        </w:rPr>
+        <w:t xml:space="preserve"> public static final double?</w:t>
       </w:r>
     </w:p>
     <w:p>
@@ -1274,7 +3589,311 @@
           <w:rStyle w:val="selectable-text"/>
           <w:rFonts w:ascii="Times New Roman" w:hAnsi="Times New Roman" w:cs="Times New Roman"/>
         </w:rPr>
-        <w:t>Final double CM_PER_INCH (di Constants) merupakan local constant, dideklarasikan di dalam method main(). Scopenya cuma di dalam method itu, gak bisa diakses dari luar/method lain, dan setiap kali method dipanggil ulang, variabel ini dibuat ulang.</w:t>
+        <w:t xml:space="preserve">Final double CM_PER_INCH (di Constants) </w:t>
+      </w:r>
+      <w:proofErr w:type="spellStart"/>
+      <w:r>
+        <w:rPr>
+          <w:rStyle w:val="selectable-text"/>
+          <w:rFonts w:ascii="Times New Roman" w:hAnsi="Times New Roman" w:cs="Times New Roman"/>
+        </w:rPr>
+        <w:t>merupakan</w:t>
+      </w:r>
+      <w:proofErr w:type="spellEnd"/>
+      <w:r>
+        <w:rPr>
+          <w:rStyle w:val="selectable-text"/>
+          <w:rFonts w:ascii="Times New Roman" w:hAnsi="Times New Roman" w:cs="Times New Roman"/>
+        </w:rPr>
+        <w:t xml:space="preserve"> local constant, </w:t>
+      </w:r>
+      <w:proofErr w:type="spellStart"/>
+      <w:r>
+        <w:rPr>
+          <w:rStyle w:val="selectable-text"/>
+          <w:rFonts w:ascii="Times New Roman" w:hAnsi="Times New Roman" w:cs="Times New Roman"/>
+        </w:rPr>
+        <w:t>dideklarasikan</w:t>
+      </w:r>
+      <w:proofErr w:type="spellEnd"/>
+      <w:r>
+        <w:rPr>
+          <w:rStyle w:val="selectable-text"/>
+          <w:rFonts w:ascii="Times New Roman" w:hAnsi="Times New Roman" w:cs="Times New Roman"/>
+        </w:rPr>
+        <w:t xml:space="preserve"> di </w:t>
+      </w:r>
+      <w:proofErr w:type="spellStart"/>
+      <w:r>
+        <w:rPr>
+          <w:rStyle w:val="selectable-text"/>
+          <w:rFonts w:ascii="Times New Roman" w:hAnsi="Times New Roman" w:cs="Times New Roman"/>
+        </w:rPr>
+        <w:t>dalam</w:t>
+      </w:r>
+      <w:proofErr w:type="spellEnd"/>
+      <w:r>
+        <w:rPr>
+          <w:rStyle w:val="selectable-text"/>
+          <w:rFonts w:ascii="Times New Roman" w:hAnsi="Times New Roman" w:cs="Times New Roman"/>
+        </w:rPr>
+        <w:t xml:space="preserve"> method </w:t>
+      </w:r>
+      <w:proofErr w:type="gramStart"/>
+      <w:r>
+        <w:rPr>
+          <w:rStyle w:val="selectable-text"/>
+          <w:rFonts w:ascii="Times New Roman" w:hAnsi="Times New Roman" w:cs="Times New Roman"/>
+        </w:rPr>
+        <w:t>main(</w:t>
+      </w:r>
+      <w:proofErr w:type="gramEnd"/>
+      <w:r>
+        <w:rPr>
+          <w:rStyle w:val="selectable-text"/>
+          <w:rFonts w:ascii="Times New Roman" w:hAnsi="Times New Roman" w:cs="Times New Roman"/>
+        </w:rPr>
+        <w:t xml:space="preserve">). </w:t>
+      </w:r>
+      <w:proofErr w:type="spellStart"/>
+      <w:r>
+        <w:rPr>
+          <w:rStyle w:val="selectable-text"/>
+          <w:rFonts w:ascii="Times New Roman" w:hAnsi="Times New Roman" w:cs="Times New Roman"/>
+        </w:rPr>
+        <w:t>Scopenya</w:t>
+      </w:r>
+      <w:proofErr w:type="spellEnd"/>
+      <w:r>
+        <w:rPr>
+          <w:rStyle w:val="selectable-text"/>
+          <w:rFonts w:ascii="Times New Roman" w:hAnsi="Times New Roman" w:cs="Times New Roman"/>
+        </w:rPr>
+        <w:t xml:space="preserve"> </w:t>
+      </w:r>
+      <w:proofErr w:type="spellStart"/>
+      <w:r>
+        <w:rPr>
+          <w:rStyle w:val="selectable-text"/>
+          <w:rFonts w:ascii="Times New Roman" w:hAnsi="Times New Roman" w:cs="Times New Roman"/>
+        </w:rPr>
+        <w:t>cuma</w:t>
+      </w:r>
+      <w:proofErr w:type="spellEnd"/>
+      <w:r>
+        <w:rPr>
+          <w:rStyle w:val="selectable-text"/>
+          <w:rFonts w:ascii="Times New Roman" w:hAnsi="Times New Roman" w:cs="Times New Roman"/>
+        </w:rPr>
+        <w:t xml:space="preserve"> di </w:t>
+      </w:r>
+      <w:proofErr w:type="spellStart"/>
+      <w:r>
+        <w:rPr>
+          <w:rStyle w:val="selectable-text"/>
+          <w:rFonts w:ascii="Times New Roman" w:hAnsi="Times New Roman" w:cs="Times New Roman"/>
+        </w:rPr>
+        <w:t>dalam</w:t>
+      </w:r>
+      <w:proofErr w:type="spellEnd"/>
+      <w:r>
+        <w:rPr>
+          <w:rStyle w:val="selectable-text"/>
+          <w:rFonts w:ascii="Times New Roman" w:hAnsi="Times New Roman" w:cs="Times New Roman"/>
+        </w:rPr>
+        <w:t xml:space="preserve"> method </w:t>
+      </w:r>
+      <w:proofErr w:type="spellStart"/>
+      <w:r>
+        <w:rPr>
+          <w:rStyle w:val="selectable-text"/>
+          <w:rFonts w:ascii="Times New Roman" w:hAnsi="Times New Roman" w:cs="Times New Roman"/>
+        </w:rPr>
+        <w:t>itu</w:t>
+      </w:r>
+      <w:proofErr w:type="spellEnd"/>
+      <w:r>
+        <w:rPr>
+          <w:rStyle w:val="selectable-text"/>
+          <w:rFonts w:ascii="Times New Roman" w:hAnsi="Times New Roman" w:cs="Times New Roman"/>
+        </w:rPr>
+        <w:t xml:space="preserve">, gak </w:t>
+      </w:r>
+      <w:proofErr w:type="spellStart"/>
+      <w:r>
+        <w:rPr>
+          <w:rStyle w:val="selectable-text"/>
+          <w:rFonts w:ascii="Times New Roman" w:hAnsi="Times New Roman" w:cs="Times New Roman"/>
+        </w:rPr>
+        <w:t>bisa</w:t>
+      </w:r>
+      <w:proofErr w:type="spellEnd"/>
+      <w:r>
+        <w:rPr>
+          <w:rStyle w:val="selectable-text"/>
+          <w:rFonts w:ascii="Times New Roman" w:hAnsi="Times New Roman" w:cs="Times New Roman"/>
+        </w:rPr>
+        <w:t xml:space="preserve"> </w:t>
+      </w:r>
+      <w:proofErr w:type="spellStart"/>
+      <w:r>
+        <w:rPr>
+          <w:rStyle w:val="selectable-text"/>
+          <w:rFonts w:ascii="Times New Roman" w:hAnsi="Times New Roman" w:cs="Times New Roman"/>
+        </w:rPr>
+        <w:t>diakses</w:t>
+      </w:r>
+      <w:proofErr w:type="spellEnd"/>
+      <w:r>
+        <w:rPr>
+          <w:rStyle w:val="selectable-text"/>
+          <w:rFonts w:ascii="Times New Roman" w:hAnsi="Times New Roman" w:cs="Times New Roman"/>
+        </w:rPr>
+        <w:t xml:space="preserve"> </w:t>
+      </w:r>
+      <w:proofErr w:type="spellStart"/>
+      <w:r>
+        <w:rPr>
+          <w:rStyle w:val="selectable-text"/>
+          <w:rFonts w:ascii="Times New Roman" w:hAnsi="Times New Roman" w:cs="Times New Roman"/>
+        </w:rPr>
+        <w:t>dari</w:t>
+      </w:r>
+      <w:proofErr w:type="spellEnd"/>
+      <w:r>
+        <w:rPr>
+          <w:rStyle w:val="selectable-text"/>
+          <w:rFonts w:ascii="Times New Roman" w:hAnsi="Times New Roman" w:cs="Times New Roman"/>
+        </w:rPr>
+        <w:t xml:space="preserve"> </w:t>
+      </w:r>
+      <w:proofErr w:type="spellStart"/>
+      <w:r>
+        <w:rPr>
+          <w:rStyle w:val="selectable-text"/>
+          <w:rFonts w:ascii="Times New Roman" w:hAnsi="Times New Roman" w:cs="Times New Roman"/>
+        </w:rPr>
+        <w:t>luar</w:t>
+      </w:r>
+      <w:proofErr w:type="spellEnd"/>
+      <w:r>
+        <w:rPr>
+          <w:rStyle w:val="selectable-text"/>
+          <w:rFonts w:ascii="Times New Roman" w:hAnsi="Times New Roman" w:cs="Times New Roman"/>
+        </w:rPr>
+        <w:t xml:space="preserve">/method lain, dan </w:t>
+      </w:r>
+      <w:proofErr w:type="spellStart"/>
+      <w:r>
+        <w:rPr>
+          <w:rStyle w:val="selectable-text"/>
+          <w:rFonts w:ascii="Times New Roman" w:hAnsi="Times New Roman" w:cs="Times New Roman"/>
+        </w:rPr>
+        <w:t>setiap</w:t>
+      </w:r>
+      <w:proofErr w:type="spellEnd"/>
+      <w:r>
+        <w:rPr>
+          <w:rStyle w:val="selectable-text"/>
+          <w:rFonts w:ascii="Times New Roman" w:hAnsi="Times New Roman" w:cs="Times New Roman"/>
+        </w:rPr>
+        <w:t xml:space="preserve"> kali method </w:t>
+      </w:r>
+      <w:proofErr w:type="spellStart"/>
+      <w:r>
+        <w:rPr>
+          <w:rStyle w:val="selectable-text"/>
+          <w:rFonts w:ascii="Times New Roman" w:hAnsi="Times New Roman" w:cs="Times New Roman"/>
+        </w:rPr>
+        <w:t>dipanggil</w:t>
+      </w:r>
+      <w:proofErr w:type="spellEnd"/>
+      <w:r>
+        <w:rPr>
+          <w:rStyle w:val="selectable-text"/>
+          <w:rFonts w:ascii="Times New Roman" w:hAnsi="Times New Roman" w:cs="Times New Roman"/>
+        </w:rPr>
+        <w:t xml:space="preserve"> </w:t>
+      </w:r>
+      <w:proofErr w:type="spellStart"/>
+      <w:r>
+        <w:rPr>
+          <w:rStyle w:val="selectable-text"/>
+          <w:rFonts w:ascii="Times New Roman" w:hAnsi="Times New Roman" w:cs="Times New Roman"/>
+        </w:rPr>
+        <w:t>ulang</w:t>
+      </w:r>
+      <w:proofErr w:type="spellEnd"/>
+      <w:r>
+        <w:rPr>
+          <w:rStyle w:val="selectable-text"/>
+          <w:rFonts w:ascii="Times New Roman" w:hAnsi="Times New Roman" w:cs="Times New Roman"/>
+        </w:rPr>
+        <w:t xml:space="preserve">, </w:t>
+      </w:r>
+      <w:proofErr w:type="spellStart"/>
+      <w:r>
+        <w:rPr>
+          <w:rStyle w:val="selectable-text"/>
+          <w:rFonts w:ascii="Times New Roman" w:hAnsi="Times New Roman" w:cs="Times New Roman"/>
+        </w:rPr>
+        <w:t>variabel</w:t>
+      </w:r>
+      <w:proofErr w:type="spellEnd"/>
+      <w:r>
+        <w:rPr>
+          <w:rStyle w:val="selectable-text"/>
+          <w:rFonts w:ascii="Times New Roman" w:hAnsi="Times New Roman" w:cs="Times New Roman"/>
+        </w:rPr>
+        <w:t xml:space="preserve"> </w:t>
+      </w:r>
+      <w:proofErr w:type="spellStart"/>
+      <w:r>
+        <w:rPr>
+          <w:rStyle w:val="selectable-text"/>
+          <w:rFonts w:ascii="Times New Roman" w:hAnsi="Times New Roman" w:cs="Times New Roman"/>
+        </w:rPr>
+        <w:t>ini</w:t>
+      </w:r>
+      <w:proofErr w:type="spellEnd"/>
+      <w:r>
+        <w:rPr>
+          <w:rStyle w:val="selectable-text"/>
+          <w:rFonts w:ascii="Times New Roman" w:hAnsi="Times New Roman" w:cs="Times New Roman"/>
+        </w:rPr>
+        <w:t xml:space="preserve"> </w:t>
+      </w:r>
+      <w:proofErr w:type="spellStart"/>
+      <w:r>
+        <w:rPr>
+          <w:rStyle w:val="selectable-text"/>
+          <w:rFonts w:ascii="Times New Roman" w:hAnsi="Times New Roman" w:cs="Times New Roman"/>
+        </w:rPr>
+        <w:t>dibuat</w:t>
+      </w:r>
+      <w:proofErr w:type="spellEnd"/>
+      <w:r>
+        <w:rPr>
+          <w:rStyle w:val="selectable-text"/>
+          <w:rFonts w:ascii="Times New Roman" w:hAnsi="Times New Roman" w:cs="Times New Roman"/>
+        </w:rPr>
+        <w:t xml:space="preserve"> </w:t>
+      </w:r>
+      <w:proofErr w:type="spellStart"/>
+      <w:r>
+        <w:rPr>
+          <w:rStyle w:val="selectable-text"/>
+          <w:rFonts w:ascii="Times New Roman" w:hAnsi="Times New Roman" w:cs="Times New Roman"/>
+        </w:rPr>
+        <w:t>ulang</w:t>
+      </w:r>
+      <w:proofErr w:type="spellEnd"/>
+      <w:r>
+        <w:rPr>
+          <w:rStyle w:val="selectable-text"/>
+          <w:rFonts w:ascii="Times New Roman" w:hAnsi="Times New Roman" w:cs="Times New Roman"/>
+        </w:rPr>
+        <w:t>.</w:t>
       </w:r>
     </w:p>
     <w:p>
@@ -1294,7 +3913,439 @@
           <w:rStyle w:val="selectable-text"/>
           <w:rFonts w:ascii="Times New Roman" w:hAnsi="Times New Roman" w:cs="Times New Roman"/>
         </w:rPr>
-        <w:t>Public static final double CM_PER_INCH (di Constants2) merupakan class constant. Static artinya nilainya cuma ada 1 kali di memori, dipakai bareng oleh semua method/objek di class itu (gak perlu bikin objek dulu). Public artinya bisa diakses dari class lain pakai Constants2.CM_PER_INCH. Final tetap artinya nilainya gak bisa diubah setelah diinisialisasi.</w:t>
+        <w:t xml:space="preserve">Public static final double CM_PER_INCH (di Constants2) </w:t>
+      </w:r>
+      <w:proofErr w:type="spellStart"/>
+      <w:r>
+        <w:rPr>
+          <w:rStyle w:val="selectable-text"/>
+          <w:rFonts w:ascii="Times New Roman" w:hAnsi="Times New Roman" w:cs="Times New Roman"/>
+        </w:rPr>
+        <w:t>merupakan</w:t>
+      </w:r>
+      <w:proofErr w:type="spellEnd"/>
+      <w:r>
+        <w:rPr>
+          <w:rStyle w:val="selectable-text"/>
+          <w:rFonts w:ascii="Times New Roman" w:hAnsi="Times New Roman" w:cs="Times New Roman"/>
+        </w:rPr>
+        <w:t xml:space="preserve"> class constant. Static </w:t>
+      </w:r>
+      <w:proofErr w:type="spellStart"/>
+      <w:r>
+        <w:rPr>
+          <w:rStyle w:val="selectable-text"/>
+          <w:rFonts w:ascii="Times New Roman" w:hAnsi="Times New Roman" w:cs="Times New Roman"/>
+        </w:rPr>
+        <w:t>artinya</w:t>
+      </w:r>
+      <w:proofErr w:type="spellEnd"/>
+      <w:r>
+        <w:rPr>
+          <w:rStyle w:val="selectable-text"/>
+          <w:rFonts w:ascii="Times New Roman" w:hAnsi="Times New Roman" w:cs="Times New Roman"/>
+        </w:rPr>
+        <w:t xml:space="preserve"> </w:t>
+      </w:r>
+      <w:proofErr w:type="spellStart"/>
+      <w:r>
+        <w:rPr>
+          <w:rStyle w:val="selectable-text"/>
+          <w:rFonts w:ascii="Times New Roman" w:hAnsi="Times New Roman" w:cs="Times New Roman"/>
+        </w:rPr>
+        <w:t>nilainya</w:t>
+      </w:r>
+      <w:proofErr w:type="spellEnd"/>
+      <w:r>
+        <w:rPr>
+          <w:rStyle w:val="selectable-text"/>
+          <w:rFonts w:ascii="Times New Roman" w:hAnsi="Times New Roman" w:cs="Times New Roman"/>
+        </w:rPr>
+        <w:t xml:space="preserve"> </w:t>
+      </w:r>
+      <w:proofErr w:type="spellStart"/>
+      <w:r>
+        <w:rPr>
+          <w:rStyle w:val="selectable-text"/>
+          <w:rFonts w:ascii="Times New Roman" w:hAnsi="Times New Roman" w:cs="Times New Roman"/>
+        </w:rPr>
+        <w:t>cuma</w:t>
+      </w:r>
+      <w:proofErr w:type="spellEnd"/>
+      <w:r>
+        <w:rPr>
+          <w:rStyle w:val="selectable-text"/>
+          <w:rFonts w:ascii="Times New Roman" w:hAnsi="Times New Roman" w:cs="Times New Roman"/>
+        </w:rPr>
+        <w:t xml:space="preserve"> </w:t>
+      </w:r>
+      <w:proofErr w:type="spellStart"/>
+      <w:r>
+        <w:rPr>
+          <w:rStyle w:val="selectable-text"/>
+          <w:rFonts w:ascii="Times New Roman" w:hAnsi="Times New Roman" w:cs="Times New Roman"/>
+        </w:rPr>
+        <w:t>ada</w:t>
+      </w:r>
+      <w:proofErr w:type="spellEnd"/>
+      <w:r>
+        <w:rPr>
+          <w:rStyle w:val="selectable-text"/>
+          <w:rFonts w:ascii="Times New Roman" w:hAnsi="Times New Roman" w:cs="Times New Roman"/>
+        </w:rPr>
+        <w:t xml:space="preserve"> 1 kali di </w:t>
+      </w:r>
+      <w:proofErr w:type="spellStart"/>
+      <w:r>
+        <w:rPr>
+          <w:rStyle w:val="selectable-text"/>
+          <w:rFonts w:ascii="Times New Roman" w:hAnsi="Times New Roman" w:cs="Times New Roman"/>
+        </w:rPr>
+        <w:t>memori</w:t>
+      </w:r>
+      <w:proofErr w:type="spellEnd"/>
+      <w:r>
+        <w:rPr>
+          <w:rStyle w:val="selectable-text"/>
+          <w:rFonts w:ascii="Times New Roman" w:hAnsi="Times New Roman" w:cs="Times New Roman"/>
+        </w:rPr>
+        <w:t xml:space="preserve">, </w:t>
+      </w:r>
+      <w:proofErr w:type="spellStart"/>
+      <w:r>
+        <w:rPr>
+          <w:rStyle w:val="selectable-text"/>
+          <w:rFonts w:ascii="Times New Roman" w:hAnsi="Times New Roman" w:cs="Times New Roman"/>
+        </w:rPr>
+        <w:t>dipakai</w:t>
+      </w:r>
+      <w:proofErr w:type="spellEnd"/>
+      <w:r>
+        <w:rPr>
+          <w:rStyle w:val="selectable-text"/>
+          <w:rFonts w:ascii="Times New Roman" w:hAnsi="Times New Roman" w:cs="Times New Roman"/>
+        </w:rPr>
+        <w:t xml:space="preserve"> </w:t>
+      </w:r>
+      <w:proofErr w:type="spellStart"/>
+      <w:r>
+        <w:rPr>
+          <w:rStyle w:val="selectable-text"/>
+          <w:rFonts w:ascii="Times New Roman" w:hAnsi="Times New Roman" w:cs="Times New Roman"/>
+        </w:rPr>
+        <w:t>bareng</w:t>
+      </w:r>
+      <w:proofErr w:type="spellEnd"/>
+      <w:r>
+        <w:rPr>
+          <w:rStyle w:val="selectable-text"/>
+          <w:rFonts w:ascii="Times New Roman" w:hAnsi="Times New Roman" w:cs="Times New Roman"/>
+        </w:rPr>
+        <w:t xml:space="preserve"> oleh </w:t>
+      </w:r>
+      <w:proofErr w:type="spellStart"/>
+      <w:r>
+        <w:rPr>
+          <w:rStyle w:val="selectable-text"/>
+          <w:rFonts w:ascii="Times New Roman" w:hAnsi="Times New Roman" w:cs="Times New Roman"/>
+        </w:rPr>
+        <w:t>semua</w:t>
+      </w:r>
+      <w:proofErr w:type="spellEnd"/>
+      <w:r>
+        <w:rPr>
+          <w:rStyle w:val="selectable-text"/>
+          <w:rFonts w:ascii="Times New Roman" w:hAnsi="Times New Roman" w:cs="Times New Roman"/>
+        </w:rPr>
+        <w:t xml:space="preserve"> method/</w:t>
+      </w:r>
+      <w:proofErr w:type="spellStart"/>
+      <w:r>
+        <w:rPr>
+          <w:rStyle w:val="selectable-text"/>
+          <w:rFonts w:ascii="Times New Roman" w:hAnsi="Times New Roman" w:cs="Times New Roman"/>
+        </w:rPr>
+        <w:t>objek</w:t>
+      </w:r>
+      <w:proofErr w:type="spellEnd"/>
+      <w:r>
+        <w:rPr>
+          <w:rStyle w:val="selectable-text"/>
+          <w:rFonts w:ascii="Times New Roman" w:hAnsi="Times New Roman" w:cs="Times New Roman"/>
+        </w:rPr>
+        <w:t xml:space="preserve"> di class </w:t>
+      </w:r>
+      <w:proofErr w:type="spellStart"/>
+      <w:r>
+        <w:rPr>
+          <w:rStyle w:val="selectable-text"/>
+          <w:rFonts w:ascii="Times New Roman" w:hAnsi="Times New Roman" w:cs="Times New Roman"/>
+        </w:rPr>
+        <w:t>itu</w:t>
+      </w:r>
+      <w:proofErr w:type="spellEnd"/>
+      <w:r>
+        <w:rPr>
+          <w:rStyle w:val="selectable-text"/>
+          <w:rFonts w:ascii="Times New Roman" w:hAnsi="Times New Roman" w:cs="Times New Roman"/>
+        </w:rPr>
+        <w:t xml:space="preserve"> (gak </w:t>
+      </w:r>
+      <w:proofErr w:type="spellStart"/>
+      <w:r>
+        <w:rPr>
+          <w:rStyle w:val="selectable-text"/>
+          <w:rFonts w:ascii="Times New Roman" w:hAnsi="Times New Roman" w:cs="Times New Roman"/>
+        </w:rPr>
+        <w:t>perlu</w:t>
+      </w:r>
+      <w:proofErr w:type="spellEnd"/>
+      <w:r>
+        <w:rPr>
+          <w:rStyle w:val="selectable-text"/>
+          <w:rFonts w:ascii="Times New Roman" w:hAnsi="Times New Roman" w:cs="Times New Roman"/>
+        </w:rPr>
+        <w:t xml:space="preserve"> </w:t>
+      </w:r>
+      <w:proofErr w:type="spellStart"/>
+      <w:r>
+        <w:rPr>
+          <w:rStyle w:val="selectable-text"/>
+          <w:rFonts w:ascii="Times New Roman" w:hAnsi="Times New Roman" w:cs="Times New Roman"/>
+        </w:rPr>
+        <w:t>bikin</w:t>
+      </w:r>
+      <w:proofErr w:type="spellEnd"/>
+      <w:r>
+        <w:rPr>
+          <w:rStyle w:val="selectable-text"/>
+          <w:rFonts w:ascii="Times New Roman" w:hAnsi="Times New Roman" w:cs="Times New Roman"/>
+        </w:rPr>
+        <w:t xml:space="preserve"> </w:t>
+      </w:r>
+      <w:proofErr w:type="spellStart"/>
+      <w:r>
+        <w:rPr>
+          <w:rStyle w:val="selectable-text"/>
+          <w:rFonts w:ascii="Times New Roman" w:hAnsi="Times New Roman" w:cs="Times New Roman"/>
+        </w:rPr>
+        <w:t>objek</w:t>
+      </w:r>
+      <w:proofErr w:type="spellEnd"/>
+      <w:r>
+        <w:rPr>
+          <w:rStyle w:val="selectable-text"/>
+          <w:rFonts w:ascii="Times New Roman" w:hAnsi="Times New Roman" w:cs="Times New Roman"/>
+        </w:rPr>
+        <w:t xml:space="preserve"> </w:t>
+      </w:r>
+      <w:proofErr w:type="spellStart"/>
+      <w:r>
+        <w:rPr>
+          <w:rStyle w:val="selectable-text"/>
+          <w:rFonts w:ascii="Times New Roman" w:hAnsi="Times New Roman" w:cs="Times New Roman"/>
+        </w:rPr>
+        <w:t>dulu</w:t>
+      </w:r>
+      <w:proofErr w:type="spellEnd"/>
+      <w:r>
+        <w:rPr>
+          <w:rStyle w:val="selectable-text"/>
+          <w:rFonts w:ascii="Times New Roman" w:hAnsi="Times New Roman" w:cs="Times New Roman"/>
+        </w:rPr>
+        <w:t xml:space="preserve">). Public </w:t>
+      </w:r>
+      <w:proofErr w:type="spellStart"/>
+      <w:r>
+        <w:rPr>
+          <w:rStyle w:val="selectable-text"/>
+          <w:rFonts w:ascii="Times New Roman" w:hAnsi="Times New Roman" w:cs="Times New Roman"/>
+        </w:rPr>
+        <w:t>artinya</w:t>
+      </w:r>
+      <w:proofErr w:type="spellEnd"/>
+      <w:r>
+        <w:rPr>
+          <w:rStyle w:val="selectable-text"/>
+          <w:rFonts w:ascii="Times New Roman" w:hAnsi="Times New Roman" w:cs="Times New Roman"/>
+        </w:rPr>
+        <w:t xml:space="preserve"> </w:t>
+      </w:r>
+      <w:proofErr w:type="spellStart"/>
+      <w:r>
+        <w:rPr>
+          <w:rStyle w:val="selectable-text"/>
+          <w:rFonts w:ascii="Times New Roman" w:hAnsi="Times New Roman" w:cs="Times New Roman"/>
+        </w:rPr>
+        <w:t>bisa</w:t>
+      </w:r>
+      <w:proofErr w:type="spellEnd"/>
+      <w:r>
+        <w:rPr>
+          <w:rStyle w:val="selectable-text"/>
+          <w:rFonts w:ascii="Times New Roman" w:hAnsi="Times New Roman" w:cs="Times New Roman"/>
+        </w:rPr>
+        <w:t xml:space="preserve"> </w:t>
+      </w:r>
+      <w:proofErr w:type="spellStart"/>
+      <w:r>
+        <w:rPr>
+          <w:rStyle w:val="selectable-text"/>
+          <w:rFonts w:ascii="Times New Roman" w:hAnsi="Times New Roman" w:cs="Times New Roman"/>
+        </w:rPr>
+        <w:t>diakses</w:t>
+      </w:r>
+      <w:proofErr w:type="spellEnd"/>
+      <w:r>
+        <w:rPr>
+          <w:rStyle w:val="selectable-text"/>
+          <w:rFonts w:ascii="Times New Roman" w:hAnsi="Times New Roman" w:cs="Times New Roman"/>
+        </w:rPr>
+        <w:t xml:space="preserve"> </w:t>
+      </w:r>
+      <w:proofErr w:type="spellStart"/>
+      <w:r>
+        <w:rPr>
+          <w:rStyle w:val="selectable-text"/>
+          <w:rFonts w:ascii="Times New Roman" w:hAnsi="Times New Roman" w:cs="Times New Roman"/>
+        </w:rPr>
+        <w:t>dari</w:t>
+      </w:r>
+      <w:proofErr w:type="spellEnd"/>
+      <w:r>
+        <w:rPr>
+          <w:rStyle w:val="selectable-text"/>
+          <w:rFonts w:ascii="Times New Roman" w:hAnsi="Times New Roman" w:cs="Times New Roman"/>
+        </w:rPr>
+        <w:t xml:space="preserve"> class lain </w:t>
+      </w:r>
+      <w:proofErr w:type="spellStart"/>
+      <w:r>
+        <w:rPr>
+          <w:rStyle w:val="selectable-text"/>
+          <w:rFonts w:ascii="Times New Roman" w:hAnsi="Times New Roman" w:cs="Times New Roman"/>
+        </w:rPr>
+        <w:t>pakai</w:t>
+      </w:r>
+      <w:proofErr w:type="spellEnd"/>
+      <w:r>
+        <w:rPr>
+          <w:rStyle w:val="selectable-text"/>
+          <w:rFonts w:ascii="Times New Roman" w:hAnsi="Times New Roman" w:cs="Times New Roman"/>
+        </w:rPr>
+        <w:t xml:space="preserve"> Constants2.CM_PER_INCH. Final </w:t>
+      </w:r>
+      <w:proofErr w:type="spellStart"/>
+      <w:r>
+        <w:rPr>
+          <w:rStyle w:val="selectable-text"/>
+          <w:rFonts w:ascii="Times New Roman" w:hAnsi="Times New Roman" w:cs="Times New Roman"/>
+        </w:rPr>
+        <w:t>tetap</w:t>
+      </w:r>
+      <w:proofErr w:type="spellEnd"/>
+      <w:r>
+        <w:rPr>
+          <w:rStyle w:val="selectable-text"/>
+          <w:rFonts w:ascii="Times New Roman" w:hAnsi="Times New Roman" w:cs="Times New Roman"/>
+        </w:rPr>
+        <w:t xml:space="preserve"> </w:t>
+      </w:r>
+      <w:proofErr w:type="spellStart"/>
+      <w:r>
+        <w:rPr>
+          <w:rStyle w:val="selectable-text"/>
+          <w:rFonts w:ascii="Times New Roman" w:hAnsi="Times New Roman" w:cs="Times New Roman"/>
+        </w:rPr>
+        <w:t>artinya</w:t>
+      </w:r>
+      <w:proofErr w:type="spellEnd"/>
+      <w:r>
+        <w:rPr>
+          <w:rStyle w:val="selectable-text"/>
+          <w:rFonts w:ascii="Times New Roman" w:hAnsi="Times New Roman" w:cs="Times New Roman"/>
+        </w:rPr>
+        <w:t xml:space="preserve"> </w:t>
+      </w:r>
+      <w:proofErr w:type="spellStart"/>
+      <w:r>
+        <w:rPr>
+          <w:rStyle w:val="selectable-text"/>
+          <w:rFonts w:ascii="Times New Roman" w:hAnsi="Times New Roman" w:cs="Times New Roman"/>
+        </w:rPr>
+        <w:t>nilainya</w:t>
+      </w:r>
+      <w:proofErr w:type="spellEnd"/>
+      <w:r>
+        <w:rPr>
+          <w:rStyle w:val="selectable-text"/>
+          <w:rFonts w:ascii="Times New Roman" w:hAnsi="Times New Roman" w:cs="Times New Roman"/>
+        </w:rPr>
+        <w:t xml:space="preserve"> gak </w:t>
+      </w:r>
+      <w:proofErr w:type="spellStart"/>
+      <w:r>
+        <w:rPr>
+          <w:rStyle w:val="selectable-text"/>
+          <w:rFonts w:ascii="Times New Roman" w:hAnsi="Times New Roman" w:cs="Times New Roman"/>
+        </w:rPr>
+        <w:t>bisa</w:t>
+      </w:r>
+      <w:proofErr w:type="spellEnd"/>
+      <w:r>
+        <w:rPr>
+          <w:rStyle w:val="selectable-text"/>
+          <w:rFonts w:ascii="Times New Roman" w:hAnsi="Times New Roman" w:cs="Times New Roman"/>
+        </w:rPr>
+        <w:t xml:space="preserve"> </w:t>
+      </w:r>
+      <w:proofErr w:type="spellStart"/>
+      <w:r>
+        <w:rPr>
+          <w:rStyle w:val="selectable-text"/>
+          <w:rFonts w:ascii="Times New Roman" w:hAnsi="Times New Roman" w:cs="Times New Roman"/>
+        </w:rPr>
+        <w:t>diubah</w:t>
+      </w:r>
+      <w:proofErr w:type="spellEnd"/>
+      <w:r>
+        <w:rPr>
+          <w:rStyle w:val="selectable-text"/>
+          <w:rFonts w:ascii="Times New Roman" w:hAnsi="Times New Roman" w:cs="Times New Roman"/>
+        </w:rPr>
+        <w:t xml:space="preserve"> </w:t>
+      </w:r>
+      <w:proofErr w:type="spellStart"/>
+      <w:r>
+        <w:rPr>
+          <w:rStyle w:val="selectable-text"/>
+          <w:rFonts w:ascii="Times New Roman" w:hAnsi="Times New Roman" w:cs="Times New Roman"/>
+        </w:rPr>
+        <w:t>setelah</w:t>
+      </w:r>
+      <w:proofErr w:type="spellEnd"/>
+      <w:r>
+        <w:rPr>
+          <w:rStyle w:val="selectable-text"/>
+          <w:rFonts w:ascii="Times New Roman" w:hAnsi="Times New Roman" w:cs="Times New Roman"/>
+        </w:rPr>
+        <w:t xml:space="preserve"> </w:t>
+      </w:r>
+      <w:proofErr w:type="spellStart"/>
+      <w:r>
+        <w:rPr>
+          <w:rStyle w:val="selectable-text"/>
+          <w:rFonts w:ascii="Times New Roman" w:hAnsi="Times New Roman" w:cs="Times New Roman"/>
+        </w:rPr>
+        <w:t>diinisialisasi</w:t>
+      </w:r>
+      <w:proofErr w:type="spellEnd"/>
+      <w:r>
+        <w:rPr>
+          <w:rStyle w:val="selectable-text"/>
+          <w:rFonts w:ascii="Times New Roman" w:hAnsi="Times New Roman" w:cs="Times New Roman"/>
+        </w:rPr>
+        <w:t>.</w:t>
       </w:r>
     </w:p>
     <w:p>
@@ -1308,11 +4359,89 @@
           <w:rFonts w:ascii="Times New Roman" w:hAnsi="Times New Roman" w:cs="Times New Roman"/>
         </w:rPr>
       </w:pPr>
-      <w:r>
-        <w:rPr>
-          <w:rFonts w:ascii="Times New Roman" w:hAnsi="Times New Roman" w:cs="Times New Roman"/>
-        </w:rPr>
-        <w:t xml:space="preserve">Intinya kalau constant itu cuma dipakai di 1 method dan cukup </w:t>
+      <w:proofErr w:type="spellStart"/>
+      <w:r>
+        <w:rPr>
+          <w:rFonts w:ascii="Times New Roman" w:hAnsi="Times New Roman" w:cs="Times New Roman"/>
+        </w:rPr>
+        <w:t>Intinya</w:t>
+      </w:r>
+      <w:proofErr w:type="spellEnd"/>
+      <w:r>
+        <w:rPr>
+          <w:rFonts w:ascii="Times New Roman" w:hAnsi="Times New Roman" w:cs="Times New Roman"/>
+        </w:rPr>
+        <w:t xml:space="preserve"> </w:t>
+      </w:r>
+      <w:proofErr w:type="spellStart"/>
+      <w:r>
+        <w:rPr>
+          <w:rFonts w:ascii="Times New Roman" w:hAnsi="Times New Roman" w:cs="Times New Roman"/>
+        </w:rPr>
+        <w:t>kalau</w:t>
+      </w:r>
+      <w:proofErr w:type="spellEnd"/>
+      <w:r>
+        <w:rPr>
+          <w:rFonts w:ascii="Times New Roman" w:hAnsi="Times New Roman" w:cs="Times New Roman"/>
+        </w:rPr>
+        <w:t xml:space="preserve"> constant </w:t>
+      </w:r>
+      <w:proofErr w:type="spellStart"/>
+      <w:r>
+        <w:rPr>
+          <w:rFonts w:ascii="Times New Roman" w:hAnsi="Times New Roman" w:cs="Times New Roman"/>
+        </w:rPr>
+        <w:t>itu</w:t>
+      </w:r>
+      <w:proofErr w:type="spellEnd"/>
+      <w:r>
+        <w:rPr>
+          <w:rFonts w:ascii="Times New Roman" w:hAnsi="Times New Roman" w:cs="Times New Roman"/>
+        </w:rPr>
+        <w:t xml:space="preserve"> </w:t>
+      </w:r>
+      <w:proofErr w:type="spellStart"/>
+      <w:r>
+        <w:rPr>
+          <w:rFonts w:ascii="Times New Roman" w:hAnsi="Times New Roman" w:cs="Times New Roman"/>
+        </w:rPr>
+        <w:t>cuma</w:t>
+      </w:r>
+      <w:proofErr w:type="spellEnd"/>
+      <w:r>
+        <w:rPr>
+          <w:rFonts w:ascii="Times New Roman" w:hAnsi="Times New Roman" w:cs="Times New Roman"/>
+        </w:rPr>
+        <w:t xml:space="preserve"> </w:t>
+      </w:r>
+      <w:proofErr w:type="spellStart"/>
+      <w:r>
+        <w:rPr>
+          <w:rFonts w:ascii="Times New Roman" w:hAnsi="Times New Roman" w:cs="Times New Roman"/>
+        </w:rPr>
+        <w:t>dipakai</w:t>
+      </w:r>
+      <w:proofErr w:type="spellEnd"/>
+      <w:r>
+        <w:rPr>
+          <w:rFonts w:ascii="Times New Roman" w:hAnsi="Times New Roman" w:cs="Times New Roman"/>
+        </w:rPr>
+        <w:t xml:space="preserve"> di 1 method dan </w:t>
+      </w:r>
+      <w:proofErr w:type="spellStart"/>
+      <w:r>
+        <w:rPr>
+          <w:rFonts w:ascii="Times New Roman" w:hAnsi="Times New Roman" w:cs="Times New Roman"/>
+        </w:rPr>
+        <w:t>cukup</w:t>
+      </w:r>
+      <w:proofErr w:type="spellEnd"/>
+      <w:r>
+        <w:rPr>
+          <w:rFonts w:ascii="Times New Roman" w:hAnsi="Times New Roman" w:cs="Times New Roman"/>
+        </w:rPr>
+        <w:t xml:space="preserve"> </w:t>
       </w:r>
       <w:r>
         <w:rPr>
@@ -1325,7 +4454,105 @@
         <w:rPr>
           <w:rFonts w:ascii="Times New Roman" w:hAnsi="Times New Roman" w:cs="Times New Roman"/>
         </w:rPr>
-        <w:t xml:space="preserve"> lokal. Kalau mau dipakai bersama di banyak method/class maka, pakai </w:t>
+        <w:t xml:space="preserve"> </w:t>
+      </w:r>
+      <w:proofErr w:type="spellStart"/>
+      <w:r>
+        <w:rPr>
+          <w:rFonts w:ascii="Times New Roman" w:hAnsi="Times New Roman" w:cs="Times New Roman"/>
+        </w:rPr>
+        <w:t>lokal</w:t>
+      </w:r>
+      <w:proofErr w:type="spellEnd"/>
+      <w:r>
+        <w:rPr>
+          <w:rFonts w:ascii="Times New Roman" w:hAnsi="Times New Roman" w:cs="Times New Roman"/>
+        </w:rPr>
+        <w:t xml:space="preserve">. Kalau </w:t>
+      </w:r>
+      <w:proofErr w:type="spellStart"/>
+      <w:r>
+        <w:rPr>
+          <w:rFonts w:ascii="Times New Roman" w:hAnsi="Times New Roman" w:cs="Times New Roman"/>
+        </w:rPr>
+        <w:t>mau</w:t>
+      </w:r>
+      <w:proofErr w:type="spellEnd"/>
+      <w:r>
+        <w:rPr>
+          <w:rFonts w:ascii="Times New Roman" w:hAnsi="Times New Roman" w:cs="Times New Roman"/>
+        </w:rPr>
+        <w:t xml:space="preserve"> </w:t>
+      </w:r>
+      <w:proofErr w:type="spellStart"/>
+      <w:r>
+        <w:rPr>
+          <w:rFonts w:ascii="Times New Roman" w:hAnsi="Times New Roman" w:cs="Times New Roman"/>
+        </w:rPr>
+        <w:t>dipakai</w:t>
+      </w:r>
+      <w:proofErr w:type="spellEnd"/>
+      <w:r>
+        <w:rPr>
+          <w:rFonts w:ascii="Times New Roman" w:hAnsi="Times New Roman" w:cs="Times New Roman"/>
+        </w:rPr>
+        <w:t xml:space="preserve"> </w:t>
+      </w:r>
+      <w:proofErr w:type="spellStart"/>
+      <w:r>
+        <w:rPr>
+          <w:rFonts w:ascii="Times New Roman" w:hAnsi="Times New Roman" w:cs="Times New Roman"/>
+        </w:rPr>
+        <w:t>bersama</w:t>
+      </w:r>
+      <w:proofErr w:type="spellEnd"/>
+      <w:r>
+        <w:rPr>
+          <w:rFonts w:ascii="Times New Roman" w:hAnsi="Times New Roman" w:cs="Times New Roman"/>
+        </w:rPr>
+        <w:t xml:space="preserve"> di </w:t>
+      </w:r>
+      <w:proofErr w:type="spellStart"/>
+      <w:r>
+        <w:rPr>
+          <w:rFonts w:ascii="Times New Roman" w:hAnsi="Times New Roman" w:cs="Times New Roman"/>
+        </w:rPr>
+        <w:t>banyak</w:t>
+      </w:r>
+      <w:proofErr w:type="spellEnd"/>
+      <w:r>
+        <w:rPr>
+          <w:rFonts w:ascii="Times New Roman" w:hAnsi="Times New Roman" w:cs="Times New Roman"/>
+        </w:rPr>
+        <w:t xml:space="preserve"> method/class </w:t>
+      </w:r>
+      <w:proofErr w:type="spellStart"/>
+      <w:r>
+        <w:rPr>
+          <w:rFonts w:ascii="Times New Roman" w:hAnsi="Times New Roman" w:cs="Times New Roman"/>
+        </w:rPr>
+        <w:t>maka</w:t>
+      </w:r>
+      <w:proofErr w:type="spellEnd"/>
+      <w:r>
+        <w:rPr>
+          <w:rFonts w:ascii="Times New Roman" w:hAnsi="Times New Roman" w:cs="Times New Roman"/>
+        </w:rPr>
+        <w:t xml:space="preserve">, </w:t>
+      </w:r>
+      <w:proofErr w:type="spellStart"/>
+      <w:r>
+        <w:rPr>
+          <w:rFonts w:ascii="Times New Roman" w:hAnsi="Times New Roman" w:cs="Times New Roman"/>
+        </w:rPr>
+        <w:t>pakai</w:t>
+      </w:r>
+      <w:proofErr w:type="spellEnd"/>
+      <w:r>
+        <w:rPr>
+          <w:rFonts w:ascii="Times New Roman" w:hAnsi="Times New Roman" w:cs="Times New Roman"/>
+        </w:rPr>
+        <w:t xml:space="preserve"> </w:t>
       </w:r>
       <w:r>
         <w:rPr>
@@ -1346,115 +4573,6 @@
         </w:rPr>
         <w:br/>
       </w:r>
-    </w:p>
-    <w:p>
-      <w:pPr>
-        <w:pStyle w:val="ListParagraph"/>
-        <w:numPr>
-          <w:ilvl w:val="0"/>
-          <w:numId w:val="6"/>
-        </w:numPr>
-        <w:ind w:left="587"/>
-        <w:rPr>
-          <w:rFonts w:ascii="Times New Roman" w:hAnsi="Times New Roman" w:cs="Times New Roman"/>
-        </w:rPr>
-      </w:pPr>
-      <w:r>
-        <w:rPr>
-          <w:rFonts w:ascii="Times New Roman" w:hAnsi="Times New Roman" w:cs="Times New Roman"/>
-        </w:rPr>
-        <w:t>Permasalahan yang dihadapi</w:t>
-      </w:r>
-      <w:r>
-        <w:rPr>
-          <w:rFonts w:ascii="Times New Roman" w:hAnsi="Times New Roman" w:cs="Times New Roman"/>
-        </w:rPr>
-        <w:br/>
-        <w:t>[Tidak Ada]</w:t>
-      </w:r>
-    </w:p>
-    <w:p>
-      <w:pPr>
-        <w:pStyle w:val="ListParagraph"/>
-        <w:numPr>
-          <w:ilvl w:val="0"/>
-          <w:numId w:val="6"/>
-        </w:numPr>
-        <w:ind w:left="587"/>
-        <w:jc w:val="both"/>
-        <w:rPr>
-          <w:rFonts w:ascii="Times New Roman" w:hAnsi="Times New Roman" w:cs="Times New Roman"/>
-        </w:rPr>
-      </w:pPr>
-      <w:r>
-        <w:rPr>
-          <w:rFonts w:ascii="Times New Roman" w:hAnsi="Times New Roman" w:cs="Times New Roman"/>
-        </w:rPr>
-        <w:t>Solusi dari permasalahan yang dihadapi</w:t>
-      </w:r>
-    </w:p>
-    <w:p>
-      <w:pPr>
-        <w:pStyle w:val="ListParagraph"/>
-        <w:ind w:left="587"/>
-        <w:jc w:val="both"/>
-        <w:rPr>
-          <w:rFonts w:ascii="Times New Roman" w:hAnsi="Times New Roman" w:cs="Times New Roman"/>
-        </w:rPr>
-      </w:pPr>
-      <w:r>
-        <w:rPr>
-          <w:rFonts w:ascii="Times New Roman" w:hAnsi="Times New Roman" w:cs="Times New Roman"/>
-        </w:rPr>
-        <w:t>[Tidak Ada]</w:t>
-      </w:r>
-    </w:p>
-    <w:p>
-      <w:pPr>
-        <w:pStyle w:val="ListParagraph"/>
-        <w:numPr>
-          <w:ilvl w:val="0"/>
-          <w:numId w:val="6"/>
-        </w:numPr>
-        <w:ind w:left="587"/>
-        <w:jc w:val="both"/>
-        <w:rPr>
-          <w:rFonts w:ascii="Times New Roman" w:hAnsi="Times New Roman" w:cs="Times New Roman"/>
-        </w:rPr>
-      </w:pPr>
-      <w:r>
-        <w:rPr>
-          <w:rFonts w:ascii="Times New Roman" w:hAnsi="Times New Roman" w:cs="Times New Roman"/>
-        </w:rPr>
-        <w:t>Teman yang membantu</w:t>
-      </w:r>
-    </w:p>
-    <w:p>
-      <w:pPr>
-        <w:pStyle w:val="ListParagraph"/>
-        <w:ind w:left="587"/>
-        <w:jc w:val="both"/>
-        <w:rPr>
-          <w:rFonts w:ascii="Times New Roman" w:hAnsi="Times New Roman" w:cs="Times New Roman"/>
-        </w:rPr>
-      </w:pPr>
-      <w:r>
-        <w:rPr>
-          <w:rFonts w:ascii="Times New Roman" w:hAnsi="Times New Roman" w:cs="Times New Roman"/>
-        </w:rPr>
-        <w:lastRenderedPageBreak/>
-        <w:t>[Tidak Ada]</w:t>
-      </w:r>
-    </w:p>
-    <w:p>
-      <w:pPr>
-        <w:pStyle w:val="ListParagraph"/>
-        <w:ind w:left="587"/>
-        <w:jc w:val="both"/>
-        <w:rPr>
-          <w:rFonts w:ascii="Times New Roman" w:hAnsi="Times New Roman" w:cs="Times New Roman"/>
-        </w:rPr>
-      </w:pPr>
     </w:p>
     <w:p>
       <w:pPr>
@@ -1506,7 +4624,35 @@
         <w:rPr>
           <w:rFonts w:ascii="Times New Roman" w:hAnsi="Times New Roman" w:cs="Times New Roman"/>
         </w:rPr>
-        <w:t>Screenshot hasil akhir program</w:t>
+        <w:t xml:space="preserve">Screenshot </w:t>
+      </w:r>
+      <w:proofErr w:type="spellStart"/>
+      <w:r>
+        <w:rPr>
+          <w:rFonts w:ascii="Times New Roman" w:hAnsi="Times New Roman" w:cs="Times New Roman"/>
+        </w:rPr>
+        <w:t>hasil</w:t>
+      </w:r>
+      <w:proofErr w:type="spellEnd"/>
+      <w:r>
+        <w:rPr>
+          <w:rFonts w:ascii="Times New Roman" w:hAnsi="Times New Roman" w:cs="Times New Roman"/>
+        </w:rPr>
+        <w:t xml:space="preserve"> </w:t>
+      </w:r>
+      <w:proofErr w:type="spellStart"/>
+      <w:r>
+        <w:rPr>
+          <w:rFonts w:ascii="Times New Roman" w:hAnsi="Times New Roman" w:cs="Times New Roman"/>
+        </w:rPr>
+        <w:t>akhir</w:t>
+      </w:r>
+      <w:proofErr w:type="spellEnd"/>
+      <w:r>
+        <w:rPr>
+          <w:rFonts w:ascii="Times New Roman" w:hAnsi="Times New Roman" w:cs="Times New Roman"/>
+        </w:rPr>
+        <w:t xml:space="preserve"> program</w:t>
       </w:r>
     </w:p>
     <w:p>
@@ -1522,6 +4668,7 @@
           <w:rFonts w:ascii="Times New Roman" w:hAnsi="Times New Roman" w:cs="Times New Roman"/>
           <w:noProof/>
         </w:rPr>
+        <w:lastRenderedPageBreak/>
         <w:drawing>
           <wp:inline distT="0" distB="0" distL="0" distR="0" wp14:anchorId="5C421F89" wp14:editId="086081BB">
             <wp:extent cx="5943600" cy="480060"/>
@@ -1571,12 +4718,56 @@
           <w:rFonts w:ascii="Times New Roman" w:hAnsi="Times New Roman" w:cs="Times New Roman"/>
         </w:rPr>
       </w:pPr>
-      <w:r>
-        <w:rPr>
-          <w:rFonts w:ascii="Times New Roman" w:hAnsi="Times New Roman" w:cs="Times New Roman"/>
-        </w:rPr>
-        <w:t>Jawaban tiap soal yang dipertanyakan</w:t>
-      </w:r>
+      <w:proofErr w:type="spellStart"/>
+      <w:r>
+        <w:rPr>
+          <w:rFonts w:ascii="Times New Roman" w:hAnsi="Times New Roman" w:cs="Times New Roman"/>
+        </w:rPr>
+        <w:t>Jawaban</w:t>
+      </w:r>
+      <w:proofErr w:type="spellEnd"/>
+      <w:r>
+        <w:rPr>
+          <w:rFonts w:ascii="Times New Roman" w:hAnsi="Times New Roman" w:cs="Times New Roman"/>
+        </w:rPr>
+        <w:t xml:space="preserve"> </w:t>
+      </w:r>
+      <w:proofErr w:type="spellStart"/>
+      <w:r>
+        <w:rPr>
+          <w:rFonts w:ascii="Times New Roman" w:hAnsi="Times New Roman" w:cs="Times New Roman"/>
+        </w:rPr>
+        <w:t>tiap</w:t>
+      </w:r>
+      <w:proofErr w:type="spellEnd"/>
+      <w:r>
+        <w:rPr>
+          <w:rFonts w:ascii="Times New Roman" w:hAnsi="Times New Roman" w:cs="Times New Roman"/>
+        </w:rPr>
+        <w:t xml:space="preserve"> </w:t>
+      </w:r>
+      <w:proofErr w:type="spellStart"/>
+      <w:r>
+        <w:rPr>
+          <w:rFonts w:ascii="Times New Roman" w:hAnsi="Times New Roman" w:cs="Times New Roman"/>
+        </w:rPr>
+        <w:t>soal</w:t>
+      </w:r>
+      <w:proofErr w:type="spellEnd"/>
+      <w:r>
+        <w:rPr>
+          <w:rFonts w:ascii="Times New Roman" w:hAnsi="Times New Roman" w:cs="Times New Roman"/>
+        </w:rPr>
+        <w:t xml:space="preserve"> yang </w:t>
+      </w:r>
+      <w:proofErr w:type="spellStart"/>
+      <w:r>
+        <w:rPr>
+          <w:rFonts w:ascii="Times New Roman" w:hAnsi="Times New Roman" w:cs="Times New Roman"/>
+        </w:rPr>
+        <w:t>dipertanyakan</w:t>
+      </w:r>
+      <w:proofErr w:type="spellEnd"/>
     </w:p>
     <w:p>
       <w:pPr>
@@ -1594,8 +4785,128 @@
         <w:rPr>
           <w:rFonts w:ascii="Times New Roman" w:hAnsi="Times New Roman" w:cs="Times New Roman"/>
         </w:rPr>
-        <w:t>Pada kasus berikut jelaskan nilai nx setelah digunakan Math.round(x);</w:t>
-      </w:r>
+        <w:t xml:space="preserve">Pada </w:t>
+      </w:r>
+      <w:proofErr w:type="spellStart"/>
+      <w:r>
+        <w:rPr>
+          <w:rFonts w:ascii="Times New Roman" w:hAnsi="Times New Roman" w:cs="Times New Roman"/>
+        </w:rPr>
+        <w:t>kasus</w:t>
+      </w:r>
+      <w:proofErr w:type="spellEnd"/>
+      <w:r>
+        <w:rPr>
+          <w:rFonts w:ascii="Times New Roman" w:hAnsi="Times New Roman" w:cs="Times New Roman"/>
+        </w:rPr>
+        <w:t xml:space="preserve"> </w:t>
+      </w:r>
+      <w:proofErr w:type="spellStart"/>
+      <w:r>
+        <w:rPr>
+          <w:rFonts w:ascii="Times New Roman" w:hAnsi="Times New Roman" w:cs="Times New Roman"/>
+        </w:rPr>
+        <w:t>berikut</w:t>
+      </w:r>
+      <w:proofErr w:type="spellEnd"/>
+      <w:r>
+        <w:rPr>
+          <w:rFonts w:ascii="Times New Roman" w:hAnsi="Times New Roman" w:cs="Times New Roman"/>
+        </w:rPr>
+        <w:t xml:space="preserve"> </w:t>
+      </w:r>
+      <w:proofErr w:type="spellStart"/>
+      <w:r>
+        <w:rPr>
+          <w:rFonts w:ascii="Times New Roman" w:hAnsi="Times New Roman" w:cs="Times New Roman"/>
+        </w:rPr>
+        <w:t>jelaskan</w:t>
+      </w:r>
+      <w:proofErr w:type="spellEnd"/>
+      <w:r>
+        <w:rPr>
+          <w:rFonts w:ascii="Times New Roman" w:hAnsi="Times New Roman" w:cs="Times New Roman"/>
+        </w:rPr>
+        <w:t xml:space="preserve"> </w:t>
+      </w:r>
+      <w:proofErr w:type="spellStart"/>
+      <w:r>
+        <w:rPr>
+          <w:rFonts w:ascii="Times New Roman" w:hAnsi="Times New Roman" w:cs="Times New Roman"/>
+        </w:rPr>
+        <w:t>nilai</w:t>
+      </w:r>
+      <w:proofErr w:type="spellEnd"/>
+      <w:r>
+        <w:rPr>
+          <w:rFonts w:ascii="Times New Roman" w:hAnsi="Times New Roman" w:cs="Times New Roman"/>
+        </w:rPr>
+        <w:t xml:space="preserve"> </w:t>
+      </w:r>
+      <w:proofErr w:type="spellStart"/>
+      <w:r>
+        <w:rPr>
+          <w:rFonts w:ascii="Times New Roman" w:hAnsi="Times New Roman" w:cs="Times New Roman"/>
+        </w:rPr>
+        <w:t>nx</w:t>
+      </w:r>
+      <w:proofErr w:type="spellEnd"/>
+      <w:r>
+        <w:rPr>
+          <w:rFonts w:ascii="Times New Roman" w:hAnsi="Times New Roman" w:cs="Times New Roman"/>
+        </w:rPr>
+        <w:t xml:space="preserve"> </w:t>
+      </w:r>
+      <w:proofErr w:type="spellStart"/>
+      <w:r>
+        <w:rPr>
+          <w:rFonts w:ascii="Times New Roman" w:hAnsi="Times New Roman" w:cs="Times New Roman"/>
+        </w:rPr>
+        <w:t>setelah</w:t>
+      </w:r>
+      <w:proofErr w:type="spellEnd"/>
+      <w:r>
+        <w:rPr>
+          <w:rFonts w:ascii="Times New Roman" w:hAnsi="Times New Roman" w:cs="Times New Roman"/>
+        </w:rPr>
+        <w:t xml:space="preserve"> </w:t>
+      </w:r>
+      <w:proofErr w:type="spellStart"/>
+      <w:r>
+        <w:rPr>
+          <w:rFonts w:ascii="Times New Roman" w:hAnsi="Times New Roman" w:cs="Times New Roman"/>
+        </w:rPr>
+        <w:t>digunakan</w:t>
+      </w:r>
+      <w:proofErr w:type="spellEnd"/>
+      <w:r>
+        <w:rPr>
+          <w:rFonts w:ascii="Times New Roman" w:hAnsi="Times New Roman" w:cs="Times New Roman"/>
+        </w:rPr>
+        <w:t xml:space="preserve"> </w:t>
+      </w:r>
+      <w:proofErr w:type="spellStart"/>
+      <w:r>
+        <w:rPr>
+          <w:rFonts w:ascii="Times New Roman" w:hAnsi="Times New Roman" w:cs="Times New Roman"/>
+        </w:rPr>
+        <w:t>Math.round</w:t>
+      </w:r>
+      <w:proofErr w:type="spellEnd"/>
+      <w:r>
+        <w:rPr>
+          <w:rFonts w:ascii="Times New Roman" w:hAnsi="Times New Roman" w:cs="Times New Roman"/>
+        </w:rPr>
+        <w:t>(x</w:t>
+      </w:r>
+      <w:proofErr w:type="gramStart"/>
+      <w:r>
+        <w:rPr>
+          <w:rFonts w:ascii="Times New Roman" w:hAnsi="Times New Roman" w:cs="Times New Roman"/>
+        </w:rPr>
+        <w:t>);</w:t>
+      </w:r>
+      <w:proofErr w:type="gramEnd"/>
     </w:p>
     <w:p>
       <w:pPr>
@@ -1614,7 +4925,311 @@
           <w:rStyle w:val="selectable-text"/>
           <w:rFonts w:ascii="Times New Roman" w:hAnsi="Times New Roman" w:cs="Times New Roman"/>
         </w:rPr>
-        <w:t>Nilai nx setelah Math.round(x): nx = 93. Math.round() membulatkan ke bilangan yang terdekat. Karena 92.98 lebih dekat ke 93 daripada 92, maka hasilnya dibulatkan ke atas jadi 93</w:t>
+        <w:t xml:space="preserve">Nilai </w:t>
+      </w:r>
+      <w:proofErr w:type="spellStart"/>
+      <w:r>
+        <w:rPr>
+          <w:rStyle w:val="selectable-text"/>
+          <w:rFonts w:ascii="Times New Roman" w:hAnsi="Times New Roman" w:cs="Times New Roman"/>
+        </w:rPr>
+        <w:t>nx</w:t>
+      </w:r>
+      <w:proofErr w:type="spellEnd"/>
+      <w:r>
+        <w:rPr>
+          <w:rStyle w:val="selectable-text"/>
+          <w:rFonts w:ascii="Times New Roman" w:hAnsi="Times New Roman" w:cs="Times New Roman"/>
+        </w:rPr>
+        <w:t xml:space="preserve"> </w:t>
+      </w:r>
+      <w:proofErr w:type="spellStart"/>
+      <w:r>
+        <w:rPr>
+          <w:rStyle w:val="selectable-text"/>
+          <w:rFonts w:ascii="Times New Roman" w:hAnsi="Times New Roman" w:cs="Times New Roman"/>
+        </w:rPr>
+        <w:t>setelah</w:t>
+      </w:r>
+      <w:proofErr w:type="spellEnd"/>
+      <w:r>
+        <w:rPr>
+          <w:rStyle w:val="selectable-text"/>
+          <w:rFonts w:ascii="Times New Roman" w:hAnsi="Times New Roman" w:cs="Times New Roman"/>
+        </w:rPr>
+        <w:t xml:space="preserve"> </w:t>
+      </w:r>
+      <w:proofErr w:type="spellStart"/>
+      <w:r>
+        <w:rPr>
+          <w:rStyle w:val="selectable-text"/>
+          <w:rFonts w:ascii="Times New Roman" w:hAnsi="Times New Roman" w:cs="Times New Roman"/>
+        </w:rPr>
+        <w:t>Math.round</w:t>
+      </w:r>
+      <w:proofErr w:type="spellEnd"/>
+      <w:r>
+        <w:rPr>
+          <w:rStyle w:val="selectable-text"/>
+          <w:rFonts w:ascii="Times New Roman" w:hAnsi="Times New Roman" w:cs="Times New Roman"/>
+        </w:rPr>
+        <w:t xml:space="preserve">(x) </w:t>
+      </w:r>
+      <w:proofErr w:type="spellStart"/>
+      <w:r>
+        <w:rPr>
+          <w:rStyle w:val="selectable-text"/>
+          <w:rFonts w:ascii="Times New Roman" w:hAnsi="Times New Roman" w:cs="Times New Roman"/>
+        </w:rPr>
+        <w:t>nx</w:t>
+      </w:r>
+      <w:proofErr w:type="spellEnd"/>
+      <w:r>
+        <w:rPr>
+          <w:rStyle w:val="selectable-text"/>
+          <w:rFonts w:ascii="Times New Roman" w:hAnsi="Times New Roman" w:cs="Times New Roman"/>
+        </w:rPr>
+        <w:t xml:space="preserve"> = 93. </w:t>
+      </w:r>
+      <w:proofErr w:type="spellStart"/>
+      <w:r>
+        <w:rPr>
+          <w:rStyle w:val="selectable-text"/>
+          <w:rFonts w:ascii="Times New Roman" w:hAnsi="Times New Roman" w:cs="Times New Roman"/>
+        </w:rPr>
+        <w:t>Math.round</w:t>
+      </w:r>
+      <w:proofErr w:type="spellEnd"/>
+      <w:r>
+        <w:rPr>
+          <w:rStyle w:val="selectable-text"/>
+          <w:rFonts w:ascii="Times New Roman" w:hAnsi="Times New Roman" w:cs="Times New Roman"/>
+        </w:rPr>
+        <w:t xml:space="preserve">() </w:t>
+      </w:r>
+      <w:proofErr w:type="spellStart"/>
+      <w:r>
+        <w:rPr>
+          <w:rStyle w:val="selectable-text"/>
+          <w:rFonts w:ascii="Times New Roman" w:hAnsi="Times New Roman" w:cs="Times New Roman"/>
+        </w:rPr>
+        <w:t>membulatkan</w:t>
+      </w:r>
+      <w:proofErr w:type="spellEnd"/>
+      <w:r>
+        <w:rPr>
+          <w:rStyle w:val="selectable-text"/>
+          <w:rFonts w:ascii="Times New Roman" w:hAnsi="Times New Roman" w:cs="Times New Roman"/>
+        </w:rPr>
+        <w:t xml:space="preserve"> </w:t>
+      </w:r>
+      <w:proofErr w:type="spellStart"/>
+      <w:r>
+        <w:rPr>
+          <w:rStyle w:val="selectable-text"/>
+          <w:rFonts w:ascii="Times New Roman" w:hAnsi="Times New Roman" w:cs="Times New Roman"/>
+        </w:rPr>
+        <w:t>ke</w:t>
+      </w:r>
+      <w:proofErr w:type="spellEnd"/>
+      <w:r>
+        <w:rPr>
+          <w:rStyle w:val="selectable-text"/>
+          <w:rFonts w:ascii="Times New Roman" w:hAnsi="Times New Roman" w:cs="Times New Roman"/>
+        </w:rPr>
+        <w:t xml:space="preserve"> </w:t>
+      </w:r>
+      <w:proofErr w:type="spellStart"/>
+      <w:r>
+        <w:rPr>
+          <w:rStyle w:val="selectable-text"/>
+          <w:rFonts w:ascii="Times New Roman" w:hAnsi="Times New Roman" w:cs="Times New Roman"/>
+        </w:rPr>
+        <w:t>bilangan</w:t>
+      </w:r>
+      <w:proofErr w:type="spellEnd"/>
+      <w:r>
+        <w:rPr>
+          <w:rStyle w:val="selectable-text"/>
+          <w:rFonts w:ascii="Times New Roman" w:hAnsi="Times New Roman" w:cs="Times New Roman"/>
+        </w:rPr>
+        <w:t xml:space="preserve"> yang </w:t>
+      </w:r>
+      <w:proofErr w:type="spellStart"/>
+      <w:r>
+        <w:rPr>
+          <w:rStyle w:val="selectable-text"/>
+          <w:rFonts w:ascii="Times New Roman" w:hAnsi="Times New Roman" w:cs="Times New Roman"/>
+        </w:rPr>
+        <w:t>terdekat</w:t>
+      </w:r>
+      <w:proofErr w:type="spellEnd"/>
+      <w:r>
+        <w:rPr>
+          <w:rStyle w:val="selectable-text"/>
+          <w:rFonts w:ascii="Times New Roman" w:hAnsi="Times New Roman" w:cs="Times New Roman"/>
+        </w:rPr>
+        <w:t xml:space="preserve">. Karena 92.98 </w:t>
+      </w:r>
+      <w:proofErr w:type="spellStart"/>
+      <w:r>
+        <w:rPr>
+          <w:rStyle w:val="selectable-text"/>
+          <w:rFonts w:ascii="Times New Roman" w:hAnsi="Times New Roman" w:cs="Times New Roman"/>
+        </w:rPr>
+        <w:t>lebih</w:t>
+      </w:r>
+      <w:proofErr w:type="spellEnd"/>
+      <w:r>
+        <w:rPr>
+          <w:rStyle w:val="selectable-text"/>
+          <w:rFonts w:ascii="Times New Roman" w:hAnsi="Times New Roman" w:cs="Times New Roman"/>
+        </w:rPr>
+        <w:t xml:space="preserve"> </w:t>
+      </w:r>
+      <w:proofErr w:type="spellStart"/>
+      <w:r>
+        <w:rPr>
+          <w:rStyle w:val="selectable-text"/>
+          <w:rFonts w:ascii="Times New Roman" w:hAnsi="Times New Roman" w:cs="Times New Roman"/>
+        </w:rPr>
+        <w:t>dekat</w:t>
+      </w:r>
+      <w:proofErr w:type="spellEnd"/>
+      <w:r>
+        <w:rPr>
+          <w:rStyle w:val="selectable-text"/>
+          <w:rFonts w:ascii="Times New Roman" w:hAnsi="Times New Roman" w:cs="Times New Roman"/>
+        </w:rPr>
+        <w:t xml:space="preserve"> </w:t>
+      </w:r>
+      <w:proofErr w:type="spellStart"/>
+      <w:r>
+        <w:rPr>
+          <w:rStyle w:val="selectable-text"/>
+          <w:rFonts w:ascii="Times New Roman" w:hAnsi="Times New Roman" w:cs="Times New Roman"/>
+        </w:rPr>
+        <w:t>ke</w:t>
+      </w:r>
+      <w:proofErr w:type="spellEnd"/>
+      <w:r>
+        <w:rPr>
+          <w:rStyle w:val="selectable-text"/>
+          <w:rFonts w:ascii="Times New Roman" w:hAnsi="Times New Roman" w:cs="Times New Roman"/>
+        </w:rPr>
+        <w:t xml:space="preserve"> 93 </w:t>
+      </w:r>
+      <w:proofErr w:type="spellStart"/>
+      <w:r>
+        <w:rPr>
+          <w:rStyle w:val="selectable-text"/>
+          <w:rFonts w:ascii="Times New Roman" w:hAnsi="Times New Roman" w:cs="Times New Roman"/>
+        </w:rPr>
+        <w:t>daripada</w:t>
+      </w:r>
+      <w:proofErr w:type="spellEnd"/>
+      <w:r>
+        <w:rPr>
+          <w:rStyle w:val="selectable-text"/>
+          <w:rFonts w:ascii="Times New Roman" w:hAnsi="Times New Roman" w:cs="Times New Roman"/>
+        </w:rPr>
+        <w:t xml:space="preserve"> 92, </w:t>
+      </w:r>
+      <w:proofErr w:type="spellStart"/>
+      <w:r>
+        <w:rPr>
+          <w:rStyle w:val="selectable-text"/>
+          <w:rFonts w:ascii="Times New Roman" w:hAnsi="Times New Roman" w:cs="Times New Roman"/>
+        </w:rPr>
+        <w:t>maka</w:t>
+      </w:r>
+      <w:proofErr w:type="spellEnd"/>
+      <w:r>
+        <w:rPr>
+          <w:rStyle w:val="selectable-text"/>
+          <w:rFonts w:ascii="Times New Roman" w:hAnsi="Times New Roman" w:cs="Times New Roman"/>
+        </w:rPr>
+        <w:t xml:space="preserve"> </w:t>
+      </w:r>
+      <w:proofErr w:type="spellStart"/>
+      <w:r>
+        <w:rPr>
+          <w:rStyle w:val="selectable-text"/>
+          <w:rFonts w:ascii="Times New Roman" w:hAnsi="Times New Roman" w:cs="Times New Roman"/>
+        </w:rPr>
+        <w:t>hasilnya</w:t>
+      </w:r>
+      <w:proofErr w:type="spellEnd"/>
+      <w:r>
+        <w:rPr>
+          <w:rStyle w:val="selectable-text"/>
+          <w:rFonts w:ascii="Times New Roman" w:hAnsi="Times New Roman" w:cs="Times New Roman"/>
+        </w:rPr>
+        <w:t xml:space="preserve"> </w:t>
+      </w:r>
+      <w:proofErr w:type="spellStart"/>
+      <w:r>
+        <w:rPr>
+          <w:rStyle w:val="selectable-text"/>
+          <w:rFonts w:ascii="Times New Roman" w:hAnsi="Times New Roman" w:cs="Times New Roman"/>
+        </w:rPr>
+        <w:t>dibulatkan</w:t>
+      </w:r>
+      <w:proofErr w:type="spellEnd"/>
+      <w:r>
+        <w:rPr>
+          <w:rStyle w:val="selectable-text"/>
+          <w:rFonts w:ascii="Times New Roman" w:hAnsi="Times New Roman" w:cs="Times New Roman"/>
+        </w:rPr>
+        <w:t xml:space="preserve"> </w:t>
+      </w:r>
+      <w:proofErr w:type="spellStart"/>
+      <w:r>
+        <w:rPr>
+          <w:rStyle w:val="selectable-text"/>
+          <w:rFonts w:ascii="Times New Roman" w:hAnsi="Times New Roman" w:cs="Times New Roman"/>
+        </w:rPr>
+        <w:t>ke</w:t>
+      </w:r>
+      <w:proofErr w:type="spellEnd"/>
+      <w:r>
+        <w:rPr>
+          <w:rStyle w:val="selectable-text"/>
+          <w:rFonts w:ascii="Times New Roman" w:hAnsi="Times New Roman" w:cs="Times New Roman"/>
+        </w:rPr>
+        <w:t xml:space="preserve"> </w:t>
+      </w:r>
+      <w:proofErr w:type="spellStart"/>
+      <w:r>
+        <w:rPr>
+          <w:rStyle w:val="selectable-text"/>
+          <w:rFonts w:ascii="Times New Roman" w:hAnsi="Times New Roman" w:cs="Times New Roman"/>
+        </w:rPr>
+        <w:t>atas</w:t>
+      </w:r>
+      <w:proofErr w:type="spellEnd"/>
+      <w:r>
+        <w:rPr>
+          <w:rStyle w:val="selectable-text"/>
+          <w:rFonts w:ascii="Times New Roman" w:hAnsi="Times New Roman" w:cs="Times New Roman"/>
+        </w:rPr>
+        <w:t xml:space="preserve"> </w:t>
+      </w:r>
+      <w:proofErr w:type="spellStart"/>
+      <w:r>
+        <w:rPr>
+          <w:rStyle w:val="selectable-text"/>
+          <w:rFonts w:ascii="Times New Roman" w:hAnsi="Times New Roman" w:cs="Times New Roman"/>
+        </w:rPr>
+        <w:t>jadi</w:t>
+      </w:r>
+      <w:proofErr w:type="spellEnd"/>
+      <w:r>
+        <w:rPr>
+          <w:rStyle w:val="selectable-text"/>
+          <w:rFonts w:ascii="Times New Roman" w:hAnsi="Times New Roman" w:cs="Times New Roman"/>
+        </w:rPr>
+        <w:t xml:space="preserve"> 93</w:t>
       </w:r>
     </w:p>
     <w:p>
@@ -1629,12 +5244,84 @@
           <w:rFonts w:ascii="Times New Roman" w:hAnsi="Times New Roman" w:cs="Times New Roman"/>
         </w:rPr>
       </w:pPr>
-      <w:r>
-        <w:rPr>
-          <w:rFonts w:ascii="Times New Roman" w:hAnsi="Times New Roman" w:cs="Times New Roman"/>
-        </w:rPr>
-        <w:t>Kenapa dibutuhkan cast (int) dalam penggunaan Math.round(x) ?</w:t>
-      </w:r>
+      <w:proofErr w:type="spellStart"/>
+      <w:r>
+        <w:rPr>
+          <w:rFonts w:ascii="Times New Roman" w:hAnsi="Times New Roman" w:cs="Times New Roman"/>
+        </w:rPr>
+        <w:t>Kenapa</w:t>
+      </w:r>
+      <w:proofErr w:type="spellEnd"/>
+      <w:r>
+        <w:rPr>
+          <w:rFonts w:ascii="Times New Roman" w:hAnsi="Times New Roman" w:cs="Times New Roman"/>
+        </w:rPr>
+        <w:t xml:space="preserve"> </w:t>
+      </w:r>
+      <w:proofErr w:type="spellStart"/>
+      <w:r>
+        <w:rPr>
+          <w:rFonts w:ascii="Times New Roman" w:hAnsi="Times New Roman" w:cs="Times New Roman"/>
+        </w:rPr>
+        <w:t>dibutuhkan</w:t>
+      </w:r>
+      <w:proofErr w:type="spellEnd"/>
+      <w:r>
+        <w:rPr>
+          <w:rFonts w:ascii="Times New Roman" w:hAnsi="Times New Roman" w:cs="Times New Roman"/>
+        </w:rPr>
+        <w:t xml:space="preserve"> cast (int) </w:t>
+      </w:r>
+      <w:proofErr w:type="spellStart"/>
+      <w:r>
+        <w:rPr>
+          <w:rFonts w:ascii="Times New Roman" w:hAnsi="Times New Roman" w:cs="Times New Roman"/>
+        </w:rPr>
+        <w:t>dalam</w:t>
+      </w:r>
+      <w:proofErr w:type="spellEnd"/>
+      <w:r>
+        <w:rPr>
+          <w:rFonts w:ascii="Times New Roman" w:hAnsi="Times New Roman" w:cs="Times New Roman"/>
+        </w:rPr>
+        <w:t xml:space="preserve"> </w:t>
+      </w:r>
+      <w:proofErr w:type="spellStart"/>
+      <w:r>
+        <w:rPr>
+          <w:rFonts w:ascii="Times New Roman" w:hAnsi="Times New Roman" w:cs="Times New Roman"/>
+        </w:rPr>
+        <w:t>penggunaan</w:t>
+      </w:r>
+      <w:proofErr w:type="spellEnd"/>
+      <w:r>
+        <w:rPr>
+          <w:rFonts w:ascii="Times New Roman" w:hAnsi="Times New Roman" w:cs="Times New Roman"/>
+        </w:rPr>
+        <w:t xml:space="preserve"> </w:t>
+      </w:r>
+      <w:proofErr w:type="spellStart"/>
+      <w:r>
+        <w:rPr>
+          <w:rFonts w:ascii="Times New Roman" w:hAnsi="Times New Roman" w:cs="Times New Roman"/>
+        </w:rPr>
+        <w:t>Math.round</w:t>
+      </w:r>
+      <w:proofErr w:type="spellEnd"/>
+      <w:r>
+        <w:rPr>
+          <w:rFonts w:ascii="Times New Roman" w:hAnsi="Times New Roman" w:cs="Times New Roman"/>
+        </w:rPr>
+        <w:t>(x</w:t>
+      </w:r>
+      <w:proofErr w:type="gramStart"/>
+      <w:r>
+        <w:rPr>
+          <w:rFonts w:ascii="Times New Roman" w:hAnsi="Times New Roman" w:cs="Times New Roman"/>
+        </w:rPr>
+        <w:t>) ?</w:t>
+      </w:r>
+      <w:proofErr w:type="gramEnd"/>
     </w:p>
     <w:p>
       <w:pPr>
@@ -1653,7 +5340,439 @@
           <w:rStyle w:val="selectable-text"/>
           <w:rFonts w:ascii="Times New Roman" w:hAnsi="Times New Roman" w:cs="Times New Roman"/>
         </w:rPr>
-        <w:t>Method Math.round(double x) di Java punya overload kalau argumennya double, return type-nya adalah long, bukan int (referensi: Java Math.round() docs). Java gak mengizinkan assignment implisit dari tipe besar (long) ke tipe lebih kecil (int) karena berpotensi kehilangan data (narrowing conversion) — makanya harus di-cast manual pakai (int) supaya compiler tau kamu sengaja dan menerima risikonya.</w:t>
+        <w:t xml:space="preserve">Method </w:t>
+      </w:r>
+      <w:proofErr w:type="spellStart"/>
+      <w:r>
+        <w:rPr>
+          <w:rStyle w:val="selectable-text"/>
+          <w:rFonts w:ascii="Times New Roman" w:hAnsi="Times New Roman" w:cs="Times New Roman"/>
+        </w:rPr>
+        <w:t>Math.round</w:t>
+      </w:r>
+      <w:proofErr w:type="spellEnd"/>
+      <w:r>
+        <w:rPr>
+          <w:rStyle w:val="selectable-text"/>
+          <w:rFonts w:ascii="Times New Roman" w:hAnsi="Times New Roman" w:cs="Times New Roman"/>
+        </w:rPr>
+        <w:t xml:space="preserve">(double x) di Java punya overload </w:t>
+      </w:r>
+      <w:proofErr w:type="spellStart"/>
+      <w:r>
+        <w:rPr>
+          <w:rStyle w:val="selectable-text"/>
+          <w:rFonts w:ascii="Times New Roman" w:hAnsi="Times New Roman" w:cs="Times New Roman"/>
+        </w:rPr>
+        <w:t>kalau</w:t>
+      </w:r>
+      <w:proofErr w:type="spellEnd"/>
+      <w:r>
+        <w:rPr>
+          <w:rStyle w:val="selectable-text"/>
+          <w:rFonts w:ascii="Times New Roman" w:hAnsi="Times New Roman" w:cs="Times New Roman"/>
+        </w:rPr>
+        <w:t xml:space="preserve"> </w:t>
+      </w:r>
+      <w:proofErr w:type="spellStart"/>
+      <w:r>
+        <w:rPr>
+          <w:rStyle w:val="selectable-text"/>
+          <w:rFonts w:ascii="Times New Roman" w:hAnsi="Times New Roman" w:cs="Times New Roman"/>
+        </w:rPr>
+        <w:t>argumennya</w:t>
+      </w:r>
+      <w:proofErr w:type="spellEnd"/>
+      <w:r>
+        <w:rPr>
+          <w:rStyle w:val="selectable-text"/>
+          <w:rFonts w:ascii="Times New Roman" w:hAnsi="Times New Roman" w:cs="Times New Roman"/>
+        </w:rPr>
+        <w:t xml:space="preserve"> double, return type-</w:t>
+      </w:r>
+      <w:proofErr w:type="spellStart"/>
+      <w:r>
+        <w:rPr>
+          <w:rStyle w:val="selectable-text"/>
+          <w:rFonts w:ascii="Times New Roman" w:hAnsi="Times New Roman" w:cs="Times New Roman"/>
+        </w:rPr>
+        <w:t>nya</w:t>
+      </w:r>
+      <w:proofErr w:type="spellEnd"/>
+      <w:r>
+        <w:rPr>
+          <w:rStyle w:val="selectable-text"/>
+          <w:rFonts w:ascii="Times New Roman" w:hAnsi="Times New Roman" w:cs="Times New Roman"/>
+        </w:rPr>
+        <w:t xml:space="preserve"> </w:t>
+      </w:r>
+      <w:proofErr w:type="spellStart"/>
+      <w:r>
+        <w:rPr>
+          <w:rStyle w:val="selectable-text"/>
+          <w:rFonts w:ascii="Times New Roman" w:hAnsi="Times New Roman" w:cs="Times New Roman"/>
+        </w:rPr>
+        <w:t>adalah</w:t>
+      </w:r>
+      <w:proofErr w:type="spellEnd"/>
+      <w:r>
+        <w:rPr>
+          <w:rStyle w:val="selectable-text"/>
+          <w:rFonts w:ascii="Times New Roman" w:hAnsi="Times New Roman" w:cs="Times New Roman"/>
+        </w:rPr>
+        <w:t xml:space="preserve"> long, </w:t>
+      </w:r>
+      <w:proofErr w:type="spellStart"/>
+      <w:r>
+        <w:rPr>
+          <w:rStyle w:val="selectable-text"/>
+          <w:rFonts w:ascii="Times New Roman" w:hAnsi="Times New Roman" w:cs="Times New Roman"/>
+        </w:rPr>
+        <w:t>bukan</w:t>
+      </w:r>
+      <w:proofErr w:type="spellEnd"/>
+      <w:r>
+        <w:rPr>
+          <w:rStyle w:val="selectable-text"/>
+          <w:rFonts w:ascii="Times New Roman" w:hAnsi="Times New Roman" w:cs="Times New Roman"/>
+        </w:rPr>
+        <w:t xml:space="preserve"> int. Java gak </w:t>
+      </w:r>
+      <w:proofErr w:type="spellStart"/>
+      <w:r>
+        <w:rPr>
+          <w:rStyle w:val="selectable-text"/>
+          <w:rFonts w:ascii="Times New Roman" w:hAnsi="Times New Roman" w:cs="Times New Roman"/>
+        </w:rPr>
+        <w:t>mengizinkan</w:t>
+      </w:r>
+      <w:proofErr w:type="spellEnd"/>
+      <w:r>
+        <w:rPr>
+          <w:rStyle w:val="selectable-text"/>
+          <w:rFonts w:ascii="Times New Roman" w:hAnsi="Times New Roman" w:cs="Times New Roman"/>
+        </w:rPr>
+        <w:t xml:space="preserve"> assignment </w:t>
+      </w:r>
+      <w:proofErr w:type="spellStart"/>
+      <w:r>
+        <w:rPr>
+          <w:rStyle w:val="selectable-text"/>
+          <w:rFonts w:ascii="Times New Roman" w:hAnsi="Times New Roman" w:cs="Times New Roman"/>
+        </w:rPr>
+        <w:t>implisit</w:t>
+      </w:r>
+      <w:proofErr w:type="spellEnd"/>
+      <w:r>
+        <w:rPr>
+          <w:rStyle w:val="selectable-text"/>
+          <w:rFonts w:ascii="Times New Roman" w:hAnsi="Times New Roman" w:cs="Times New Roman"/>
+        </w:rPr>
+        <w:t xml:space="preserve"> </w:t>
+      </w:r>
+      <w:proofErr w:type="spellStart"/>
+      <w:r>
+        <w:rPr>
+          <w:rStyle w:val="selectable-text"/>
+          <w:rFonts w:ascii="Times New Roman" w:hAnsi="Times New Roman" w:cs="Times New Roman"/>
+        </w:rPr>
+        <w:t>dari</w:t>
+      </w:r>
+      <w:proofErr w:type="spellEnd"/>
+      <w:r>
+        <w:rPr>
+          <w:rStyle w:val="selectable-text"/>
+          <w:rFonts w:ascii="Times New Roman" w:hAnsi="Times New Roman" w:cs="Times New Roman"/>
+        </w:rPr>
+        <w:t xml:space="preserve"> </w:t>
+      </w:r>
+      <w:proofErr w:type="spellStart"/>
+      <w:r>
+        <w:rPr>
+          <w:rStyle w:val="selectable-text"/>
+          <w:rFonts w:ascii="Times New Roman" w:hAnsi="Times New Roman" w:cs="Times New Roman"/>
+        </w:rPr>
+        <w:t>tipe</w:t>
+      </w:r>
+      <w:proofErr w:type="spellEnd"/>
+      <w:r>
+        <w:rPr>
+          <w:rStyle w:val="selectable-text"/>
+          <w:rFonts w:ascii="Times New Roman" w:hAnsi="Times New Roman" w:cs="Times New Roman"/>
+        </w:rPr>
+        <w:t xml:space="preserve"> </w:t>
+      </w:r>
+      <w:proofErr w:type="spellStart"/>
+      <w:r>
+        <w:rPr>
+          <w:rStyle w:val="selectable-text"/>
+          <w:rFonts w:ascii="Times New Roman" w:hAnsi="Times New Roman" w:cs="Times New Roman"/>
+        </w:rPr>
+        <w:t>besar</w:t>
+      </w:r>
+      <w:proofErr w:type="spellEnd"/>
+      <w:r>
+        <w:rPr>
+          <w:rStyle w:val="selectable-text"/>
+          <w:rFonts w:ascii="Times New Roman" w:hAnsi="Times New Roman" w:cs="Times New Roman"/>
+        </w:rPr>
+        <w:t xml:space="preserve"> (long) </w:t>
+      </w:r>
+      <w:proofErr w:type="spellStart"/>
+      <w:r>
+        <w:rPr>
+          <w:rStyle w:val="selectable-text"/>
+          <w:rFonts w:ascii="Times New Roman" w:hAnsi="Times New Roman" w:cs="Times New Roman"/>
+        </w:rPr>
+        <w:t>ke</w:t>
+      </w:r>
+      <w:proofErr w:type="spellEnd"/>
+      <w:r>
+        <w:rPr>
+          <w:rStyle w:val="selectable-text"/>
+          <w:rFonts w:ascii="Times New Roman" w:hAnsi="Times New Roman" w:cs="Times New Roman"/>
+        </w:rPr>
+        <w:t xml:space="preserve"> </w:t>
+      </w:r>
+      <w:proofErr w:type="spellStart"/>
+      <w:r>
+        <w:rPr>
+          <w:rStyle w:val="selectable-text"/>
+          <w:rFonts w:ascii="Times New Roman" w:hAnsi="Times New Roman" w:cs="Times New Roman"/>
+        </w:rPr>
+        <w:t>tipe</w:t>
+      </w:r>
+      <w:proofErr w:type="spellEnd"/>
+      <w:r>
+        <w:rPr>
+          <w:rStyle w:val="selectable-text"/>
+          <w:rFonts w:ascii="Times New Roman" w:hAnsi="Times New Roman" w:cs="Times New Roman"/>
+        </w:rPr>
+        <w:t xml:space="preserve"> </w:t>
+      </w:r>
+      <w:proofErr w:type="spellStart"/>
+      <w:r>
+        <w:rPr>
+          <w:rStyle w:val="selectable-text"/>
+          <w:rFonts w:ascii="Times New Roman" w:hAnsi="Times New Roman" w:cs="Times New Roman"/>
+        </w:rPr>
+        <w:t>lebih</w:t>
+      </w:r>
+      <w:proofErr w:type="spellEnd"/>
+      <w:r>
+        <w:rPr>
+          <w:rStyle w:val="selectable-text"/>
+          <w:rFonts w:ascii="Times New Roman" w:hAnsi="Times New Roman" w:cs="Times New Roman"/>
+        </w:rPr>
+        <w:t xml:space="preserve"> </w:t>
+      </w:r>
+      <w:proofErr w:type="spellStart"/>
+      <w:r>
+        <w:rPr>
+          <w:rStyle w:val="selectable-text"/>
+          <w:rFonts w:ascii="Times New Roman" w:hAnsi="Times New Roman" w:cs="Times New Roman"/>
+        </w:rPr>
+        <w:t>kecil</w:t>
+      </w:r>
+      <w:proofErr w:type="spellEnd"/>
+      <w:r>
+        <w:rPr>
+          <w:rStyle w:val="selectable-text"/>
+          <w:rFonts w:ascii="Times New Roman" w:hAnsi="Times New Roman" w:cs="Times New Roman"/>
+        </w:rPr>
+        <w:t xml:space="preserve"> (int) </w:t>
+      </w:r>
+      <w:proofErr w:type="spellStart"/>
+      <w:r>
+        <w:rPr>
+          <w:rStyle w:val="selectable-text"/>
+          <w:rFonts w:ascii="Times New Roman" w:hAnsi="Times New Roman" w:cs="Times New Roman"/>
+        </w:rPr>
+        <w:t>karena</w:t>
+      </w:r>
+      <w:proofErr w:type="spellEnd"/>
+      <w:r>
+        <w:rPr>
+          <w:rStyle w:val="selectable-text"/>
+          <w:rFonts w:ascii="Times New Roman" w:hAnsi="Times New Roman" w:cs="Times New Roman"/>
+        </w:rPr>
+        <w:t xml:space="preserve"> </w:t>
+      </w:r>
+      <w:proofErr w:type="spellStart"/>
+      <w:r>
+        <w:rPr>
+          <w:rStyle w:val="selectable-text"/>
+          <w:rFonts w:ascii="Times New Roman" w:hAnsi="Times New Roman" w:cs="Times New Roman"/>
+        </w:rPr>
+        <w:t>berpotensi</w:t>
+      </w:r>
+      <w:proofErr w:type="spellEnd"/>
+      <w:r>
+        <w:rPr>
+          <w:rStyle w:val="selectable-text"/>
+          <w:rFonts w:ascii="Times New Roman" w:hAnsi="Times New Roman" w:cs="Times New Roman"/>
+        </w:rPr>
+        <w:t xml:space="preserve"> </w:t>
+      </w:r>
+      <w:proofErr w:type="spellStart"/>
+      <w:r>
+        <w:rPr>
+          <w:rStyle w:val="selectable-text"/>
+          <w:rFonts w:ascii="Times New Roman" w:hAnsi="Times New Roman" w:cs="Times New Roman"/>
+        </w:rPr>
+        <w:t>kehilangan</w:t>
+      </w:r>
+      <w:proofErr w:type="spellEnd"/>
+      <w:r>
+        <w:rPr>
+          <w:rStyle w:val="selectable-text"/>
+          <w:rFonts w:ascii="Times New Roman" w:hAnsi="Times New Roman" w:cs="Times New Roman"/>
+        </w:rPr>
+        <w:t xml:space="preserve"> data (narrowing conversion) </w:t>
+      </w:r>
+      <w:proofErr w:type="spellStart"/>
+      <w:r>
+        <w:rPr>
+          <w:rStyle w:val="selectable-text"/>
+          <w:rFonts w:ascii="Times New Roman" w:hAnsi="Times New Roman" w:cs="Times New Roman"/>
+        </w:rPr>
+        <w:t>makanya</w:t>
+      </w:r>
+      <w:proofErr w:type="spellEnd"/>
+      <w:r>
+        <w:rPr>
+          <w:rStyle w:val="selectable-text"/>
+          <w:rFonts w:ascii="Times New Roman" w:hAnsi="Times New Roman" w:cs="Times New Roman"/>
+        </w:rPr>
+        <w:t xml:space="preserve"> </w:t>
+      </w:r>
+      <w:proofErr w:type="spellStart"/>
+      <w:r>
+        <w:rPr>
+          <w:rStyle w:val="selectable-text"/>
+          <w:rFonts w:ascii="Times New Roman" w:hAnsi="Times New Roman" w:cs="Times New Roman"/>
+        </w:rPr>
+        <w:t>harus</w:t>
+      </w:r>
+      <w:proofErr w:type="spellEnd"/>
+      <w:r>
+        <w:rPr>
+          <w:rStyle w:val="selectable-text"/>
+          <w:rFonts w:ascii="Times New Roman" w:hAnsi="Times New Roman" w:cs="Times New Roman"/>
+        </w:rPr>
+        <w:t xml:space="preserve"> </w:t>
+      </w:r>
+      <w:proofErr w:type="spellStart"/>
+      <w:r>
+        <w:rPr>
+          <w:rStyle w:val="selectable-text"/>
+          <w:rFonts w:ascii="Times New Roman" w:hAnsi="Times New Roman" w:cs="Times New Roman"/>
+        </w:rPr>
+        <w:t>di</w:t>
+      </w:r>
+      <w:proofErr w:type="spellEnd"/>
+      <w:r>
+        <w:rPr>
+          <w:rStyle w:val="selectable-text"/>
+          <w:rFonts w:ascii="Times New Roman" w:hAnsi="Times New Roman" w:cs="Times New Roman"/>
+        </w:rPr>
+        <w:t xml:space="preserve">-cast manual </w:t>
+      </w:r>
+      <w:proofErr w:type="spellStart"/>
+      <w:r>
+        <w:rPr>
+          <w:rStyle w:val="selectable-text"/>
+          <w:rFonts w:ascii="Times New Roman" w:hAnsi="Times New Roman" w:cs="Times New Roman"/>
+        </w:rPr>
+        <w:t>pakai</w:t>
+      </w:r>
+      <w:proofErr w:type="spellEnd"/>
+      <w:r>
+        <w:rPr>
+          <w:rStyle w:val="selectable-text"/>
+          <w:rFonts w:ascii="Times New Roman" w:hAnsi="Times New Roman" w:cs="Times New Roman"/>
+        </w:rPr>
+        <w:t xml:space="preserve"> (int) </w:t>
+      </w:r>
+      <w:proofErr w:type="spellStart"/>
+      <w:r>
+        <w:rPr>
+          <w:rStyle w:val="selectable-text"/>
+          <w:rFonts w:ascii="Times New Roman" w:hAnsi="Times New Roman" w:cs="Times New Roman"/>
+        </w:rPr>
+        <w:t>supaya</w:t>
+      </w:r>
+      <w:proofErr w:type="spellEnd"/>
+      <w:r>
+        <w:rPr>
+          <w:rStyle w:val="selectable-text"/>
+          <w:rFonts w:ascii="Times New Roman" w:hAnsi="Times New Roman" w:cs="Times New Roman"/>
+        </w:rPr>
+        <w:t xml:space="preserve"> compiler tau </w:t>
+      </w:r>
+      <w:proofErr w:type="spellStart"/>
+      <w:r>
+        <w:rPr>
+          <w:rStyle w:val="selectable-text"/>
+          <w:rFonts w:ascii="Times New Roman" w:hAnsi="Times New Roman" w:cs="Times New Roman"/>
+        </w:rPr>
+        <w:t>kamu</w:t>
+      </w:r>
+      <w:proofErr w:type="spellEnd"/>
+      <w:r>
+        <w:rPr>
+          <w:rStyle w:val="selectable-text"/>
+          <w:rFonts w:ascii="Times New Roman" w:hAnsi="Times New Roman" w:cs="Times New Roman"/>
+        </w:rPr>
+        <w:t xml:space="preserve"> </w:t>
+      </w:r>
+      <w:proofErr w:type="spellStart"/>
+      <w:r>
+        <w:rPr>
+          <w:rStyle w:val="selectable-text"/>
+          <w:rFonts w:ascii="Times New Roman" w:hAnsi="Times New Roman" w:cs="Times New Roman"/>
+        </w:rPr>
+        <w:t>sengaja</w:t>
+      </w:r>
+      <w:proofErr w:type="spellEnd"/>
+      <w:r>
+        <w:rPr>
+          <w:rStyle w:val="selectable-text"/>
+          <w:rFonts w:ascii="Times New Roman" w:hAnsi="Times New Roman" w:cs="Times New Roman"/>
+        </w:rPr>
+        <w:t xml:space="preserve"> dan </w:t>
+      </w:r>
+      <w:proofErr w:type="spellStart"/>
+      <w:r>
+        <w:rPr>
+          <w:rStyle w:val="selectable-text"/>
+          <w:rFonts w:ascii="Times New Roman" w:hAnsi="Times New Roman" w:cs="Times New Roman"/>
+        </w:rPr>
+        <w:t>menerima</w:t>
+      </w:r>
+      <w:proofErr w:type="spellEnd"/>
+      <w:r>
+        <w:rPr>
+          <w:rStyle w:val="selectable-text"/>
+          <w:rFonts w:ascii="Times New Roman" w:hAnsi="Times New Roman" w:cs="Times New Roman"/>
+        </w:rPr>
+        <w:t xml:space="preserve"> </w:t>
+      </w:r>
+      <w:proofErr w:type="spellStart"/>
+      <w:r>
+        <w:rPr>
+          <w:rStyle w:val="selectable-text"/>
+          <w:rFonts w:ascii="Times New Roman" w:hAnsi="Times New Roman" w:cs="Times New Roman"/>
+        </w:rPr>
+        <w:t>risikonya</w:t>
+      </w:r>
+      <w:proofErr w:type="spellEnd"/>
+      <w:r>
+        <w:rPr>
+          <w:rStyle w:val="selectable-text"/>
+          <w:rFonts w:ascii="Times New Roman" w:hAnsi="Times New Roman" w:cs="Times New Roman"/>
+        </w:rPr>
+        <w:t>.</w:t>
       </w:r>
     </w:p>
     <w:p>
@@ -1668,12 +5787,28 @@
           <w:rFonts w:ascii="Times New Roman" w:hAnsi="Times New Roman" w:cs="Times New Roman"/>
         </w:rPr>
       </w:pPr>
-      <w:r>
-        <w:rPr>
-          <w:rFonts w:ascii="Times New Roman" w:hAnsi="Times New Roman" w:cs="Times New Roman"/>
-        </w:rPr>
-        <w:t>Permasalahan yang dihadapi</w:t>
-      </w:r>
+      <w:proofErr w:type="spellStart"/>
+      <w:r>
+        <w:rPr>
+          <w:rFonts w:ascii="Times New Roman" w:hAnsi="Times New Roman" w:cs="Times New Roman"/>
+        </w:rPr>
+        <w:t>Permasalahan</w:t>
+      </w:r>
+      <w:proofErr w:type="spellEnd"/>
+      <w:r>
+        <w:rPr>
+          <w:rFonts w:ascii="Times New Roman" w:hAnsi="Times New Roman" w:cs="Times New Roman"/>
+        </w:rPr>
+        <w:t xml:space="preserve"> yang </w:t>
+      </w:r>
+      <w:proofErr w:type="spellStart"/>
+      <w:r>
+        <w:rPr>
+          <w:rFonts w:ascii="Times New Roman" w:hAnsi="Times New Roman" w:cs="Times New Roman"/>
+        </w:rPr>
+        <w:t>dihadapi</w:t>
+      </w:r>
+      <w:proofErr w:type="spellEnd"/>
     </w:p>
     <w:p>
       <w:pPr>
@@ -1692,13 +5827,147 @@
           <w:rStyle w:val="selectable-text"/>
           <w:rFonts w:ascii="Times New Roman" w:hAnsi="Times New Roman" w:cs="Times New Roman"/>
         </w:rPr>
-        <w:t>Saat pertama kali dikompilasi, program mengalami error class, interface, enum, or record expected.</w:t>
-      </w:r>
-      <w:r>
-        <w:rPr>
-          <w:rFonts w:ascii="Times New Roman" w:hAnsi="Times New Roman" w:cs="Times New Roman"/>
-        </w:rPr>
-        <w:t xml:space="preserve"> Dan walauppun sudah di perbaiki si outputnya error</w:t>
+        <w:t xml:space="preserve">Saat </w:t>
+      </w:r>
+      <w:proofErr w:type="spellStart"/>
+      <w:r>
+        <w:rPr>
+          <w:rStyle w:val="selectable-text"/>
+          <w:rFonts w:ascii="Times New Roman" w:hAnsi="Times New Roman" w:cs="Times New Roman"/>
+        </w:rPr>
+        <w:t>pertama</w:t>
+      </w:r>
+      <w:proofErr w:type="spellEnd"/>
+      <w:r>
+        <w:rPr>
+          <w:rStyle w:val="selectable-text"/>
+          <w:rFonts w:ascii="Times New Roman" w:hAnsi="Times New Roman" w:cs="Times New Roman"/>
+        </w:rPr>
+        <w:t xml:space="preserve"> kali </w:t>
+      </w:r>
+      <w:proofErr w:type="spellStart"/>
+      <w:r>
+        <w:rPr>
+          <w:rStyle w:val="selectable-text"/>
+          <w:rFonts w:ascii="Times New Roman" w:hAnsi="Times New Roman" w:cs="Times New Roman"/>
+        </w:rPr>
+        <w:t>dikompilasi</w:t>
+      </w:r>
+      <w:proofErr w:type="spellEnd"/>
+      <w:r>
+        <w:rPr>
+          <w:rStyle w:val="selectable-text"/>
+          <w:rFonts w:ascii="Times New Roman" w:hAnsi="Times New Roman" w:cs="Times New Roman"/>
+        </w:rPr>
+        <w:t xml:space="preserve">, program </w:t>
+      </w:r>
+      <w:proofErr w:type="spellStart"/>
+      <w:r>
+        <w:rPr>
+          <w:rStyle w:val="selectable-text"/>
+          <w:rFonts w:ascii="Times New Roman" w:hAnsi="Times New Roman" w:cs="Times New Roman"/>
+        </w:rPr>
+        <w:t>mengalami</w:t>
+      </w:r>
+      <w:proofErr w:type="spellEnd"/>
+      <w:r>
+        <w:rPr>
+          <w:rStyle w:val="selectable-text"/>
+          <w:rFonts w:ascii="Times New Roman" w:hAnsi="Times New Roman" w:cs="Times New Roman"/>
+        </w:rPr>
+        <w:t xml:space="preserve"> error class, interface, </w:t>
+      </w:r>
+      <w:proofErr w:type="spellStart"/>
+      <w:r>
+        <w:rPr>
+          <w:rStyle w:val="selectable-text"/>
+          <w:rFonts w:ascii="Times New Roman" w:hAnsi="Times New Roman" w:cs="Times New Roman"/>
+        </w:rPr>
+        <w:t>enum</w:t>
+      </w:r>
+      <w:proofErr w:type="spellEnd"/>
+      <w:r>
+        <w:rPr>
+          <w:rStyle w:val="selectable-text"/>
+          <w:rFonts w:ascii="Times New Roman" w:hAnsi="Times New Roman" w:cs="Times New Roman"/>
+        </w:rPr>
+        <w:t>, or record expected.</w:t>
+      </w:r>
+      <w:r>
+        <w:rPr>
+          <w:rFonts w:ascii="Times New Roman" w:hAnsi="Times New Roman" w:cs="Times New Roman"/>
+        </w:rPr>
+        <w:t xml:space="preserve"> Dan </w:t>
+      </w:r>
+      <w:proofErr w:type="spellStart"/>
+      <w:r>
+        <w:rPr>
+          <w:rFonts w:ascii="Times New Roman" w:hAnsi="Times New Roman" w:cs="Times New Roman"/>
+        </w:rPr>
+        <w:t>walauppun</w:t>
+      </w:r>
+      <w:proofErr w:type="spellEnd"/>
+      <w:r>
+        <w:rPr>
+          <w:rFonts w:ascii="Times New Roman" w:hAnsi="Times New Roman" w:cs="Times New Roman"/>
+        </w:rPr>
+        <w:t xml:space="preserve"> </w:t>
+      </w:r>
+      <w:proofErr w:type="spellStart"/>
+      <w:r>
+        <w:rPr>
+          <w:rFonts w:ascii="Times New Roman" w:hAnsi="Times New Roman" w:cs="Times New Roman"/>
+        </w:rPr>
+        <w:t>sudah</w:t>
+      </w:r>
+      <w:proofErr w:type="spellEnd"/>
+      <w:r>
+        <w:rPr>
+          <w:rFonts w:ascii="Times New Roman" w:hAnsi="Times New Roman" w:cs="Times New Roman"/>
+        </w:rPr>
+        <w:t xml:space="preserve"> di </w:t>
+      </w:r>
+      <w:proofErr w:type="spellStart"/>
+      <w:r>
+        <w:rPr>
+          <w:rFonts w:ascii="Times New Roman" w:hAnsi="Times New Roman" w:cs="Times New Roman"/>
+        </w:rPr>
+        <w:t>perbaiki</w:t>
+      </w:r>
+      <w:proofErr w:type="spellEnd"/>
+      <w:r>
+        <w:rPr>
+          <w:rFonts w:ascii="Times New Roman" w:hAnsi="Times New Roman" w:cs="Times New Roman"/>
+        </w:rPr>
+        <w:t xml:space="preserve"> </w:t>
+      </w:r>
+      <w:proofErr w:type="spellStart"/>
+      <w:r>
+        <w:rPr>
+          <w:rFonts w:ascii="Times New Roman" w:hAnsi="Times New Roman" w:cs="Times New Roman"/>
+        </w:rPr>
+        <w:t>si</w:t>
+      </w:r>
+      <w:proofErr w:type="spellEnd"/>
+      <w:r>
+        <w:rPr>
+          <w:rFonts w:ascii="Times New Roman" w:hAnsi="Times New Roman" w:cs="Times New Roman"/>
+        </w:rPr>
+        <w:t xml:space="preserve"> </w:t>
+      </w:r>
+      <w:proofErr w:type="spellStart"/>
+      <w:r>
+        <w:rPr>
+          <w:rFonts w:ascii="Times New Roman" w:hAnsi="Times New Roman" w:cs="Times New Roman"/>
+        </w:rPr>
+        <w:t>outputnya</w:t>
+      </w:r>
+      <w:proofErr w:type="spellEnd"/>
+      <w:r>
+        <w:rPr>
+          <w:rFonts w:ascii="Times New Roman" w:hAnsi="Times New Roman" w:cs="Times New Roman"/>
+        </w:rPr>
+        <w:t xml:space="preserve"> error</w:t>
       </w:r>
     </w:p>
     <w:p>
@@ -1717,8 +5986,44 @@
         <w:rPr>
           <w:rFonts w:ascii="Times New Roman" w:hAnsi="Times New Roman" w:cs="Times New Roman"/>
         </w:rPr>
-        <w:t>Solusi dari permasalahan yang dihadapi</w:t>
-      </w:r>
+        <w:t xml:space="preserve">Solusi </w:t>
+      </w:r>
+      <w:proofErr w:type="spellStart"/>
+      <w:r>
+        <w:rPr>
+          <w:rFonts w:ascii="Times New Roman" w:hAnsi="Times New Roman" w:cs="Times New Roman"/>
+        </w:rPr>
+        <w:t>dari</w:t>
+      </w:r>
+      <w:proofErr w:type="spellEnd"/>
+      <w:r>
+        <w:rPr>
+          <w:rFonts w:ascii="Times New Roman" w:hAnsi="Times New Roman" w:cs="Times New Roman"/>
+        </w:rPr>
+        <w:t xml:space="preserve"> </w:t>
+      </w:r>
+      <w:proofErr w:type="spellStart"/>
+      <w:r>
+        <w:rPr>
+          <w:rFonts w:ascii="Times New Roman" w:hAnsi="Times New Roman" w:cs="Times New Roman"/>
+        </w:rPr>
+        <w:t>permasalahan</w:t>
+      </w:r>
+      <w:proofErr w:type="spellEnd"/>
+      <w:r>
+        <w:rPr>
+          <w:rFonts w:ascii="Times New Roman" w:hAnsi="Times New Roman" w:cs="Times New Roman"/>
+        </w:rPr>
+        <w:t xml:space="preserve"> yang </w:t>
+      </w:r>
+      <w:proofErr w:type="spellStart"/>
+      <w:r>
+        <w:rPr>
+          <w:rFonts w:ascii="Times New Roman" w:hAnsi="Times New Roman" w:cs="Times New Roman"/>
+        </w:rPr>
+        <w:t>dihadapi</w:t>
+      </w:r>
+      <w:proofErr w:type="spellEnd"/>
     </w:p>
     <w:p>
       <w:pPr>
@@ -1732,17 +6037,131 @@
           <w:rFonts w:ascii="Times New Roman" w:hAnsi="Times New Roman" w:cs="Times New Roman"/>
         </w:rPr>
       </w:pPr>
-      <w:r>
-        <w:rPr>
-          <w:rFonts w:ascii="Times New Roman" w:hAnsi="Times New Roman" w:cs="Times New Roman"/>
-        </w:rPr>
-        <w:t>Mengubah penulisan Class menjadi class (menggunakan huruf kecil) pada deklarasi nama kelas FloatingPoint</w:t>
-      </w:r>
-      <w:r>
-        <w:rPr>
-          <w:rFonts w:ascii="Times New Roman" w:hAnsi="Times New Roman" w:cs="Times New Roman"/>
-        </w:rPr>
-        <w:t>.</w:t>
+      <w:proofErr w:type="spellStart"/>
+      <w:r>
+        <w:rPr>
+          <w:rFonts w:ascii="Times New Roman" w:hAnsi="Times New Roman" w:cs="Times New Roman"/>
+        </w:rPr>
+        <w:t>Mengubah</w:t>
+      </w:r>
+      <w:proofErr w:type="spellEnd"/>
+      <w:r>
+        <w:rPr>
+          <w:rFonts w:ascii="Times New Roman" w:hAnsi="Times New Roman" w:cs="Times New Roman"/>
+        </w:rPr>
+        <w:t xml:space="preserve"> </w:t>
+      </w:r>
+      <w:proofErr w:type="spellStart"/>
+      <w:r>
+        <w:rPr>
+          <w:rFonts w:ascii="Times New Roman" w:hAnsi="Times New Roman" w:cs="Times New Roman"/>
+        </w:rPr>
+        <w:t>penulisan</w:t>
+      </w:r>
+      <w:proofErr w:type="spellEnd"/>
+      <w:r>
+        <w:rPr>
+          <w:rFonts w:ascii="Times New Roman" w:hAnsi="Times New Roman" w:cs="Times New Roman"/>
+        </w:rPr>
+        <w:t xml:space="preserve"> Class </w:t>
+      </w:r>
+      <w:proofErr w:type="spellStart"/>
+      <w:r>
+        <w:rPr>
+          <w:rFonts w:ascii="Times New Roman" w:hAnsi="Times New Roman" w:cs="Times New Roman"/>
+        </w:rPr>
+        <w:t>menjadi</w:t>
+      </w:r>
+      <w:proofErr w:type="spellEnd"/>
+      <w:r>
+        <w:rPr>
+          <w:rFonts w:ascii="Times New Roman" w:hAnsi="Times New Roman" w:cs="Times New Roman"/>
+        </w:rPr>
+        <w:t xml:space="preserve"> class (</w:t>
+      </w:r>
+      <w:proofErr w:type="spellStart"/>
+      <w:r>
+        <w:rPr>
+          <w:rFonts w:ascii="Times New Roman" w:hAnsi="Times New Roman" w:cs="Times New Roman"/>
+        </w:rPr>
+        <w:t>menggunakan</w:t>
+      </w:r>
+      <w:proofErr w:type="spellEnd"/>
+      <w:r>
+        <w:rPr>
+          <w:rFonts w:ascii="Times New Roman" w:hAnsi="Times New Roman" w:cs="Times New Roman"/>
+        </w:rPr>
+        <w:t xml:space="preserve"> </w:t>
+      </w:r>
+      <w:proofErr w:type="spellStart"/>
+      <w:r>
+        <w:rPr>
+          <w:rFonts w:ascii="Times New Roman" w:hAnsi="Times New Roman" w:cs="Times New Roman"/>
+        </w:rPr>
+        <w:t>huruf</w:t>
+      </w:r>
+      <w:proofErr w:type="spellEnd"/>
+      <w:r>
+        <w:rPr>
+          <w:rFonts w:ascii="Times New Roman" w:hAnsi="Times New Roman" w:cs="Times New Roman"/>
+        </w:rPr>
+        <w:t xml:space="preserve"> </w:t>
+      </w:r>
+      <w:proofErr w:type="spellStart"/>
+      <w:r>
+        <w:rPr>
+          <w:rFonts w:ascii="Times New Roman" w:hAnsi="Times New Roman" w:cs="Times New Roman"/>
+        </w:rPr>
+        <w:t>kecil</w:t>
+      </w:r>
+      <w:proofErr w:type="spellEnd"/>
+      <w:r>
+        <w:rPr>
+          <w:rFonts w:ascii="Times New Roman" w:hAnsi="Times New Roman" w:cs="Times New Roman"/>
+        </w:rPr>
+        <w:t xml:space="preserve">) pada </w:t>
+      </w:r>
+      <w:proofErr w:type="spellStart"/>
+      <w:r>
+        <w:rPr>
+          <w:rFonts w:ascii="Times New Roman" w:hAnsi="Times New Roman" w:cs="Times New Roman"/>
+        </w:rPr>
+        <w:t>deklarasi</w:t>
+      </w:r>
+      <w:proofErr w:type="spellEnd"/>
+      <w:r>
+        <w:rPr>
+          <w:rFonts w:ascii="Times New Roman" w:hAnsi="Times New Roman" w:cs="Times New Roman"/>
+        </w:rPr>
+        <w:t xml:space="preserve"> </w:t>
+      </w:r>
+      <w:proofErr w:type="spellStart"/>
+      <w:r>
+        <w:rPr>
+          <w:rFonts w:ascii="Times New Roman" w:hAnsi="Times New Roman" w:cs="Times New Roman"/>
+        </w:rPr>
+        <w:t>nama</w:t>
+      </w:r>
+      <w:proofErr w:type="spellEnd"/>
+      <w:r>
+        <w:rPr>
+          <w:rFonts w:ascii="Times New Roman" w:hAnsi="Times New Roman" w:cs="Times New Roman"/>
+        </w:rPr>
+        <w:t xml:space="preserve"> </w:t>
+      </w:r>
+      <w:proofErr w:type="spellStart"/>
+      <w:r>
+        <w:rPr>
+          <w:rFonts w:ascii="Times New Roman" w:hAnsi="Times New Roman" w:cs="Times New Roman"/>
+        </w:rPr>
+        <w:t>kelas</w:t>
+      </w:r>
+      <w:proofErr w:type="spellEnd"/>
+      <w:r>
+        <w:rPr>
+          <w:rFonts w:ascii="Times New Roman" w:hAnsi="Times New Roman" w:cs="Times New Roman"/>
+        </w:rPr>
+        <w:t xml:space="preserve"> FloatingPoint.</w:t>
       </w:r>
     </w:p>
     <w:p>
@@ -1757,88 +6176,87 @@
           <w:rFonts w:ascii="Times New Roman" w:hAnsi="Times New Roman" w:cs="Times New Roman"/>
         </w:rPr>
       </w:pPr>
-      <w:r>
-        <w:rPr>
-          <w:rFonts w:ascii="Times New Roman" w:hAnsi="Times New Roman" w:cs="Times New Roman"/>
-        </w:rPr>
-        <w:t xml:space="preserve">Tambahkan juga </w:t>
-      </w:r>
+      <w:proofErr w:type="spellStart"/>
+      <w:r>
+        <w:rPr>
+          <w:rFonts w:ascii="Times New Roman" w:hAnsi="Times New Roman" w:cs="Times New Roman"/>
+        </w:rPr>
+        <w:t>Tambahkan</w:t>
+      </w:r>
+      <w:proofErr w:type="spellEnd"/>
+      <w:r>
+        <w:rPr>
+          <w:rFonts w:ascii="Times New Roman" w:hAnsi="Times New Roman" w:cs="Times New Roman"/>
+        </w:rPr>
+        <w:t xml:space="preserve"> juga </w:t>
+      </w:r>
+      <w:proofErr w:type="spellStart"/>
       <w:r>
         <w:rPr>
           <w:rFonts w:ascii="Times New Roman" w:hAnsi="Times New Roman" w:cs="Times New Roman"/>
         </w:rPr>
         <w:t>System.out.println</w:t>
       </w:r>
-      <w:r>
-        <w:rPr>
-          <w:rFonts w:ascii="Times New Roman" w:hAnsi="Times New Roman" w:cs="Times New Roman"/>
-        </w:rPr>
-        <w:t xml:space="preserve"> untuk meilhat nilai nx</w:t>
-      </w:r>
+      <w:proofErr w:type="spellEnd"/>
+      <w:r>
+        <w:rPr>
+          <w:rFonts w:ascii="Times New Roman" w:hAnsi="Times New Roman" w:cs="Times New Roman"/>
+        </w:rPr>
+        <w:t xml:space="preserve"> </w:t>
+      </w:r>
+      <w:proofErr w:type="spellStart"/>
+      <w:r>
+        <w:rPr>
+          <w:rFonts w:ascii="Times New Roman" w:hAnsi="Times New Roman" w:cs="Times New Roman"/>
+        </w:rPr>
+        <w:t>untuk</w:t>
+      </w:r>
+      <w:proofErr w:type="spellEnd"/>
+      <w:r>
+        <w:rPr>
+          <w:rFonts w:ascii="Times New Roman" w:hAnsi="Times New Roman" w:cs="Times New Roman"/>
+        </w:rPr>
+        <w:t xml:space="preserve"> </w:t>
+      </w:r>
+      <w:proofErr w:type="spellStart"/>
+      <w:r>
+        <w:rPr>
+          <w:rFonts w:ascii="Times New Roman" w:hAnsi="Times New Roman" w:cs="Times New Roman"/>
+        </w:rPr>
+        <w:t>meilhat</w:t>
+      </w:r>
+      <w:proofErr w:type="spellEnd"/>
+      <w:r>
+        <w:rPr>
+          <w:rFonts w:ascii="Times New Roman" w:hAnsi="Times New Roman" w:cs="Times New Roman"/>
+        </w:rPr>
+        <w:t xml:space="preserve"> </w:t>
+      </w:r>
+      <w:proofErr w:type="spellStart"/>
+      <w:r>
+        <w:rPr>
+          <w:rFonts w:ascii="Times New Roman" w:hAnsi="Times New Roman" w:cs="Times New Roman"/>
+        </w:rPr>
+        <w:t>nilai</w:t>
+      </w:r>
+      <w:proofErr w:type="spellEnd"/>
+      <w:r>
+        <w:rPr>
+          <w:rFonts w:ascii="Times New Roman" w:hAnsi="Times New Roman" w:cs="Times New Roman"/>
+        </w:rPr>
+        <w:t xml:space="preserve"> </w:t>
+      </w:r>
+      <w:proofErr w:type="spellStart"/>
+      <w:r>
+        <w:rPr>
+          <w:rFonts w:ascii="Times New Roman" w:hAnsi="Times New Roman" w:cs="Times New Roman"/>
+        </w:rPr>
+        <w:t>nx</w:t>
+      </w:r>
+      <w:proofErr w:type="spellEnd"/>
     </w:p>
     <w:p>
       <w:pPr>
-        <w:pStyle w:val="ListParagraph"/>
-        <w:numPr>
-          <w:ilvl w:val="0"/>
-          <w:numId w:val="2"/>
-        </w:numPr>
-        <w:jc w:val="both"/>
-        <w:rPr>
-          <w:rFonts w:ascii="Times New Roman" w:hAnsi="Times New Roman" w:cs="Times New Roman"/>
-        </w:rPr>
-      </w:pPr>
-      <w:r>
-        <w:rPr>
-          <w:rFonts w:ascii="Times New Roman" w:hAnsi="Times New Roman" w:cs="Times New Roman"/>
-        </w:rPr>
-        <w:t>Teman yang membantu</w:t>
-      </w:r>
-    </w:p>
-    <w:p>
-      <w:pPr>
-        <w:pStyle w:val="ListParagraph"/>
-        <w:jc w:val="both"/>
-        <w:rPr>
-          <w:rFonts w:ascii="Times New Roman" w:hAnsi="Times New Roman" w:cs="Times New Roman"/>
-        </w:rPr>
-      </w:pPr>
-      <w:r>
-        <w:rPr>
-          <w:rFonts w:ascii="Times New Roman" w:hAnsi="Times New Roman" w:cs="Times New Roman"/>
-        </w:rPr>
-        <w:t>[Tidak Ada]</w:t>
-      </w:r>
-    </w:p>
-    <w:p>
-      <w:pPr>
-        <w:jc w:val="both"/>
-        <w:rPr>
-          <w:rFonts w:ascii="Times New Roman" w:hAnsi="Times New Roman" w:cs="Times New Roman"/>
-        </w:rPr>
-      </w:pPr>
-    </w:p>
-    <w:p>
-      <w:pPr>
-        <w:pStyle w:val="ListParagraph"/>
-        <w:jc w:val="both"/>
-        <w:rPr>
-          <w:rFonts w:ascii="Times New Roman" w:hAnsi="Times New Roman" w:cs="Times New Roman"/>
-        </w:rPr>
-      </w:pPr>
-    </w:p>
-    <w:p>
-      <w:pPr>
-        <w:pStyle w:val="ListParagraph"/>
-        <w:jc w:val="both"/>
-        <w:rPr>
-          <w:rFonts w:ascii="Times New Roman" w:hAnsi="Times New Roman" w:cs="Times New Roman"/>
-        </w:rPr>
-      </w:pPr>
-    </w:p>
-    <w:p>
-      <w:pPr>
-        <w:pStyle w:val="ListParagraph"/>
         <w:jc w:val="both"/>
         <w:rPr>
           <w:rFonts w:ascii="Times New Roman" w:hAnsi="Times New Roman" w:cs="Times New Roman"/>
@@ -1885,7 +6303,35 @@
         <w:rPr>
           <w:rFonts w:ascii="Times New Roman" w:hAnsi="Times New Roman" w:cs="Times New Roman"/>
         </w:rPr>
-        <w:t>Screenshot hasil akhir program</w:t>
+        <w:t xml:space="preserve">Screenshot </w:t>
+      </w:r>
+      <w:proofErr w:type="spellStart"/>
+      <w:r>
+        <w:rPr>
+          <w:rFonts w:ascii="Times New Roman" w:hAnsi="Times New Roman" w:cs="Times New Roman"/>
+        </w:rPr>
+        <w:t>hasil</w:t>
+      </w:r>
+      <w:proofErr w:type="spellEnd"/>
+      <w:r>
+        <w:rPr>
+          <w:rFonts w:ascii="Times New Roman" w:hAnsi="Times New Roman" w:cs="Times New Roman"/>
+        </w:rPr>
+        <w:t xml:space="preserve"> </w:t>
+      </w:r>
+      <w:proofErr w:type="spellStart"/>
+      <w:r>
+        <w:rPr>
+          <w:rFonts w:ascii="Times New Roman" w:hAnsi="Times New Roman" w:cs="Times New Roman"/>
+        </w:rPr>
+        <w:t>akhir</w:t>
+      </w:r>
+      <w:proofErr w:type="spellEnd"/>
+      <w:r>
+        <w:rPr>
+          <w:rFonts w:ascii="Times New Roman" w:hAnsi="Times New Roman" w:cs="Times New Roman"/>
+        </w:rPr>
+        <w:t xml:space="preserve"> program</w:t>
       </w:r>
     </w:p>
     <w:p>
@@ -1899,6 +6345,7 @@
       <w:r>
         <w:rPr>
           <w:rFonts w:ascii="Times New Roman" w:hAnsi="Times New Roman" w:cs="Times New Roman"/>
+          <w:noProof/>
         </w:rPr>
         <w:drawing>
           <wp:inline distT="0" distB="0" distL="0" distR="0" wp14:anchorId="47715E75" wp14:editId="634176CF">
@@ -1949,13 +6396,56 @@
           <w:rFonts w:ascii="Times New Roman" w:hAnsi="Times New Roman" w:cs="Times New Roman"/>
         </w:rPr>
       </w:pPr>
-      <w:r>
-        <w:rPr>
-          <w:rFonts w:ascii="Times New Roman" w:hAnsi="Times New Roman" w:cs="Times New Roman"/>
-        </w:rPr>
-        <w:lastRenderedPageBreak/>
-        <w:t>Jawaban tiap soal yang dipertanyakan</w:t>
-      </w:r>
+      <w:proofErr w:type="spellStart"/>
+      <w:r>
+        <w:rPr>
+          <w:rFonts w:ascii="Times New Roman" w:hAnsi="Times New Roman" w:cs="Times New Roman"/>
+        </w:rPr>
+        <w:t>Jawaban</w:t>
+      </w:r>
+      <w:proofErr w:type="spellEnd"/>
+      <w:r>
+        <w:rPr>
+          <w:rFonts w:ascii="Times New Roman" w:hAnsi="Times New Roman" w:cs="Times New Roman"/>
+        </w:rPr>
+        <w:t xml:space="preserve"> </w:t>
+      </w:r>
+      <w:proofErr w:type="spellStart"/>
+      <w:r>
+        <w:rPr>
+          <w:rFonts w:ascii="Times New Roman" w:hAnsi="Times New Roman" w:cs="Times New Roman"/>
+        </w:rPr>
+        <w:t>tiap</w:t>
+      </w:r>
+      <w:proofErr w:type="spellEnd"/>
+      <w:r>
+        <w:rPr>
+          <w:rFonts w:ascii="Times New Roman" w:hAnsi="Times New Roman" w:cs="Times New Roman"/>
+        </w:rPr>
+        <w:t xml:space="preserve"> </w:t>
+      </w:r>
+      <w:proofErr w:type="spellStart"/>
+      <w:r>
+        <w:rPr>
+          <w:rFonts w:ascii="Times New Roman" w:hAnsi="Times New Roman" w:cs="Times New Roman"/>
+        </w:rPr>
+        <w:t>soal</w:t>
+      </w:r>
+      <w:proofErr w:type="spellEnd"/>
+      <w:r>
+        <w:rPr>
+          <w:rFonts w:ascii="Times New Roman" w:hAnsi="Times New Roman" w:cs="Times New Roman"/>
+        </w:rPr>
+        <w:t xml:space="preserve"> yang </w:t>
+      </w:r>
+      <w:proofErr w:type="spellStart"/>
+      <w:r>
+        <w:rPr>
+          <w:rFonts w:ascii="Times New Roman" w:hAnsi="Times New Roman" w:cs="Times New Roman"/>
+        </w:rPr>
+        <w:t>dipertanyakan</w:t>
+      </w:r>
+      <w:proofErr w:type="spellEnd"/>
     </w:p>
     <w:p>
       <w:pPr>
@@ -1969,11 +6459,47 @@
           <w:rFonts w:ascii="Times New Roman" w:hAnsi="Times New Roman" w:cs="Times New Roman"/>
         </w:rPr>
       </w:pPr>
-      <w:r>
-        <w:rPr>
-          <w:rFonts w:ascii="Times New Roman" w:hAnsi="Times New Roman" w:cs="Times New Roman"/>
-        </w:rPr>
-        <w:t>Jelaskan output nilai dari variable b</w:t>
+      <w:proofErr w:type="spellStart"/>
+      <w:r>
+        <w:rPr>
+          <w:rFonts w:ascii="Times New Roman" w:hAnsi="Times New Roman" w:cs="Times New Roman"/>
+        </w:rPr>
+        <w:t>Jelaskan</w:t>
+      </w:r>
+      <w:proofErr w:type="spellEnd"/>
+      <w:r>
+        <w:rPr>
+          <w:rFonts w:ascii="Times New Roman" w:hAnsi="Times New Roman" w:cs="Times New Roman"/>
+        </w:rPr>
+        <w:t xml:space="preserve"> output </w:t>
+      </w:r>
+      <w:proofErr w:type="spellStart"/>
+      <w:r>
+        <w:rPr>
+          <w:rFonts w:ascii="Times New Roman" w:hAnsi="Times New Roman" w:cs="Times New Roman"/>
+        </w:rPr>
+        <w:t>nilai</w:t>
+      </w:r>
+      <w:proofErr w:type="spellEnd"/>
+      <w:r>
+        <w:rPr>
+          <w:rFonts w:ascii="Times New Roman" w:hAnsi="Times New Roman" w:cs="Times New Roman"/>
+        </w:rPr>
+        <w:t xml:space="preserve"> </w:t>
+      </w:r>
+      <w:proofErr w:type="spellStart"/>
+      <w:r>
+        <w:rPr>
+          <w:rFonts w:ascii="Times New Roman" w:hAnsi="Times New Roman" w:cs="Times New Roman"/>
+        </w:rPr>
+        <w:t>dari</w:t>
+      </w:r>
+      <w:proofErr w:type="spellEnd"/>
+      <w:r>
+        <w:rPr>
+          <w:rFonts w:ascii="Times New Roman" w:hAnsi="Times New Roman" w:cs="Times New Roman"/>
+        </w:rPr>
+        <w:t xml:space="preserve"> variable b</w:t>
       </w:r>
     </w:p>
     <w:p>
@@ -1992,7 +6518,413 @@
         <w:rPr>
           <w:rFonts w:ascii="Times New Roman" w:hAnsi="Times New Roman" w:cs="Times New Roman"/>
         </w:rPr>
-        <w:t>Output dari variable b = 10. Nilai awal d = 10.25 nammun dicast ke float, f = 10.25. Dalam method method one menerima nilai long 10 (desimalnya di potong saaat konversi long). Di dalam methodOne nilai 10 di cast lagi ke int, lalu di kembalikan sebagai tipe short senilai 10. Akhirnya nilai 10 dicast ke byte dan di simpan divariabel b yang membuat output akhirnya bernilai 10.</w:t>
+        <w:t xml:space="preserve">Output </w:t>
+      </w:r>
+      <w:proofErr w:type="spellStart"/>
+      <w:r>
+        <w:rPr>
+          <w:rFonts w:ascii="Times New Roman" w:hAnsi="Times New Roman" w:cs="Times New Roman"/>
+        </w:rPr>
+        <w:t>dari</w:t>
+      </w:r>
+      <w:proofErr w:type="spellEnd"/>
+      <w:r>
+        <w:rPr>
+          <w:rFonts w:ascii="Times New Roman" w:hAnsi="Times New Roman" w:cs="Times New Roman"/>
+        </w:rPr>
+        <w:t xml:space="preserve"> variable b = 10. Nilai </w:t>
+      </w:r>
+      <w:proofErr w:type="spellStart"/>
+      <w:r>
+        <w:rPr>
+          <w:rFonts w:ascii="Times New Roman" w:hAnsi="Times New Roman" w:cs="Times New Roman"/>
+        </w:rPr>
+        <w:t>awal</w:t>
+      </w:r>
+      <w:proofErr w:type="spellEnd"/>
+      <w:r>
+        <w:rPr>
+          <w:rFonts w:ascii="Times New Roman" w:hAnsi="Times New Roman" w:cs="Times New Roman"/>
+        </w:rPr>
+        <w:t xml:space="preserve"> d = 10.25 </w:t>
+      </w:r>
+      <w:proofErr w:type="spellStart"/>
+      <w:r>
+        <w:rPr>
+          <w:rFonts w:ascii="Times New Roman" w:hAnsi="Times New Roman" w:cs="Times New Roman"/>
+        </w:rPr>
+        <w:t>nammun</w:t>
+      </w:r>
+      <w:proofErr w:type="spellEnd"/>
+      <w:r>
+        <w:rPr>
+          <w:rFonts w:ascii="Times New Roman" w:hAnsi="Times New Roman" w:cs="Times New Roman"/>
+        </w:rPr>
+        <w:t xml:space="preserve"> dicast </w:t>
+      </w:r>
+      <w:proofErr w:type="spellStart"/>
+      <w:r>
+        <w:rPr>
+          <w:rFonts w:ascii="Times New Roman" w:hAnsi="Times New Roman" w:cs="Times New Roman"/>
+        </w:rPr>
+        <w:t>ke</w:t>
+      </w:r>
+      <w:proofErr w:type="spellEnd"/>
+      <w:r>
+        <w:rPr>
+          <w:rFonts w:ascii="Times New Roman" w:hAnsi="Times New Roman" w:cs="Times New Roman"/>
+        </w:rPr>
+        <w:t xml:space="preserve"> float, f = 10.25. Dalam method </w:t>
+      </w:r>
+      <w:proofErr w:type="spellStart"/>
+      <w:r>
+        <w:rPr>
+          <w:rFonts w:ascii="Times New Roman" w:hAnsi="Times New Roman" w:cs="Times New Roman"/>
+        </w:rPr>
+        <w:t>method</w:t>
+      </w:r>
+      <w:proofErr w:type="spellEnd"/>
+      <w:r>
+        <w:rPr>
+          <w:rFonts w:ascii="Times New Roman" w:hAnsi="Times New Roman" w:cs="Times New Roman"/>
+        </w:rPr>
+        <w:t xml:space="preserve"> one </w:t>
+      </w:r>
+      <w:proofErr w:type="spellStart"/>
+      <w:r>
+        <w:rPr>
+          <w:rFonts w:ascii="Times New Roman" w:hAnsi="Times New Roman" w:cs="Times New Roman"/>
+        </w:rPr>
+        <w:t>menerima</w:t>
+      </w:r>
+      <w:proofErr w:type="spellEnd"/>
+      <w:r>
+        <w:rPr>
+          <w:rFonts w:ascii="Times New Roman" w:hAnsi="Times New Roman" w:cs="Times New Roman"/>
+        </w:rPr>
+        <w:t xml:space="preserve"> </w:t>
+      </w:r>
+      <w:proofErr w:type="spellStart"/>
+      <w:r>
+        <w:rPr>
+          <w:rFonts w:ascii="Times New Roman" w:hAnsi="Times New Roman" w:cs="Times New Roman"/>
+        </w:rPr>
+        <w:t>nilai</w:t>
+      </w:r>
+      <w:proofErr w:type="spellEnd"/>
+      <w:r>
+        <w:rPr>
+          <w:rFonts w:ascii="Times New Roman" w:hAnsi="Times New Roman" w:cs="Times New Roman"/>
+        </w:rPr>
+        <w:t xml:space="preserve"> long 10 (</w:t>
+      </w:r>
+      <w:proofErr w:type="spellStart"/>
+      <w:r>
+        <w:rPr>
+          <w:rFonts w:ascii="Times New Roman" w:hAnsi="Times New Roman" w:cs="Times New Roman"/>
+        </w:rPr>
+        <w:t>desimalnya</w:t>
+      </w:r>
+      <w:proofErr w:type="spellEnd"/>
+      <w:r>
+        <w:rPr>
+          <w:rFonts w:ascii="Times New Roman" w:hAnsi="Times New Roman" w:cs="Times New Roman"/>
+        </w:rPr>
+        <w:t xml:space="preserve"> di </w:t>
+      </w:r>
+      <w:proofErr w:type="spellStart"/>
+      <w:r>
+        <w:rPr>
+          <w:rFonts w:ascii="Times New Roman" w:hAnsi="Times New Roman" w:cs="Times New Roman"/>
+        </w:rPr>
+        <w:t>potong</w:t>
+      </w:r>
+      <w:proofErr w:type="spellEnd"/>
+      <w:r>
+        <w:rPr>
+          <w:rFonts w:ascii="Times New Roman" w:hAnsi="Times New Roman" w:cs="Times New Roman"/>
+        </w:rPr>
+        <w:t xml:space="preserve"> </w:t>
+      </w:r>
+      <w:proofErr w:type="spellStart"/>
+      <w:r>
+        <w:rPr>
+          <w:rFonts w:ascii="Times New Roman" w:hAnsi="Times New Roman" w:cs="Times New Roman"/>
+        </w:rPr>
+        <w:t>saaat</w:t>
+      </w:r>
+      <w:proofErr w:type="spellEnd"/>
+      <w:r>
+        <w:rPr>
+          <w:rFonts w:ascii="Times New Roman" w:hAnsi="Times New Roman" w:cs="Times New Roman"/>
+        </w:rPr>
+        <w:t xml:space="preserve"> </w:t>
+      </w:r>
+      <w:proofErr w:type="spellStart"/>
+      <w:r>
+        <w:rPr>
+          <w:rFonts w:ascii="Times New Roman" w:hAnsi="Times New Roman" w:cs="Times New Roman"/>
+        </w:rPr>
+        <w:t>konversi</w:t>
+      </w:r>
+      <w:proofErr w:type="spellEnd"/>
+      <w:r>
+        <w:rPr>
+          <w:rFonts w:ascii="Times New Roman" w:hAnsi="Times New Roman" w:cs="Times New Roman"/>
+        </w:rPr>
+        <w:t xml:space="preserve"> long). Di </w:t>
+      </w:r>
+      <w:proofErr w:type="spellStart"/>
+      <w:r>
+        <w:rPr>
+          <w:rFonts w:ascii="Times New Roman" w:hAnsi="Times New Roman" w:cs="Times New Roman"/>
+        </w:rPr>
+        <w:t>dalam</w:t>
+      </w:r>
+      <w:proofErr w:type="spellEnd"/>
+      <w:r>
+        <w:rPr>
+          <w:rFonts w:ascii="Times New Roman" w:hAnsi="Times New Roman" w:cs="Times New Roman"/>
+        </w:rPr>
+        <w:t xml:space="preserve"> </w:t>
+      </w:r>
+      <w:proofErr w:type="spellStart"/>
+      <w:r>
+        <w:rPr>
+          <w:rFonts w:ascii="Times New Roman" w:hAnsi="Times New Roman" w:cs="Times New Roman"/>
+        </w:rPr>
+        <w:t>methodOne</w:t>
+      </w:r>
+      <w:proofErr w:type="spellEnd"/>
+      <w:r>
+        <w:rPr>
+          <w:rFonts w:ascii="Times New Roman" w:hAnsi="Times New Roman" w:cs="Times New Roman"/>
+        </w:rPr>
+        <w:t xml:space="preserve"> </w:t>
+      </w:r>
+      <w:proofErr w:type="spellStart"/>
+      <w:r>
+        <w:rPr>
+          <w:rFonts w:ascii="Times New Roman" w:hAnsi="Times New Roman" w:cs="Times New Roman"/>
+        </w:rPr>
+        <w:t>nilai</w:t>
+      </w:r>
+      <w:proofErr w:type="spellEnd"/>
+      <w:r>
+        <w:rPr>
+          <w:rFonts w:ascii="Times New Roman" w:hAnsi="Times New Roman" w:cs="Times New Roman"/>
+        </w:rPr>
+        <w:t xml:space="preserve"> 10 di cast </w:t>
+      </w:r>
+      <w:proofErr w:type="spellStart"/>
+      <w:r>
+        <w:rPr>
+          <w:rFonts w:ascii="Times New Roman" w:hAnsi="Times New Roman" w:cs="Times New Roman"/>
+        </w:rPr>
+        <w:t>lagi</w:t>
+      </w:r>
+      <w:proofErr w:type="spellEnd"/>
+      <w:r>
+        <w:rPr>
+          <w:rFonts w:ascii="Times New Roman" w:hAnsi="Times New Roman" w:cs="Times New Roman"/>
+        </w:rPr>
+        <w:t xml:space="preserve"> </w:t>
+      </w:r>
+      <w:proofErr w:type="spellStart"/>
+      <w:r>
+        <w:rPr>
+          <w:rFonts w:ascii="Times New Roman" w:hAnsi="Times New Roman" w:cs="Times New Roman"/>
+        </w:rPr>
+        <w:t>ke</w:t>
+      </w:r>
+      <w:proofErr w:type="spellEnd"/>
+      <w:r>
+        <w:rPr>
+          <w:rFonts w:ascii="Times New Roman" w:hAnsi="Times New Roman" w:cs="Times New Roman"/>
+        </w:rPr>
+        <w:t xml:space="preserve"> int, </w:t>
+      </w:r>
+      <w:proofErr w:type="spellStart"/>
+      <w:r>
+        <w:rPr>
+          <w:rFonts w:ascii="Times New Roman" w:hAnsi="Times New Roman" w:cs="Times New Roman"/>
+        </w:rPr>
+        <w:t>lalu</w:t>
+      </w:r>
+      <w:proofErr w:type="spellEnd"/>
+      <w:r>
+        <w:rPr>
+          <w:rFonts w:ascii="Times New Roman" w:hAnsi="Times New Roman" w:cs="Times New Roman"/>
+        </w:rPr>
+        <w:t xml:space="preserve"> di </w:t>
+      </w:r>
+      <w:proofErr w:type="spellStart"/>
+      <w:r>
+        <w:rPr>
+          <w:rFonts w:ascii="Times New Roman" w:hAnsi="Times New Roman" w:cs="Times New Roman"/>
+        </w:rPr>
+        <w:t>kembalikan</w:t>
+      </w:r>
+      <w:proofErr w:type="spellEnd"/>
+      <w:r>
+        <w:rPr>
+          <w:rFonts w:ascii="Times New Roman" w:hAnsi="Times New Roman" w:cs="Times New Roman"/>
+        </w:rPr>
+        <w:t xml:space="preserve"> </w:t>
+      </w:r>
+      <w:proofErr w:type="spellStart"/>
+      <w:r>
+        <w:rPr>
+          <w:rFonts w:ascii="Times New Roman" w:hAnsi="Times New Roman" w:cs="Times New Roman"/>
+        </w:rPr>
+        <w:t>sebagai</w:t>
+      </w:r>
+      <w:proofErr w:type="spellEnd"/>
+      <w:r>
+        <w:rPr>
+          <w:rFonts w:ascii="Times New Roman" w:hAnsi="Times New Roman" w:cs="Times New Roman"/>
+        </w:rPr>
+        <w:t xml:space="preserve"> </w:t>
+      </w:r>
+      <w:proofErr w:type="spellStart"/>
+      <w:r>
+        <w:rPr>
+          <w:rFonts w:ascii="Times New Roman" w:hAnsi="Times New Roman" w:cs="Times New Roman"/>
+        </w:rPr>
+        <w:t>tipe</w:t>
+      </w:r>
+      <w:proofErr w:type="spellEnd"/>
+      <w:r>
+        <w:rPr>
+          <w:rFonts w:ascii="Times New Roman" w:hAnsi="Times New Roman" w:cs="Times New Roman"/>
+        </w:rPr>
+        <w:t xml:space="preserve"> short </w:t>
+      </w:r>
+      <w:proofErr w:type="spellStart"/>
+      <w:r>
+        <w:rPr>
+          <w:rFonts w:ascii="Times New Roman" w:hAnsi="Times New Roman" w:cs="Times New Roman"/>
+        </w:rPr>
+        <w:t>senilai</w:t>
+      </w:r>
+      <w:proofErr w:type="spellEnd"/>
+      <w:r>
+        <w:rPr>
+          <w:rFonts w:ascii="Times New Roman" w:hAnsi="Times New Roman" w:cs="Times New Roman"/>
+        </w:rPr>
+        <w:t xml:space="preserve"> 10. </w:t>
+      </w:r>
+      <w:proofErr w:type="spellStart"/>
+      <w:r>
+        <w:rPr>
+          <w:rFonts w:ascii="Times New Roman" w:hAnsi="Times New Roman" w:cs="Times New Roman"/>
+        </w:rPr>
+        <w:t>Akhirnya</w:t>
+      </w:r>
+      <w:proofErr w:type="spellEnd"/>
+      <w:r>
+        <w:rPr>
+          <w:rFonts w:ascii="Times New Roman" w:hAnsi="Times New Roman" w:cs="Times New Roman"/>
+        </w:rPr>
+        <w:t xml:space="preserve"> </w:t>
+      </w:r>
+      <w:proofErr w:type="spellStart"/>
+      <w:r>
+        <w:rPr>
+          <w:rFonts w:ascii="Times New Roman" w:hAnsi="Times New Roman" w:cs="Times New Roman"/>
+        </w:rPr>
+        <w:t>nilai</w:t>
+      </w:r>
+      <w:proofErr w:type="spellEnd"/>
+      <w:r>
+        <w:rPr>
+          <w:rFonts w:ascii="Times New Roman" w:hAnsi="Times New Roman" w:cs="Times New Roman"/>
+        </w:rPr>
+        <w:t xml:space="preserve"> 10 dicast </w:t>
+      </w:r>
+      <w:proofErr w:type="spellStart"/>
+      <w:r>
+        <w:rPr>
+          <w:rFonts w:ascii="Times New Roman" w:hAnsi="Times New Roman" w:cs="Times New Roman"/>
+        </w:rPr>
+        <w:t>ke</w:t>
+      </w:r>
+      <w:proofErr w:type="spellEnd"/>
+      <w:r>
+        <w:rPr>
+          <w:rFonts w:ascii="Times New Roman" w:hAnsi="Times New Roman" w:cs="Times New Roman"/>
+        </w:rPr>
+        <w:t xml:space="preserve"> byte dan di </w:t>
+      </w:r>
+      <w:proofErr w:type="spellStart"/>
+      <w:r>
+        <w:rPr>
+          <w:rFonts w:ascii="Times New Roman" w:hAnsi="Times New Roman" w:cs="Times New Roman"/>
+        </w:rPr>
+        <w:t>simpan</w:t>
+      </w:r>
+      <w:proofErr w:type="spellEnd"/>
+      <w:r>
+        <w:rPr>
+          <w:rFonts w:ascii="Times New Roman" w:hAnsi="Times New Roman" w:cs="Times New Roman"/>
+        </w:rPr>
+        <w:t xml:space="preserve"> </w:t>
+      </w:r>
+      <w:proofErr w:type="spellStart"/>
+      <w:r>
+        <w:rPr>
+          <w:rFonts w:ascii="Times New Roman" w:hAnsi="Times New Roman" w:cs="Times New Roman"/>
+        </w:rPr>
+        <w:t>divariabel</w:t>
+      </w:r>
+      <w:proofErr w:type="spellEnd"/>
+      <w:r>
+        <w:rPr>
+          <w:rFonts w:ascii="Times New Roman" w:hAnsi="Times New Roman" w:cs="Times New Roman"/>
+        </w:rPr>
+        <w:t xml:space="preserve"> b yang </w:t>
+      </w:r>
+      <w:proofErr w:type="spellStart"/>
+      <w:r>
+        <w:rPr>
+          <w:rFonts w:ascii="Times New Roman" w:hAnsi="Times New Roman" w:cs="Times New Roman"/>
+        </w:rPr>
+        <w:t>membuat</w:t>
+      </w:r>
+      <w:proofErr w:type="spellEnd"/>
+      <w:r>
+        <w:rPr>
+          <w:rFonts w:ascii="Times New Roman" w:hAnsi="Times New Roman" w:cs="Times New Roman"/>
+        </w:rPr>
+        <w:t xml:space="preserve"> output </w:t>
+      </w:r>
+      <w:proofErr w:type="spellStart"/>
+      <w:r>
+        <w:rPr>
+          <w:rFonts w:ascii="Times New Roman" w:hAnsi="Times New Roman" w:cs="Times New Roman"/>
+        </w:rPr>
+        <w:t>akhirnya</w:t>
+      </w:r>
+      <w:proofErr w:type="spellEnd"/>
+      <w:r>
+        <w:rPr>
+          <w:rFonts w:ascii="Times New Roman" w:hAnsi="Times New Roman" w:cs="Times New Roman"/>
+        </w:rPr>
+        <w:t xml:space="preserve"> </w:t>
+      </w:r>
+      <w:proofErr w:type="spellStart"/>
+      <w:r>
+        <w:rPr>
+          <w:rFonts w:ascii="Times New Roman" w:hAnsi="Times New Roman" w:cs="Times New Roman"/>
+        </w:rPr>
+        <w:t>bernilai</w:t>
+      </w:r>
+      <w:proofErr w:type="spellEnd"/>
+      <w:r>
+        <w:rPr>
+          <w:rFonts w:ascii="Times New Roman" w:hAnsi="Times New Roman" w:cs="Times New Roman"/>
+        </w:rPr>
+        <w:t xml:space="preserve"> 10.</w:t>
       </w:r>
     </w:p>
     <w:p>
@@ -2007,11 +6939,75 @@
           <w:rFonts w:ascii="Times New Roman" w:hAnsi="Times New Roman" w:cs="Times New Roman"/>
         </w:rPr>
       </w:pPr>
-      <w:r>
-        <w:rPr>
-          <w:rFonts w:ascii="Times New Roman" w:hAnsi="Times New Roman" w:cs="Times New Roman"/>
-        </w:rPr>
-        <w:t xml:space="preserve">Jelaskan apa yang berubah dari variable d menjadi variable b </w:t>
+      <w:proofErr w:type="spellStart"/>
+      <w:r>
+        <w:rPr>
+          <w:rFonts w:ascii="Times New Roman" w:hAnsi="Times New Roman" w:cs="Times New Roman"/>
+        </w:rPr>
+        <w:t>Jelaskan</w:t>
+      </w:r>
+      <w:proofErr w:type="spellEnd"/>
+      <w:r>
+        <w:rPr>
+          <w:rFonts w:ascii="Times New Roman" w:hAnsi="Times New Roman" w:cs="Times New Roman"/>
+        </w:rPr>
+        <w:t xml:space="preserve"> </w:t>
+      </w:r>
+      <w:proofErr w:type="spellStart"/>
+      <w:r>
+        <w:rPr>
+          <w:rFonts w:ascii="Times New Roman" w:hAnsi="Times New Roman" w:cs="Times New Roman"/>
+        </w:rPr>
+        <w:t>apa</w:t>
+      </w:r>
+      <w:proofErr w:type="spellEnd"/>
+      <w:r>
+        <w:rPr>
+          <w:rFonts w:ascii="Times New Roman" w:hAnsi="Times New Roman" w:cs="Times New Roman"/>
+        </w:rPr>
+        <w:t xml:space="preserve"> yang </w:t>
+      </w:r>
+      <w:proofErr w:type="spellStart"/>
+      <w:r>
+        <w:rPr>
+          <w:rFonts w:ascii="Times New Roman" w:hAnsi="Times New Roman" w:cs="Times New Roman"/>
+        </w:rPr>
+        <w:t>berubah</w:t>
+      </w:r>
+      <w:proofErr w:type="spellEnd"/>
+      <w:r>
+        <w:rPr>
+          <w:rFonts w:ascii="Times New Roman" w:hAnsi="Times New Roman" w:cs="Times New Roman"/>
+        </w:rPr>
+        <w:t xml:space="preserve"> </w:t>
+      </w:r>
+      <w:proofErr w:type="spellStart"/>
+      <w:r>
+        <w:rPr>
+          <w:rFonts w:ascii="Times New Roman" w:hAnsi="Times New Roman" w:cs="Times New Roman"/>
+        </w:rPr>
+        <w:t>dari</w:t>
+      </w:r>
+      <w:proofErr w:type="spellEnd"/>
+      <w:r>
+        <w:rPr>
+          <w:rFonts w:ascii="Times New Roman" w:hAnsi="Times New Roman" w:cs="Times New Roman"/>
+        </w:rPr>
+        <w:t xml:space="preserve"> variable d </w:t>
+      </w:r>
+      <w:proofErr w:type="spellStart"/>
+      <w:r>
+        <w:rPr>
+          <w:rFonts w:ascii="Times New Roman" w:hAnsi="Times New Roman" w:cs="Times New Roman"/>
+        </w:rPr>
+        <w:t>menjadi</w:t>
+      </w:r>
+      <w:proofErr w:type="spellEnd"/>
+      <w:r>
+        <w:rPr>
+          <w:rFonts w:ascii="Times New Roman" w:hAnsi="Times New Roman" w:cs="Times New Roman"/>
+        </w:rPr>
+        <w:t xml:space="preserve"> variable b </w:t>
       </w:r>
     </w:p>
     <w:p>
@@ -2026,138 +7022,281 @@
           <w:rFonts w:ascii="Times New Roman" w:hAnsi="Times New Roman" w:cs="Times New Roman"/>
         </w:rPr>
       </w:pPr>
-      <w:r>
-        <w:rPr>
-          <w:rFonts w:ascii="Times New Roman" w:hAnsi="Times New Roman" w:cs="Times New Roman"/>
-        </w:rPr>
-        <w:t>Ukuran Memor</w:t>
-      </w:r>
-      <w:r>
-        <w:rPr>
-          <w:rFonts w:ascii="Times New Roman" w:hAnsi="Times New Roman" w:cs="Times New Roman"/>
-        </w:rPr>
-        <w:t>i yang semula d</w:t>
-      </w:r>
-      <w:r>
-        <w:rPr>
-          <w:rFonts w:ascii="Times New Roman" w:hAnsi="Times New Roman" w:cs="Times New Roman"/>
-        </w:rPr>
-        <w:t>ari double (64-bit floating point) dikonversi secara bertahap hingga menjadi byte (8-bit signed integer).</w:t>
-      </w:r>
-      <w:r>
-        <w:rPr>
-          <w:rFonts w:ascii="Times New Roman" w:hAnsi="Times New Roman" w:cs="Times New Roman"/>
-        </w:rPr>
-        <w:t xml:space="preserve"> </w:t>
-      </w:r>
-      <w:r>
-        <w:rPr>
-          <w:rFonts w:ascii="Times New Roman" w:hAnsi="Times New Roman" w:cs="Times New Roman"/>
-        </w:rPr>
-        <w:t>Bagian pecahan desimal pada variabel $d$ ($0.25$) hilang/terpotong (truncated) ketika dikonversi ke tipe integer/bilangan bulat pada dipanggilnya</w:t>
-      </w:r>
-    </w:p>
-    <w:p>
-      <w:pPr>
-        <w:pStyle w:val="ListParagraph"/>
-        <w:numPr>
-          <w:ilvl w:val="0"/>
-          <w:numId w:val="14"/>
-        </w:numPr>
-        <w:jc w:val="both"/>
-        <w:rPr>
-          <w:rFonts w:ascii="Times New Roman" w:hAnsi="Times New Roman" w:cs="Times New Roman"/>
-        </w:rPr>
-      </w:pPr>
-      <w:r>
-        <w:rPr>
-          <w:rFonts w:ascii="Times New Roman" w:hAnsi="Times New Roman" w:cs="Times New Roman"/>
-        </w:rPr>
-        <w:t>Permasalahan yang dihadapi</w:t>
-      </w:r>
-    </w:p>
-    <w:p>
-      <w:pPr>
-        <w:pStyle w:val="ListParagraph"/>
-        <w:jc w:val="both"/>
-        <w:rPr>
-          <w:rFonts w:ascii="Times New Roman" w:hAnsi="Times New Roman" w:cs="Times New Roman"/>
-        </w:rPr>
-      </w:pPr>
-      <w:r>
-        <w:rPr>
-          <w:rFonts w:ascii="Times New Roman" w:hAnsi="Times New Roman" w:cs="Times New Roman"/>
-        </w:rPr>
-        <w:t>[Tidak Ada]</w:t>
-      </w:r>
-    </w:p>
-    <w:p>
-      <w:pPr>
-        <w:pStyle w:val="ListParagraph"/>
-        <w:numPr>
-          <w:ilvl w:val="0"/>
-          <w:numId w:val="14"/>
-        </w:numPr>
-        <w:jc w:val="both"/>
-        <w:rPr>
-          <w:rFonts w:ascii="Times New Roman" w:hAnsi="Times New Roman" w:cs="Times New Roman"/>
-        </w:rPr>
-      </w:pPr>
-      <w:r>
-        <w:rPr>
-          <w:rFonts w:ascii="Times New Roman" w:hAnsi="Times New Roman" w:cs="Times New Roman"/>
-        </w:rPr>
-        <w:t>Solusi dari permasalahan yang dihadapi</w:t>
-      </w:r>
-    </w:p>
-    <w:p>
-      <w:pPr>
-        <w:pStyle w:val="ListParagraph"/>
-        <w:jc w:val="both"/>
-        <w:rPr>
-          <w:rFonts w:ascii="Times New Roman" w:hAnsi="Times New Roman" w:cs="Times New Roman"/>
-        </w:rPr>
-      </w:pPr>
-      <w:r>
-        <w:rPr>
-          <w:rFonts w:ascii="Times New Roman" w:hAnsi="Times New Roman" w:cs="Times New Roman"/>
-        </w:rPr>
-        <w:t>[Tidak Ada]</w:t>
-      </w:r>
-    </w:p>
-    <w:p>
-      <w:pPr>
-        <w:pStyle w:val="ListParagraph"/>
-        <w:numPr>
-          <w:ilvl w:val="0"/>
-          <w:numId w:val="14"/>
-        </w:numPr>
-        <w:jc w:val="both"/>
-        <w:rPr>
-          <w:rFonts w:ascii="Times New Roman" w:hAnsi="Times New Roman" w:cs="Times New Roman"/>
-        </w:rPr>
-      </w:pPr>
-      <w:r>
-        <w:rPr>
-          <w:rFonts w:ascii="Times New Roman" w:hAnsi="Times New Roman" w:cs="Times New Roman"/>
-        </w:rPr>
-        <w:t>Teman yang membantu</w:t>
-      </w:r>
-    </w:p>
-    <w:p>
-      <w:pPr>
-        <w:pStyle w:val="ListParagraph"/>
-        <w:jc w:val="both"/>
-        <w:rPr>
-          <w:rFonts w:ascii="Times New Roman" w:hAnsi="Times New Roman" w:cs="Times New Roman"/>
-        </w:rPr>
-      </w:pPr>
-      <w:r>
-        <w:rPr>
-          <w:rFonts w:ascii="Times New Roman" w:hAnsi="Times New Roman" w:cs="Times New Roman"/>
-        </w:rPr>
-        <w:t>[Tidak Ada]</w:t>
-      </w:r>
+      <w:proofErr w:type="spellStart"/>
+      <w:r>
+        <w:rPr>
+          <w:rFonts w:ascii="Times New Roman" w:hAnsi="Times New Roman" w:cs="Times New Roman"/>
+        </w:rPr>
+        <w:t>Ukuran</w:t>
+      </w:r>
+      <w:proofErr w:type="spellEnd"/>
+      <w:r>
+        <w:rPr>
+          <w:rFonts w:ascii="Times New Roman" w:hAnsi="Times New Roman" w:cs="Times New Roman"/>
+        </w:rPr>
+        <w:t xml:space="preserve"> Memori yang </w:t>
+      </w:r>
+      <w:proofErr w:type="spellStart"/>
+      <w:r>
+        <w:rPr>
+          <w:rFonts w:ascii="Times New Roman" w:hAnsi="Times New Roman" w:cs="Times New Roman"/>
+        </w:rPr>
+        <w:t>semula</w:t>
+      </w:r>
+      <w:proofErr w:type="spellEnd"/>
+      <w:r>
+        <w:rPr>
+          <w:rFonts w:ascii="Times New Roman" w:hAnsi="Times New Roman" w:cs="Times New Roman"/>
+        </w:rPr>
+        <w:t xml:space="preserve"> </w:t>
+      </w:r>
+      <w:proofErr w:type="spellStart"/>
+      <w:r>
+        <w:rPr>
+          <w:rFonts w:ascii="Times New Roman" w:hAnsi="Times New Roman" w:cs="Times New Roman"/>
+        </w:rPr>
+        <w:t>dari</w:t>
+      </w:r>
+      <w:proofErr w:type="spellEnd"/>
+      <w:r>
+        <w:rPr>
+          <w:rFonts w:ascii="Times New Roman" w:hAnsi="Times New Roman" w:cs="Times New Roman"/>
+        </w:rPr>
+        <w:t xml:space="preserve"> double (64-bit floating point) </w:t>
+      </w:r>
+      <w:proofErr w:type="spellStart"/>
+      <w:r>
+        <w:rPr>
+          <w:rFonts w:ascii="Times New Roman" w:hAnsi="Times New Roman" w:cs="Times New Roman"/>
+        </w:rPr>
+        <w:t>dikonversi</w:t>
+      </w:r>
+      <w:proofErr w:type="spellEnd"/>
+      <w:r>
+        <w:rPr>
+          <w:rFonts w:ascii="Times New Roman" w:hAnsi="Times New Roman" w:cs="Times New Roman"/>
+        </w:rPr>
+        <w:t xml:space="preserve"> </w:t>
+      </w:r>
+      <w:proofErr w:type="spellStart"/>
+      <w:r>
+        <w:rPr>
+          <w:rFonts w:ascii="Times New Roman" w:hAnsi="Times New Roman" w:cs="Times New Roman"/>
+        </w:rPr>
+        <w:t>secara</w:t>
+      </w:r>
+      <w:proofErr w:type="spellEnd"/>
+      <w:r>
+        <w:rPr>
+          <w:rFonts w:ascii="Times New Roman" w:hAnsi="Times New Roman" w:cs="Times New Roman"/>
+        </w:rPr>
+        <w:t xml:space="preserve"> </w:t>
+      </w:r>
+      <w:proofErr w:type="spellStart"/>
+      <w:r>
+        <w:rPr>
+          <w:rFonts w:ascii="Times New Roman" w:hAnsi="Times New Roman" w:cs="Times New Roman"/>
+        </w:rPr>
+        <w:t>bertahap</w:t>
+      </w:r>
+      <w:proofErr w:type="spellEnd"/>
+      <w:r>
+        <w:rPr>
+          <w:rFonts w:ascii="Times New Roman" w:hAnsi="Times New Roman" w:cs="Times New Roman"/>
+        </w:rPr>
+        <w:t xml:space="preserve"> </w:t>
+      </w:r>
+      <w:proofErr w:type="spellStart"/>
+      <w:r>
+        <w:rPr>
+          <w:rFonts w:ascii="Times New Roman" w:hAnsi="Times New Roman" w:cs="Times New Roman"/>
+        </w:rPr>
+        <w:t>hingga</w:t>
+      </w:r>
+      <w:proofErr w:type="spellEnd"/>
+      <w:r>
+        <w:rPr>
+          <w:rFonts w:ascii="Times New Roman" w:hAnsi="Times New Roman" w:cs="Times New Roman"/>
+        </w:rPr>
+        <w:t xml:space="preserve"> </w:t>
+      </w:r>
+      <w:proofErr w:type="spellStart"/>
+      <w:r>
+        <w:rPr>
+          <w:rFonts w:ascii="Times New Roman" w:hAnsi="Times New Roman" w:cs="Times New Roman"/>
+        </w:rPr>
+        <w:t>menjadi</w:t>
+      </w:r>
+      <w:proofErr w:type="spellEnd"/>
+      <w:r>
+        <w:rPr>
+          <w:rFonts w:ascii="Times New Roman" w:hAnsi="Times New Roman" w:cs="Times New Roman"/>
+        </w:rPr>
+        <w:t xml:space="preserve"> byte (8-bit signed integer). Bagian </w:t>
+      </w:r>
+      <w:proofErr w:type="spellStart"/>
+      <w:r>
+        <w:rPr>
+          <w:rFonts w:ascii="Times New Roman" w:hAnsi="Times New Roman" w:cs="Times New Roman"/>
+        </w:rPr>
+        <w:t>pecahan</w:t>
+      </w:r>
+      <w:proofErr w:type="spellEnd"/>
+      <w:r>
+        <w:rPr>
+          <w:rFonts w:ascii="Times New Roman" w:hAnsi="Times New Roman" w:cs="Times New Roman"/>
+        </w:rPr>
+        <w:t xml:space="preserve"> </w:t>
+      </w:r>
+      <w:proofErr w:type="spellStart"/>
+      <w:r>
+        <w:rPr>
+          <w:rFonts w:ascii="Times New Roman" w:hAnsi="Times New Roman" w:cs="Times New Roman"/>
+        </w:rPr>
+        <w:lastRenderedPageBreak/>
+        <w:t>desimal</w:t>
+      </w:r>
+      <w:proofErr w:type="spellEnd"/>
+      <w:r>
+        <w:rPr>
+          <w:rFonts w:ascii="Times New Roman" w:hAnsi="Times New Roman" w:cs="Times New Roman"/>
+        </w:rPr>
+        <w:t xml:space="preserve"> pada </w:t>
+      </w:r>
+      <w:proofErr w:type="spellStart"/>
+      <w:r>
+        <w:rPr>
+          <w:rFonts w:ascii="Times New Roman" w:hAnsi="Times New Roman" w:cs="Times New Roman"/>
+        </w:rPr>
+        <w:t>variabel</w:t>
+      </w:r>
+      <w:proofErr w:type="spellEnd"/>
+      <w:r>
+        <w:rPr>
+          <w:rFonts w:ascii="Times New Roman" w:hAnsi="Times New Roman" w:cs="Times New Roman"/>
+        </w:rPr>
+        <w:t xml:space="preserve"> $d$ ($0.25$) </w:t>
+      </w:r>
+      <w:proofErr w:type="spellStart"/>
+      <w:r>
+        <w:rPr>
+          <w:rFonts w:ascii="Times New Roman" w:hAnsi="Times New Roman" w:cs="Times New Roman"/>
+        </w:rPr>
+        <w:t>hilang</w:t>
+      </w:r>
+      <w:proofErr w:type="spellEnd"/>
+      <w:r>
+        <w:rPr>
+          <w:rFonts w:ascii="Times New Roman" w:hAnsi="Times New Roman" w:cs="Times New Roman"/>
+        </w:rPr>
+        <w:t>/</w:t>
+      </w:r>
+      <w:proofErr w:type="spellStart"/>
+      <w:r>
+        <w:rPr>
+          <w:rFonts w:ascii="Times New Roman" w:hAnsi="Times New Roman" w:cs="Times New Roman"/>
+        </w:rPr>
+        <w:t>terpotong</w:t>
+      </w:r>
+      <w:proofErr w:type="spellEnd"/>
+      <w:r>
+        <w:rPr>
+          <w:rFonts w:ascii="Times New Roman" w:hAnsi="Times New Roman" w:cs="Times New Roman"/>
+        </w:rPr>
+        <w:t xml:space="preserve"> (truncated) </w:t>
+      </w:r>
+      <w:proofErr w:type="spellStart"/>
+      <w:r>
+        <w:rPr>
+          <w:rFonts w:ascii="Times New Roman" w:hAnsi="Times New Roman" w:cs="Times New Roman"/>
+        </w:rPr>
+        <w:t>ketika</w:t>
+      </w:r>
+      <w:proofErr w:type="spellEnd"/>
+      <w:r>
+        <w:rPr>
+          <w:rFonts w:ascii="Times New Roman" w:hAnsi="Times New Roman" w:cs="Times New Roman"/>
+        </w:rPr>
+        <w:t xml:space="preserve"> </w:t>
+      </w:r>
+      <w:proofErr w:type="spellStart"/>
+      <w:r>
+        <w:rPr>
+          <w:rFonts w:ascii="Times New Roman" w:hAnsi="Times New Roman" w:cs="Times New Roman"/>
+        </w:rPr>
+        <w:t>dikonversi</w:t>
+      </w:r>
+      <w:proofErr w:type="spellEnd"/>
+      <w:r>
+        <w:rPr>
+          <w:rFonts w:ascii="Times New Roman" w:hAnsi="Times New Roman" w:cs="Times New Roman"/>
+        </w:rPr>
+        <w:t xml:space="preserve"> </w:t>
+      </w:r>
+      <w:proofErr w:type="spellStart"/>
+      <w:r>
+        <w:rPr>
+          <w:rFonts w:ascii="Times New Roman" w:hAnsi="Times New Roman" w:cs="Times New Roman"/>
+        </w:rPr>
+        <w:t>ke</w:t>
+      </w:r>
+      <w:proofErr w:type="spellEnd"/>
+      <w:r>
+        <w:rPr>
+          <w:rFonts w:ascii="Times New Roman" w:hAnsi="Times New Roman" w:cs="Times New Roman"/>
+        </w:rPr>
+        <w:t xml:space="preserve"> </w:t>
+      </w:r>
+      <w:proofErr w:type="spellStart"/>
+      <w:r>
+        <w:rPr>
+          <w:rFonts w:ascii="Times New Roman" w:hAnsi="Times New Roman" w:cs="Times New Roman"/>
+        </w:rPr>
+        <w:t>tipe</w:t>
+      </w:r>
+      <w:proofErr w:type="spellEnd"/>
+      <w:r>
+        <w:rPr>
+          <w:rFonts w:ascii="Times New Roman" w:hAnsi="Times New Roman" w:cs="Times New Roman"/>
+        </w:rPr>
+        <w:t xml:space="preserve"> integer/</w:t>
+      </w:r>
+      <w:proofErr w:type="spellStart"/>
+      <w:r>
+        <w:rPr>
+          <w:rFonts w:ascii="Times New Roman" w:hAnsi="Times New Roman" w:cs="Times New Roman"/>
+        </w:rPr>
+        <w:t>bilangan</w:t>
+      </w:r>
+      <w:proofErr w:type="spellEnd"/>
+      <w:r>
+        <w:rPr>
+          <w:rFonts w:ascii="Times New Roman" w:hAnsi="Times New Roman" w:cs="Times New Roman"/>
+        </w:rPr>
+        <w:t xml:space="preserve"> </w:t>
+      </w:r>
+      <w:proofErr w:type="spellStart"/>
+      <w:r>
+        <w:rPr>
+          <w:rFonts w:ascii="Times New Roman" w:hAnsi="Times New Roman" w:cs="Times New Roman"/>
+        </w:rPr>
+        <w:t>bulat</w:t>
+      </w:r>
+      <w:proofErr w:type="spellEnd"/>
+      <w:r>
+        <w:rPr>
+          <w:rFonts w:ascii="Times New Roman" w:hAnsi="Times New Roman" w:cs="Times New Roman"/>
+        </w:rPr>
+        <w:t xml:space="preserve"> pada </w:t>
+      </w:r>
+      <w:proofErr w:type="spellStart"/>
+      <w:r>
+        <w:rPr>
+          <w:rFonts w:ascii="Times New Roman" w:hAnsi="Times New Roman" w:cs="Times New Roman"/>
+        </w:rPr>
+        <w:t>dipanggilnya</w:t>
+      </w:r>
+      <w:proofErr w:type="spellEnd"/>
     </w:p>
     <w:p>
       <w:pPr>
@@ -2209,7 +7348,35 @@
         <w:rPr>
           <w:rFonts w:ascii="Times New Roman" w:hAnsi="Times New Roman" w:cs="Times New Roman"/>
         </w:rPr>
-        <w:t>Screenshot hasil akhir program</w:t>
+        <w:t xml:space="preserve">Screenshot </w:t>
+      </w:r>
+      <w:proofErr w:type="spellStart"/>
+      <w:r>
+        <w:rPr>
+          <w:rFonts w:ascii="Times New Roman" w:hAnsi="Times New Roman" w:cs="Times New Roman"/>
+        </w:rPr>
+        <w:t>hasil</w:t>
+      </w:r>
+      <w:proofErr w:type="spellEnd"/>
+      <w:r>
+        <w:rPr>
+          <w:rFonts w:ascii="Times New Roman" w:hAnsi="Times New Roman" w:cs="Times New Roman"/>
+        </w:rPr>
+        <w:t xml:space="preserve"> </w:t>
+      </w:r>
+      <w:proofErr w:type="spellStart"/>
+      <w:r>
+        <w:rPr>
+          <w:rFonts w:ascii="Times New Roman" w:hAnsi="Times New Roman" w:cs="Times New Roman"/>
+        </w:rPr>
+        <w:t>akhir</w:t>
+      </w:r>
+      <w:proofErr w:type="spellEnd"/>
+      <w:r>
+        <w:rPr>
+          <w:rFonts w:ascii="Times New Roman" w:hAnsi="Times New Roman" w:cs="Times New Roman"/>
+        </w:rPr>
+        <w:t xml:space="preserve"> program</w:t>
       </w:r>
     </w:p>
     <w:p>
@@ -2223,6 +7390,7 @@
       <w:r>
         <w:rPr>
           <w:rFonts w:ascii="Times New Roman" w:hAnsi="Times New Roman" w:cs="Times New Roman"/>
+          <w:noProof/>
         </w:rPr>
         <w:drawing>
           <wp:inline distT="0" distB="0" distL="0" distR="0" wp14:anchorId="23C9349B" wp14:editId="230FD614">
@@ -2273,12 +7441,56 @@
           <w:rFonts w:ascii="Times New Roman" w:hAnsi="Times New Roman" w:cs="Times New Roman"/>
         </w:rPr>
       </w:pPr>
-      <w:r>
-        <w:rPr>
-          <w:rFonts w:ascii="Times New Roman" w:hAnsi="Times New Roman" w:cs="Times New Roman"/>
-        </w:rPr>
-        <w:t>Jawaban tiap soal yang dipertanyakan</w:t>
-      </w:r>
+      <w:proofErr w:type="spellStart"/>
+      <w:r>
+        <w:rPr>
+          <w:rFonts w:ascii="Times New Roman" w:hAnsi="Times New Roman" w:cs="Times New Roman"/>
+        </w:rPr>
+        <w:t>Jawaban</w:t>
+      </w:r>
+      <w:proofErr w:type="spellEnd"/>
+      <w:r>
+        <w:rPr>
+          <w:rFonts w:ascii="Times New Roman" w:hAnsi="Times New Roman" w:cs="Times New Roman"/>
+        </w:rPr>
+        <w:t xml:space="preserve"> </w:t>
+      </w:r>
+      <w:proofErr w:type="spellStart"/>
+      <w:r>
+        <w:rPr>
+          <w:rFonts w:ascii="Times New Roman" w:hAnsi="Times New Roman" w:cs="Times New Roman"/>
+        </w:rPr>
+        <w:t>tiap</w:t>
+      </w:r>
+      <w:proofErr w:type="spellEnd"/>
+      <w:r>
+        <w:rPr>
+          <w:rFonts w:ascii="Times New Roman" w:hAnsi="Times New Roman" w:cs="Times New Roman"/>
+        </w:rPr>
+        <w:t xml:space="preserve"> </w:t>
+      </w:r>
+      <w:proofErr w:type="spellStart"/>
+      <w:r>
+        <w:rPr>
+          <w:rFonts w:ascii="Times New Roman" w:hAnsi="Times New Roman" w:cs="Times New Roman"/>
+        </w:rPr>
+        <w:t>soal</w:t>
+      </w:r>
+      <w:proofErr w:type="spellEnd"/>
+      <w:r>
+        <w:rPr>
+          <w:rFonts w:ascii="Times New Roman" w:hAnsi="Times New Roman" w:cs="Times New Roman"/>
+        </w:rPr>
+        <w:t xml:space="preserve"> yang </w:t>
+      </w:r>
+      <w:proofErr w:type="spellStart"/>
+      <w:r>
+        <w:rPr>
+          <w:rFonts w:ascii="Times New Roman" w:hAnsi="Times New Roman" w:cs="Times New Roman"/>
+        </w:rPr>
+        <w:t>dipertanyakan</w:t>
+      </w:r>
+      <w:proofErr w:type="spellEnd"/>
     </w:p>
     <w:p>
       <w:pPr>
@@ -2292,11 +7504,19 @@
           <w:rFonts w:ascii="Times New Roman" w:hAnsi="Times New Roman" w:cs="Times New Roman"/>
         </w:rPr>
       </w:pPr>
-      <w:r>
-        <w:rPr>
-          <w:rFonts w:ascii="Times New Roman" w:hAnsi="Times New Roman" w:cs="Times New Roman"/>
-        </w:rPr>
-        <w:t>Jumlah Panjang string A dan B</w:t>
+      <w:proofErr w:type="spellStart"/>
+      <w:r>
+        <w:rPr>
+          <w:rFonts w:ascii="Times New Roman" w:hAnsi="Times New Roman" w:cs="Times New Roman"/>
+        </w:rPr>
+        <w:t>Jumlah</w:t>
+      </w:r>
+      <w:proofErr w:type="spellEnd"/>
+      <w:r>
+        <w:rPr>
+          <w:rFonts w:ascii="Times New Roman" w:hAnsi="Times New Roman" w:cs="Times New Roman"/>
+        </w:rPr>
+        <w:t xml:space="preserve"> Panjang string A dan B</w:t>
       </w:r>
     </w:p>
     <w:p>
@@ -2311,11 +7531,161 @@
           <w:rFonts w:ascii="Times New Roman" w:hAnsi="Times New Roman" w:cs="Times New Roman"/>
         </w:rPr>
       </w:pPr>
-      <w:r>
-        <w:rPr>
-          <w:rFonts w:ascii="Times New Roman" w:hAnsi="Times New Roman" w:cs="Times New Roman"/>
-        </w:rPr>
-        <w:t>Dihitung dengan mengoperasikan A.length() + B.length(). Untuk sampel input "hello" (5 karakter) dan "java" (4 karakter), hasilnya adalah 9.</w:t>
+      <w:proofErr w:type="spellStart"/>
+      <w:r>
+        <w:rPr>
+          <w:rFonts w:ascii="Times New Roman" w:hAnsi="Times New Roman" w:cs="Times New Roman"/>
+        </w:rPr>
+        <w:t>Dihitung</w:t>
+      </w:r>
+      <w:proofErr w:type="spellEnd"/>
+      <w:r>
+        <w:rPr>
+          <w:rFonts w:ascii="Times New Roman" w:hAnsi="Times New Roman" w:cs="Times New Roman"/>
+        </w:rPr>
+        <w:t xml:space="preserve"> </w:t>
+      </w:r>
+      <w:proofErr w:type="spellStart"/>
+      <w:r>
+        <w:rPr>
+          <w:rFonts w:ascii="Times New Roman" w:hAnsi="Times New Roman" w:cs="Times New Roman"/>
+        </w:rPr>
+        <w:t>dengan</w:t>
+      </w:r>
+      <w:proofErr w:type="spellEnd"/>
+      <w:r>
+        <w:rPr>
+          <w:rFonts w:ascii="Times New Roman" w:hAnsi="Times New Roman" w:cs="Times New Roman"/>
+        </w:rPr>
+        <w:t xml:space="preserve"> </w:t>
+      </w:r>
+      <w:proofErr w:type="spellStart"/>
+      <w:r>
+        <w:rPr>
+          <w:rFonts w:ascii="Times New Roman" w:hAnsi="Times New Roman" w:cs="Times New Roman"/>
+        </w:rPr>
+        <w:t>mengoperasikan</w:t>
+      </w:r>
+      <w:proofErr w:type="spellEnd"/>
+      <w:r>
+        <w:rPr>
+          <w:rFonts w:ascii="Times New Roman" w:hAnsi="Times New Roman" w:cs="Times New Roman"/>
+        </w:rPr>
+        <w:t xml:space="preserve"> </w:t>
+      </w:r>
+      <w:proofErr w:type="spellStart"/>
+      <w:proofErr w:type="gramStart"/>
+      <w:r>
+        <w:rPr>
+          <w:rFonts w:ascii="Times New Roman" w:hAnsi="Times New Roman" w:cs="Times New Roman"/>
+        </w:rPr>
+        <w:t>A.length</w:t>
+      </w:r>
+      <w:proofErr w:type="spellEnd"/>
+      <w:proofErr w:type="gramEnd"/>
+      <w:r>
+        <w:rPr>
+          <w:rFonts w:ascii="Times New Roman" w:hAnsi="Times New Roman" w:cs="Times New Roman"/>
+        </w:rPr>
+        <w:t xml:space="preserve">() + </w:t>
+      </w:r>
+      <w:proofErr w:type="spellStart"/>
+      <w:r>
+        <w:rPr>
+          <w:rFonts w:ascii="Times New Roman" w:hAnsi="Times New Roman" w:cs="Times New Roman"/>
+        </w:rPr>
+        <w:t>B.length</w:t>
+      </w:r>
+      <w:proofErr w:type="spellEnd"/>
+      <w:r>
+        <w:rPr>
+          <w:rFonts w:ascii="Times New Roman" w:hAnsi="Times New Roman" w:cs="Times New Roman"/>
+        </w:rPr>
+        <w:t xml:space="preserve">(). </w:t>
+      </w:r>
+      <w:proofErr w:type="spellStart"/>
+      <w:r>
+        <w:rPr>
+          <w:rFonts w:ascii="Times New Roman" w:hAnsi="Times New Roman" w:cs="Times New Roman"/>
+        </w:rPr>
+        <w:t>Untuk</w:t>
+      </w:r>
+      <w:proofErr w:type="spellEnd"/>
+      <w:r>
+        <w:rPr>
+          <w:rFonts w:ascii="Times New Roman" w:hAnsi="Times New Roman" w:cs="Times New Roman"/>
+        </w:rPr>
+        <w:t xml:space="preserve"> </w:t>
+      </w:r>
+      <w:proofErr w:type="spellStart"/>
+      <w:r>
+        <w:rPr>
+          <w:rFonts w:ascii="Times New Roman" w:hAnsi="Times New Roman" w:cs="Times New Roman"/>
+        </w:rPr>
+        <w:t>sampel</w:t>
+      </w:r>
+      <w:proofErr w:type="spellEnd"/>
+      <w:r>
+        <w:rPr>
+          <w:rFonts w:ascii="Times New Roman" w:hAnsi="Times New Roman" w:cs="Times New Roman"/>
+        </w:rPr>
+        <w:t xml:space="preserve"> input "hello" (5 </w:t>
+      </w:r>
+      <w:proofErr w:type="spellStart"/>
+      <w:r>
+        <w:rPr>
+          <w:rFonts w:ascii="Times New Roman" w:hAnsi="Times New Roman" w:cs="Times New Roman"/>
+        </w:rPr>
+        <w:t>karakter</w:t>
+      </w:r>
+      <w:proofErr w:type="spellEnd"/>
+      <w:r>
+        <w:rPr>
+          <w:rFonts w:ascii="Times New Roman" w:hAnsi="Times New Roman" w:cs="Times New Roman"/>
+        </w:rPr>
+        <w:t xml:space="preserve">) dan "java" (4 </w:t>
+      </w:r>
+      <w:proofErr w:type="spellStart"/>
+      <w:r>
+        <w:rPr>
+          <w:rFonts w:ascii="Times New Roman" w:hAnsi="Times New Roman" w:cs="Times New Roman"/>
+        </w:rPr>
+        <w:t>karakter</w:t>
+      </w:r>
+      <w:proofErr w:type="spellEnd"/>
+      <w:r>
+        <w:rPr>
+          <w:rFonts w:ascii="Times New Roman" w:hAnsi="Times New Roman" w:cs="Times New Roman"/>
+        </w:rPr>
+        <w:t xml:space="preserve">), </w:t>
+      </w:r>
+      <w:proofErr w:type="spellStart"/>
+      <w:r>
+        <w:rPr>
+          <w:rFonts w:ascii="Times New Roman" w:hAnsi="Times New Roman" w:cs="Times New Roman"/>
+        </w:rPr>
+        <w:t>hasilnya</w:t>
+      </w:r>
+      <w:proofErr w:type="spellEnd"/>
+      <w:r>
+        <w:rPr>
+          <w:rFonts w:ascii="Times New Roman" w:hAnsi="Times New Roman" w:cs="Times New Roman"/>
+        </w:rPr>
+        <w:t xml:space="preserve"> </w:t>
+      </w:r>
+      <w:proofErr w:type="spellStart"/>
+      <w:r>
+        <w:rPr>
+          <w:rFonts w:ascii="Times New Roman" w:hAnsi="Times New Roman" w:cs="Times New Roman"/>
+        </w:rPr>
+        <w:t>adalah</w:t>
+      </w:r>
+      <w:proofErr w:type="spellEnd"/>
+      <w:r>
+        <w:rPr>
+          <w:rFonts w:ascii="Times New Roman" w:hAnsi="Times New Roman" w:cs="Times New Roman"/>
+        </w:rPr>
+        <w:t xml:space="preserve"> 9.</w:t>
       </w:r>
     </w:p>
     <w:p>
@@ -2330,11 +7700,47 @@
           <w:rFonts w:ascii="Times New Roman" w:hAnsi="Times New Roman" w:cs="Times New Roman"/>
         </w:rPr>
       </w:pPr>
-      <w:r>
-        <w:rPr>
-          <w:rFonts w:ascii="Times New Roman" w:hAnsi="Times New Roman" w:cs="Times New Roman"/>
-        </w:rPr>
-        <w:t>Perbandingan Leksikografis (Urutan Kamus)</w:t>
+      <w:proofErr w:type="spellStart"/>
+      <w:r>
+        <w:rPr>
+          <w:rFonts w:ascii="Times New Roman" w:hAnsi="Times New Roman" w:cs="Times New Roman"/>
+        </w:rPr>
+        <w:t>Perbandingan</w:t>
+      </w:r>
+      <w:proofErr w:type="spellEnd"/>
+      <w:r>
+        <w:rPr>
+          <w:rFonts w:ascii="Times New Roman" w:hAnsi="Times New Roman" w:cs="Times New Roman"/>
+        </w:rPr>
+        <w:t xml:space="preserve"> </w:t>
+      </w:r>
+      <w:proofErr w:type="spellStart"/>
+      <w:r>
+        <w:rPr>
+          <w:rFonts w:ascii="Times New Roman" w:hAnsi="Times New Roman" w:cs="Times New Roman"/>
+        </w:rPr>
+        <w:t>Leksikografis</w:t>
+      </w:r>
+      <w:proofErr w:type="spellEnd"/>
+      <w:r>
+        <w:rPr>
+          <w:rFonts w:ascii="Times New Roman" w:hAnsi="Times New Roman" w:cs="Times New Roman"/>
+        </w:rPr>
+        <w:t xml:space="preserve"> (</w:t>
+      </w:r>
+      <w:proofErr w:type="spellStart"/>
+      <w:r>
+        <w:rPr>
+          <w:rFonts w:ascii="Times New Roman" w:hAnsi="Times New Roman" w:cs="Times New Roman"/>
+        </w:rPr>
+        <w:t>Urutan</w:t>
+      </w:r>
+      <w:proofErr w:type="spellEnd"/>
+      <w:r>
+        <w:rPr>
+          <w:rFonts w:ascii="Times New Roman" w:hAnsi="Times New Roman" w:cs="Times New Roman"/>
+        </w:rPr>
+        <w:t xml:space="preserve"> Kamus)</w:t>
       </w:r>
     </w:p>
     <w:p>
@@ -2349,11 +7755,259 @@
           <w:rFonts w:ascii="Times New Roman" w:hAnsi="Times New Roman" w:cs="Times New Roman"/>
         </w:rPr>
       </w:pPr>
-      <w:r>
-        <w:rPr>
-          <w:rFonts w:ascii="Times New Roman" w:hAnsi="Times New Roman" w:cs="Times New Roman"/>
-        </w:rPr>
-        <w:t>Menggunakan method A.compareTo(B). Hasil perbandingan antara "hello" dan "java" mengembalikan nilai negatif karena huruf 'h' berada sebelum huruf 'j' dalam urutan alfabet, sehingga outputnya adalah No.</w:t>
+      <w:proofErr w:type="spellStart"/>
+      <w:r>
+        <w:rPr>
+          <w:rFonts w:ascii="Times New Roman" w:hAnsi="Times New Roman" w:cs="Times New Roman"/>
+        </w:rPr>
+        <w:t>Menggunakan</w:t>
+      </w:r>
+      <w:proofErr w:type="spellEnd"/>
+      <w:r>
+        <w:rPr>
+          <w:rFonts w:ascii="Times New Roman" w:hAnsi="Times New Roman" w:cs="Times New Roman"/>
+        </w:rPr>
+        <w:t xml:space="preserve"> method </w:t>
+      </w:r>
+      <w:proofErr w:type="spellStart"/>
+      <w:proofErr w:type="gramStart"/>
+      <w:r>
+        <w:rPr>
+          <w:rFonts w:ascii="Times New Roman" w:hAnsi="Times New Roman" w:cs="Times New Roman"/>
+        </w:rPr>
+        <w:t>A.compareTo</w:t>
+      </w:r>
+      <w:proofErr w:type="spellEnd"/>
+      <w:proofErr w:type="gramEnd"/>
+      <w:r>
+        <w:rPr>
+          <w:rFonts w:ascii="Times New Roman" w:hAnsi="Times New Roman" w:cs="Times New Roman"/>
+        </w:rPr>
+        <w:t xml:space="preserve">(B). Hasil </w:t>
+      </w:r>
+      <w:proofErr w:type="spellStart"/>
+      <w:r>
+        <w:rPr>
+          <w:rFonts w:ascii="Times New Roman" w:hAnsi="Times New Roman" w:cs="Times New Roman"/>
+        </w:rPr>
+        <w:t>perbandingan</w:t>
+      </w:r>
+      <w:proofErr w:type="spellEnd"/>
+      <w:r>
+        <w:rPr>
+          <w:rFonts w:ascii="Times New Roman" w:hAnsi="Times New Roman" w:cs="Times New Roman"/>
+        </w:rPr>
+        <w:t xml:space="preserve"> </w:t>
+      </w:r>
+      <w:proofErr w:type="spellStart"/>
+      <w:r>
+        <w:rPr>
+          <w:rFonts w:ascii="Times New Roman" w:hAnsi="Times New Roman" w:cs="Times New Roman"/>
+        </w:rPr>
+        <w:t>antara</w:t>
+      </w:r>
+      <w:proofErr w:type="spellEnd"/>
+      <w:r>
+        <w:rPr>
+          <w:rFonts w:ascii="Times New Roman" w:hAnsi="Times New Roman" w:cs="Times New Roman"/>
+        </w:rPr>
+        <w:t xml:space="preserve"> "hello" dan "java" </w:t>
+      </w:r>
+      <w:proofErr w:type="spellStart"/>
+      <w:r>
+        <w:rPr>
+          <w:rFonts w:ascii="Times New Roman" w:hAnsi="Times New Roman" w:cs="Times New Roman"/>
+        </w:rPr>
+        <w:t>mengembalikan</w:t>
+      </w:r>
+      <w:proofErr w:type="spellEnd"/>
+      <w:r>
+        <w:rPr>
+          <w:rFonts w:ascii="Times New Roman" w:hAnsi="Times New Roman" w:cs="Times New Roman"/>
+        </w:rPr>
+        <w:t xml:space="preserve"> </w:t>
+      </w:r>
+      <w:proofErr w:type="spellStart"/>
+      <w:r>
+        <w:rPr>
+          <w:rFonts w:ascii="Times New Roman" w:hAnsi="Times New Roman" w:cs="Times New Roman"/>
+        </w:rPr>
+        <w:t>nilai</w:t>
+      </w:r>
+      <w:proofErr w:type="spellEnd"/>
+      <w:r>
+        <w:rPr>
+          <w:rFonts w:ascii="Times New Roman" w:hAnsi="Times New Roman" w:cs="Times New Roman"/>
+        </w:rPr>
+        <w:t xml:space="preserve"> </w:t>
+      </w:r>
+      <w:proofErr w:type="spellStart"/>
+      <w:r>
+        <w:rPr>
+          <w:rFonts w:ascii="Times New Roman" w:hAnsi="Times New Roman" w:cs="Times New Roman"/>
+        </w:rPr>
+        <w:t>negatif</w:t>
+      </w:r>
+      <w:proofErr w:type="spellEnd"/>
+      <w:r>
+        <w:rPr>
+          <w:rFonts w:ascii="Times New Roman" w:hAnsi="Times New Roman" w:cs="Times New Roman"/>
+        </w:rPr>
+        <w:t xml:space="preserve"> </w:t>
+      </w:r>
+      <w:proofErr w:type="spellStart"/>
+      <w:r>
+        <w:rPr>
+          <w:rFonts w:ascii="Times New Roman" w:hAnsi="Times New Roman" w:cs="Times New Roman"/>
+        </w:rPr>
+        <w:t>karena</w:t>
+      </w:r>
+      <w:proofErr w:type="spellEnd"/>
+      <w:r>
+        <w:rPr>
+          <w:rFonts w:ascii="Times New Roman" w:hAnsi="Times New Roman" w:cs="Times New Roman"/>
+        </w:rPr>
+        <w:t xml:space="preserve"> </w:t>
+      </w:r>
+      <w:proofErr w:type="spellStart"/>
+      <w:r>
+        <w:rPr>
+          <w:rFonts w:ascii="Times New Roman" w:hAnsi="Times New Roman" w:cs="Times New Roman"/>
+        </w:rPr>
+        <w:t>huruf</w:t>
+      </w:r>
+      <w:proofErr w:type="spellEnd"/>
+      <w:r>
+        <w:rPr>
+          <w:rFonts w:ascii="Times New Roman" w:hAnsi="Times New Roman" w:cs="Times New Roman"/>
+        </w:rPr>
+        <w:t xml:space="preserve"> 'h' </w:t>
+      </w:r>
+      <w:proofErr w:type="spellStart"/>
+      <w:r>
+        <w:rPr>
+          <w:rFonts w:ascii="Times New Roman" w:hAnsi="Times New Roman" w:cs="Times New Roman"/>
+        </w:rPr>
+        <w:t>berada</w:t>
+      </w:r>
+      <w:proofErr w:type="spellEnd"/>
+      <w:r>
+        <w:rPr>
+          <w:rFonts w:ascii="Times New Roman" w:hAnsi="Times New Roman" w:cs="Times New Roman"/>
+        </w:rPr>
+        <w:t xml:space="preserve"> </w:t>
+      </w:r>
+      <w:proofErr w:type="spellStart"/>
+      <w:r>
+        <w:rPr>
+          <w:rFonts w:ascii="Times New Roman" w:hAnsi="Times New Roman" w:cs="Times New Roman"/>
+        </w:rPr>
+        <w:t>sebelum</w:t>
+      </w:r>
+      <w:proofErr w:type="spellEnd"/>
+      <w:r>
+        <w:rPr>
+          <w:rFonts w:ascii="Times New Roman" w:hAnsi="Times New Roman" w:cs="Times New Roman"/>
+        </w:rPr>
+        <w:t xml:space="preserve"> </w:t>
+      </w:r>
+      <w:proofErr w:type="spellStart"/>
+      <w:r>
+        <w:rPr>
+          <w:rFonts w:ascii="Times New Roman" w:hAnsi="Times New Roman" w:cs="Times New Roman"/>
+        </w:rPr>
+        <w:t>huruf</w:t>
+      </w:r>
+      <w:proofErr w:type="spellEnd"/>
+      <w:r>
+        <w:rPr>
+          <w:rFonts w:ascii="Times New Roman" w:hAnsi="Times New Roman" w:cs="Times New Roman"/>
+        </w:rPr>
+        <w:t xml:space="preserve"> 'j' </w:t>
+      </w:r>
+      <w:proofErr w:type="spellStart"/>
+      <w:r>
+        <w:rPr>
+          <w:rFonts w:ascii="Times New Roman" w:hAnsi="Times New Roman" w:cs="Times New Roman"/>
+        </w:rPr>
+        <w:t>dalam</w:t>
+      </w:r>
+      <w:proofErr w:type="spellEnd"/>
+      <w:r>
+        <w:rPr>
+          <w:rFonts w:ascii="Times New Roman" w:hAnsi="Times New Roman" w:cs="Times New Roman"/>
+        </w:rPr>
+        <w:t xml:space="preserve"> </w:t>
+      </w:r>
+      <w:proofErr w:type="spellStart"/>
+      <w:r>
+        <w:rPr>
+          <w:rFonts w:ascii="Times New Roman" w:hAnsi="Times New Roman" w:cs="Times New Roman"/>
+        </w:rPr>
+        <w:t>urutan</w:t>
+      </w:r>
+      <w:proofErr w:type="spellEnd"/>
+      <w:r>
+        <w:rPr>
+          <w:rFonts w:ascii="Times New Roman" w:hAnsi="Times New Roman" w:cs="Times New Roman"/>
+        </w:rPr>
+        <w:t xml:space="preserve"> </w:t>
+      </w:r>
+      <w:proofErr w:type="spellStart"/>
+      <w:r>
+        <w:rPr>
+          <w:rFonts w:ascii="Times New Roman" w:hAnsi="Times New Roman" w:cs="Times New Roman"/>
+        </w:rPr>
+        <w:t>alfabet</w:t>
+      </w:r>
+      <w:proofErr w:type="spellEnd"/>
+      <w:r>
+        <w:rPr>
+          <w:rFonts w:ascii="Times New Roman" w:hAnsi="Times New Roman" w:cs="Times New Roman"/>
+        </w:rPr>
+        <w:t xml:space="preserve">, </w:t>
+      </w:r>
+      <w:proofErr w:type="spellStart"/>
+      <w:r>
+        <w:rPr>
+          <w:rFonts w:ascii="Times New Roman" w:hAnsi="Times New Roman" w:cs="Times New Roman"/>
+        </w:rPr>
+        <w:t>sehingga</w:t>
+      </w:r>
+      <w:proofErr w:type="spellEnd"/>
+      <w:r>
+        <w:rPr>
+          <w:rFonts w:ascii="Times New Roman" w:hAnsi="Times New Roman" w:cs="Times New Roman"/>
+        </w:rPr>
+        <w:t xml:space="preserve"> </w:t>
+      </w:r>
+      <w:proofErr w:type="spellStart"/>
+      <w:r>
+        <w:rPr>
+          <w:rFonts w:ascii="Times New Roman" w:hAnsi="Times New Roman" w:cs="Times New Roman"/>
+        </w:rPr>
+        <w:t>outputnya</w:t>
+      </w:r>
+      <w:proofErr w:type="spellEnd"/>
+      <w:r>
+        <w:rPr>
+          <w:rFonts w:ascii="Times New Roman" w:hAnsi="Times New Roman" w:cs="Times New Roman"/>
+        </w:rPr>
+        <w:t xml:space="preserve"> </w:t>
+      </w:r>
+      <w:proofErr w:type="spellStart"/>
+      <w:r>
+        <w:rPr>
+          <w:rFonts w:ascii="Times New Roman" w:hAnsi="Times New Roman" w:cs="Times New Roman"/>
+        </w:rPr>
+        <w:t>adalah</w:t>
+      </w:r>
+      <w:proofErr w:type="spellEnd"/>
+      <w:r>
+        <w:rPr>
+          <w:rFonts w:ascii="Times New Roman" w:hAnsi="Times New Roman" w:cs="Times New Roman"/>
+        </w:rPr>
+        <w:t xml:space="preserve"> No.</w:t>
       </w:r>
     </w:p>
     <w:p>
@@ -2368,12 +8022,28 @@
           <w:rFonts w:ascii="Times New Roman" w:hAnsi="Times New Roman" w:cs="Times New Roman"/>
         </w:rPr>
       </w:pPr>
-      <w:r>
-        <w:rPr>
-          <w:rFonts w:ascii="Times New Roman" w:hAnsi="Times New Roman" w:cs="Times New Roman"/>
-        </w:rPr>
-        <w:t>Kapitalisasi Huruf Pertama</w:t>
-      </w:r>
+      <w:proofErr w:type="spellStart"/>
+      <w:r>
+        <w:rPr>
+          <w:rFonts w:ascii="Times New Roman" w:hAnsi="Times New Roman" w:cs="Times New Roman"/>
+        </w:rPr>
+        <w:t>Kapitalisasi</w:t>
+      </w:r>
+      <w:proofErr w:type="spellEnd"/>
+      <w:r>
+        <w:rPr>
+          <w:rFonts w:ascii="Times New Roman" w:hAnsi="Times New Roman" w:cs="Times New Roman"/>
+        </w:rPr>
+        <w:t xml:space="preserve"> Huruf </w:t>
+      </w:r>
+      <w:proofErr w:type="spellStart"/>
+      <w:r>
+        <w:rPr>
+          <w:rFonts w:ascii="Times New Roman" w:hAnsi="Times New Roman" w:cs="Times New Roman"/>
+        </w:rPr>
+        <w:t>Pertama</w:t>
+      </w:r>
+      <w:proofErr w:type="spellEnd"/>
     </w:p>
     <w:p>
       <w:pPr>
@@ -2387,18 +8057,299 @@
           <w:rFonts w:ascii="Times New Roman" w:hAnsi="Times New Roman" w:cs="Times New Roman"/>
         </w:rPr>
       </w:pPr>
-      <w:r>
-        <w:rPr>
-          <w:rFonts w:ascii="Times New Roman" w:hAnsi="Times New Roman" w:cs="Times New Roman"/>
-        </w:rPr>
-        <w:t xml:space="preserve">Dilakukan pemotongan karakter pertama dengan substring(0, 1) untuk diubah ke huruf kapital via toUpperCase(), lalu digabungkan kembali dengan sisa karakter </w:t>
-      </w:r>
-      <w:r>
-        <w:rPr>
-          <w:rFonts w:ascii="Times New Roman" w:hAnsi="Times New Roman" w:cs="Times New Roman"/>
-        </w:rPr>
-        <w:lastRenderedPageBreak/>
-        <w:t>substring(1). Hasil gabungan antara "hello" dan "java" menghasilkan string Hello Java.</w:t>
+      <w:proofErr w:type="spellStart"/>
+      <w:r>
+        <w:rPr>
+          <w:rFonts w:ascii="Times New Roman" w:hAnsi="Times New Roman" w:cs="Times New Roman"/>
+        </w:rPr>
+        <w:t>Dilakukan</w:t>
+      </w:r>
+      <w:proofErr w:type="spellEnd"/>
+      <w:r>
+        <w:rPr>
+          <w:rFonts w:ascii="Times New Roman" w:hAnsi="Times New Roman" w:cs="Times New Roman"/>
+        </w:rPr>
+        <w:t xml:space="preserve"> </w:t>
+      </w:r>
+      <w:proofErr w:type="spellStart"/>
+      <w:r>
+        <w:rPr>
+          <w:rFonts w:ascii="Times New Roman" w:hAnsi="Times New Roman" w:cs="Times New Roman"/>
+        </w:rPr>
+        <w:t>pemotongan</w:t>
+      </w:r>
+      <w:proofErr w:type="spellEnd"/>
+      <w:r>
+        <w:rPr>
+          <w:rFonts w:ascii="Times New Roman" w:hAnsi="Times New Roman" w:cs="Times New Roman"/>
+        </w:rPr>
+        <w:t xml:space="preserve"> </w:t>
+      </w:r>
+      <w:proofErr w:type="spellStart"/>
+      <w:r>
+        <w:rPr>
+          <w:rFonts w:ascii="Times New Roman" w:hAnsi="Times New Roman" w:cs="Times New Roman"/>
+        </w:rPr>
+        <w:t>karakter</w:t>
+      </w:r>
+      <w:proofErr w:type="spellEnd"/>
+      <w:r>
+        <w:rPr>
+          <w:rFonts w:ascii="Times New Roman" w:hAnsi="Times New Roman" w:cs="Times New Roman"/>
+        </w:rPr>
+        <w:t xml:space="preserve"> </w:t>
+      </w:r>
+      <w:proofErr w:type="spellStart"/>
+      <w:r>
+        <w:rPr>
+          <w:rFonts w:ascii="Times New Roman" w:hAnsi="Times New Roman" w:cs="Times New Roman"/>
+        </w:rPr>
+        <w:t>pertama</w:t>
+      </w:r>
+      <w:proofErr w:type="spellEnd"/>
+      <w:r>
+        <w:rPr>
+          <w:rFonts w:ascii="Times New Roman" w:hAnsi="Times New Roman" w:cs="Times New Roman"/>
+        </w:rPr>
+        <w:t xml:space="preserve"> </w:t>
+      </w:r>
+      <w:proofErr w:type="spellStart"/>
+      <w:r>
+        <w:rPr>
+          <w:rFonts w:ascii="Times New Roman" w:hAnsi="Times New Roman" w:cs="Times New Roman"/>
+        </w:rPr>
+        <w:t>dengan</w:t>
+      </w:r>
+      <w:proofErr w:type="spellEnd"/>
+      <w:r>
+        <w:rPr>
+          <w:rFonts w:ascii="Times New Roman" w:hAnsi="Times New Roman" w:cs="Times New Roman"/>
+        </w:rPr>
+        <w:t xml:space="preserve"> </w:t>
+      </w:r>
+      <w:proofErr w:type="gramStart"/>
+      <w:r>
+        <w:rPr>
+          <w:rFonts w:ascii="Times New Roman" w:hAnsi="Times New Roman" w:cs="Times New Roman"/>
+        </w:rPr>
+        <w:t>substring(</w:t>
+      </w:r>
+      <w:proofErr w:type="gramEnd"/>
+      <w:r>
+        <w:rPr>
+          <w:rFonts w:ascii="Times New Roman" w:hAnsi="Times New Roman" w:cs="Times New Roman"/>
+        </w:rPr>
+        <w:t xml:space="preserve">0, 1) </w:t>
+      </w:r>
+      <w:proofErr w:type="spellStart"/>
+      <w:r>
+        <w:rPr>
+          <w:rFonts w:ascii="Times New Roman" w:hAnsi="Times New Roman" w:cs="Times New Roman"/>
+        </w:rPr>
+        <w:t>untuk</w:t>
+      </w:r>
+      <w:proofErr w:type="spellEnd"/>
+      <w:r>
+        <w:rPr>
+          <w:rFonts w:ascii="Times New Roman" w:hAnsi="Times New Roman" w:cs="Times New Roman"/>
+        </w:rPr>
+        <w:t xml:space="preserve"> </w:t>
+      </w:r>
+      <w:proofErr w:type="spellStart"/>
+      <w:r>
+        <w:rPr>
+          <w:rFonts w:ascii="Times New Roman" w:hAnsi="Times New Roman" w:cs="Times New Roman"/>
+        </w:rPr>
+        <w:t>diubah</w:t>
+      </w:r>
+      <w:proofErr w:type="spellEnd"/>
+      <w:r>
+        <w:rPr>
+          <w:rFonts w:ascii="Times New Roman" w:hAnsi="Times New Roman" w:cs="Times New Roman"/>
+        </w:rPr>
+        <w:t xml:space="preserve"> </w:t>
+      </w:r>
+      <w:proofErr w:type="spellStart"/>
+      <w:r>
+        <w:rPr>
+          <w:rFonts w:ascii="Times New Roman" w:hAnsi="Times New Roman" w:cs="Times New Roman"/>
+        </w:rPr>
+        <w:t>ke</w:t>
+      </w:r>
+      <w:proofErr w:type="spellEnd"/>
+      <w:r>
+        <w:rPr>
+          <w:rFonts w:ascii="Times New Roman" w:hAnsi="Times New Roman" w:cs="Times New Roman"/>
+        </w:rPr>
+        <w:t xml:space="preserve"> </w:t>
+      </w:r>
+      <w:proofErr w:type="spellStart"/>
+      <w:r>
+        <w:rPr>
+          <w:rFonts w:ascii="Times New Roman" w:hAnsi="Times New Roman" w:cs="Times New Roman"/>
+        </w:rPr>
+        <w:t>huruf</w:t>
+      </w:r>
+      <w:proofErr w:type="spellEnd"/>
+      <w:r>
+        <w:rPr>
+          <w:rFonts w:ascii="Times New Roman" w:hAnsi="Times New Roman" w:cs="Times New Roman"/>
+        </w:rPr>
+        <w:t xml:space="preserve"> </w:t>
+      </w:r>
+      <w:proofErr w:type="spellStart"/>
+      <w:r>
+        <w:rPr>
+          <w:rFonts w:ascii="Times New Roman" w:hAnsi="Times New Roman" w:cs="Times New Roman"/>
+        </w:rPr>
+        <w:t>kapital</w:t>
+      </w:r>
+      <w:proofErr w:type="spellEnd"/>
+      <w:r>
+        <w:rPr>
+          <w:rFonts w:ascii="Times New Roman" w:hAnsi="Times New Roman" w:cs="Times New Roman"/>
+        </w:rPr>
+        <w:t xml:space="preserve"> via </w:t>
+      </w:r>
+      <w:proofErr w:type="spellStart"/>
+      <w:r>
+        <w:rPr>
+          <w:rFonts w:ascii="Times New Roman" w:hAnsi="Times New Roman" w:cs="Times New Roman"/>
+        </w:rPr>
+        <w:t>toUpperCase</w:t>
+      </w:r>
+      <w:proofErr w:type="spellEnd"/>
+      <w:r>
+        <w:rPr>
+          <w:rFonts w:ascii="Times New Roman" w:hAnsi="Times New Roman" w:cs="Times New Roman"/>
+        </w:rPr>
+        <w:t xml:space="preserve">(), </w:t>
+      </w:r>
+      <w:proofErr w:type="spellStart"/>
+      <w:r>
+        <w:rPr>
+          <w:rFonts w:ascii="Times New Roman" w:hAnsi="Times New Roman" w:cs="Times New Roman"/>
+        </w:rPr>
+        <w:t>lalu</w:t>
+      </w:r>
+      <w:proofErr w:type="spellEnd"/>
+      <w:r>
+        <w:rPr>
+          <w:rFonts w:ascii="Times New Roman" w:hAnsi="Times New Roman" w:cs="Times New Roman"/>
+        </w:rPr>
+        <w:t xml:space="preserve"> </w:t>
+      </w:r>
+      <w:proofErr w:type="spellStart"/>
+      <w:r>
+        <w:rPr>
+          <w:rFonts w:ascii="Times New Roman" w:hAnsi="Times New Roman" w:cs="Times New Roman"/>
+        </w:rPr>
+        <w:t>digabungkan</w:t>
+      </w:r>
+      <w:proofErr w:type="spellEnd"/>
+      <w:r>
+        <w:rPr>
+          <w:rFonts w:ascii="Times New Roman" w:hAnsi="Times New Roman" w:cs="Times New Roman"/>
+        </w:rPr>
+        <w:t xml:space="preserve"> </w:t>
+      </w:r>
+      <w:proofErr w:type="spellStart"/>
+      <w:r>
+        <w:rPr>
+          <w:rFonts w:ascii="Times New Roman" w:hAnsi="Times New Roman" w:cs="Times New Roman"/>
+        </w:rPr>
+        <w:t>kembali</w:t>
+      </w:r>
+      <w:proofErr w:type="spellEnd"/>
+      <w:r>
+        <w:rPr>
+          <w:rFonts w:ascii="Times New Roman" w:hAnsi="Times New Roman" w:cs="Times New Roman"/>
+        </w:rPr>
+        <w:t xml:space="preserve"> </w:t>
+      </w:r>
+      <w:proofErr w:type="spellStart"/>
+      <w:r>
+        <w:rPr>
+          <w:rFonts w:ascii="Times New Roman" w:hAnsi="Times New Roman" w:cs="Times New Roman"/>
+        </w:rPr>
+        <w:t>dengan</w:t>
+      </w:r>
+      <w:proofErr w:type="spellEnd"/>
+      <w:r>
+        <w:rPr>
+          <w:rFonts w:ascii="Times New Roman" w:hAnsi="Times New Roman" w:cs="Times New Roman"/>
+        </w:rPr>
+        <w:t xml:space="preserve"> </w:t>
+      </w:r>
+      <w:proofErr w:type="spellStart"/>
+      <w:r>
+        <w:rPr>
+          <w:rFonts w:ascii="Times New Roman" w:hAnsi="Times New Roman" w:cs="Times New Roman"/>
+        </w:rPr>
+        <w:t>sisa</w:t>
+      </w:r>
+      <w:proofErr w:type="spellEnd"/>
+      <w:r>
+        <w:rPr>
+          <w:rFonts w:ascii="Times New Roman" w:hAnsi="Times New Roman" w:cs="Times New Roman"/>
+        </w:rPr>
+        <w:t xml:space="preserve"> </w:t>
+      </w:r>
+      <w:proofErr w:type="spellStart"/>
+      <w:r>
+        <w:rPr>
+          <w:rFonts w:ascii="Times New Roman" w:hAnsi="Times New Roman" w:cs="Times New Roman"/>
+        </w:rPr>
+        <w:t>karakter</w:t>
+      </w:r>
+      <w:proofErr w:type="spellEnd"/>
+      <w:r>
+        <w:rPr>
+          <w:rFonts w:ascii="Times New Roman" w:hAnsi="Times New Roman" w:cs="Times New Roman"/>
+        </w:rPr>
+        <w:t xml:space="preserve"> substring(1). Hasil </w:t>
+      </w:r>
+      <w:proofErr w:type="spellStart"/>
+      <w:r>
+        <w:rPr>
+          <w:rFonts w:ascii="Times New Roman" w:hAnsi="Times New Roman" w:cs="Times New Roman"/>
+        </w:rPr>
+        <w:t>gabungan</w:t>
+      </w:r>
+      <w:proofErr w:type="spellEnd"/>
+      <w:r>
+        <w:rPr>
+          <w:rFonts w:ascii="Times New Roman" w:hAnsi="Times New Roman" w:cs="Times New Roman"/>
+        </w:rPr>
+        <w:t xml:space="preserve"> </w:t>
+      </w:r>
+      <w:proofErr w:type="spellStart"/>
+      <w:r>
+        <w:rPr>
+          <w:rFonts w:ascii="Times New Roman" w:hAnsi="Times New Roman" w:cs="Times New Roman"/>
+        </w:rPr>
+        <w:t>antara</w:t>
+      </w:r>
+      <w:proofErr w:type="spellEnd"/>
+      <w:r>
+        <w:rPr>
+          <w:rFonts w:ascii="Times New Roman" w:hAnsi="Times New Roman" w:cs="Times New Roman"/>
+        </w:rPr>
+        <w:t xml:space="preserve"> "hello" dan "java" </w:t>
+      </w:r>
+      <w:proofErr w:type="spellStart"/>
+      <w:r>
+        <w:rPr>
+          <w:rFonts w:ascii="Times New Roman" w:hAnsi="Times New Roman" w:cs="Times New Roman"/>
+        </w:rPr>
+        <w:t>menghasilkan</w:t>
+      </w:r>
+      <w:proofErr w:type="spellEnd"/>
+      <w:r>
+        <w:rPr>
+          <w:rFonts w:ascii="Times New Roman" w:hAnsi="Times New Roman" w:cs="Times New Roman"/>
+        </w:rPr>
+        <w:t xml:space="preserve"> string Hello Java.</w:t>
       </w:r>
     </w:p>
     <w:p>
@@ -2413,12 +8364,28 @@
           <w:rFonts w:ascii="Times New Roman" w:hAnsi="Times New Roman" w:cs="Times New Roman"/>
         </w:rPr>
       </w:pPr>
-      <w:r>
-        <w:rPr>
-          <w:rFonts w:ascii="Times New Roman" w:hAnsi="Times New Roman" w:cs="Times New Roman"/>
-        </w:rPr>
-        <w:t>Permasalahan yang dihadapi</w:t>
-      </w:r>
+      <w:proofErr w:type="spellStart"/>
+      <w:r>
+        <w:rPr>
+          <w:rFonts w:ascii="Times New Roman" w:hAnsi="Times New Roman" w:cs="Times New Roman"/>
+        </w:rPr>
+        <w:t>Permasalahan</w:t>
+      </w:r>
+      <w:proofErr w:type="spellEnd"/>
+      <w:r>
+        <w:rPr>
+          <w:rFonts w:ascii="Times New Roman" w:hAnsi="Times New Roman" w:cs="Times New Roman"/>
+        </w:rPr>
+        <w:t xml:space="preserve"> yang </w:t>
+      </w:r>
+      <w:proofErr w:type="spellStart"/>
+      <w:r>
+        <w:rPr>
+          <w:rFonts w:ascii="Times New Roman" w:hAnsi="Times New Roman" w:cs="Times New Roman"/>
+        </w:rPr>
+        <w:t>dihadapi</w:t>
+      </w:r>
+      <w:proofErr w:type="spellEnd"/>
     </w:p>
     <w:p>
       <w:pPr>
@@ -2432,11 +8399,173 @@
           <w:rFonts w:ascii="Times New Roman" w:hAnsi="Times New Roman" w:cs="Times New Roman"/>
         </w:rPr>
       </w:pPr>
-      <w:r>
-        <w:rPr>
-          <w:rFonts w:ascii="Times New Roman" w:hAnsi="Times New Roman" w:cs="Times New Roman"/>
-        </w:rPr>
-        <w:t>Perlu memastikan penanganan manipulasi string dilakukan secara efisien tanpa memicu kesalahan index out of bounds saat melakukan substring.</w:t>
+      <w:proofErr w:type="spellStart"/>
+      <w:r>
+        <w:rPr>
+          <w:rFonts w:ascii="Times New Roman" w:hAnsi="Times New Roman" w:cs="Times New Roman"/>
+        </w:rPr>
+        <w:t>Perlu</w:t>
+      </w:r>
+      <w:proofErr w:type="spellEnd"/>
+      <w:r>
+        <w:rPr>
+          <w:rFonts w:ascii="Times New Roman" w:hAnsi="Times New Roman" w:cs="Times New Roman"/>
+        </w:rPr>
+        <w:t xml:space="preserve"> </w:t>
+      </w:r>
+      <w:proofErr w:type="spellStart"/>
+      <w:r>
+        <w:rPr>
+          <w:rFonts w:ascii="Times New Roman" w:hAnsi="Times New Roman" w:cs="Times New Roman"/>
+        </w:rPr>
+        <w:t>memastikan</w:t>
+      </w:r>
+      <w:proofErr w:type="spellEnd"/>
+      <w:r>
+        <w:rPr>
+          <w:rFonts w:ascii="Times New Roman" w:hAnsi="Times New Roman" w:cs="Times New Roman"/>
+        </w:rPr>
+        <w:t xml:space="preserve"> </w:t>
+      </w:r>
+      <w:proofErr w:type="spellStart"/>
+      <w:r>
+        <w:rPr>
+          <w:rFonts w:ascii="Times New Roman" w:hAnsi="Times New Roman" w:cs="Times New Roman"/>
+        </w:rPr>
+        <w:t>penanganan</w:t>
+      </w:r>
+      <w:proofErr w:type="spellEnd"/>
+      <w:r>
+        <w:rPr>
+          <w:rFonts w:ascii="Times New Roman" w:hAnsi="Times New Roman" w:cs="Times New Roman"/>
+        </w:rPr>
+        <w:t xml:space="preserve"> </w:t>
+      </w:r>
+      <w:proofErr w:type="spellStart"/>
+      <w:r>
+        <w:rPr>
+          <w:rFonts w:ascii="Times New Roman" w:hAnsi="Times New Roman" w:cs="Times New Roman"/>
+        </w:rPr>
+        <w:t>manipulasi</w:t>
+      </w:r>
+      <w:proofErr w:type="spellEnd"/>
+      <w:r>
+        <w:rPr>
+          <w:rFonts w:ascii="Times New Roman" w:hAnsi="Times New Roman" w:cs="Times New Roman"/>
+        </w:rPr>
+        <w:t xml:space="preserve"> string </w:t>
+      </w:r>
+      <w:proofErr w:type="spellStart"/>
+      <w:r>
+        <w:rPr>
+          <w:rFonts w:ascii="Times New Roman" w:hAnsi="Times New Roman" w:cs="Times New Roman"/>
+        </w:rPr>
+        <w:t>dilakukan</w:t>
+      </w:r>
+      <w:proofErr w:type="spellEnd"/>
+      <w:r>
+        <w:rPr>
+          <w:rFonts w:ascii="Times New Roman" w:hAnsi="Times New Roman" w:cs="Times New Roman"/>
+        </w:rPr>
+        <w:t xml:space="preserve"> </w:t>
+      </w:r>
+      <w:proofErr w:type="spellStart"/>
+      <w:r>
+        <w:rPr>
+          <w:rFonts w:ascii="Times New Roman" w:hAnsi="Times New Roman" w:cs="Times New Roman"/>
+        </w:rPr>
+        <w:t>secara</w:t>
+      </w:r>
+      <w:proofErr w:type="spellEnd"/>
+      <w:r>
+        <w:rPr>
+          <w:rFonts w:ascii="Times New Roman" w:hAnsi="Times New Roman" w:cs="Times New Roman"/>
+        </w:rPr>
+        <w:t xml:space="preserve"> </w:t>
+      </w:r>
+      <w:proofErr w:type="spellStart"/>
+      <w:r>
+        <w:rPr>
+          <w:rFonts w:ascii="Times New Roman" w:hAnsi="Times New Roman" w:cs="Times New Roman"/>
+        </w:rPr>
+        <w:t>efisien</w:t>
+      </w:r>
+      <w:proofErr w:type="spellEnd"/>
+      <w:r>
+        <w:rPr>
+          <w:rFonts w:ascii="Times New Roman" w:hAnsi="Times New Roman" w:cs="Times New Roman"/>
+        </w:rPr>
+        <w:t xml:space="preserve"> </w:t>
+      </w:r>
+      <w:proofErr w:type="spellStart"/>
+      <w:r>
+        <w:rPr>
+          <w:rFonts w:ascii="Times New Roman" w:hAnsi="Times New Roman" w:cs="Times New Roman"/>
+        </w:rPr>
+        <w:t>tanpa</w:t>
+      </w:r>
+      <w:proofErr w:type="spellEnd"/>
+      <w:r>
+        <w:rPr>
+          <w:rFonts w:ascii="Times New Roman" w:hAnsi="Times New Roman" w:cs="Times New Roman"/>
+        </w:rPr>
+        <w:t xml:space="preserve"> </w:t>
+      </w:r>
+      <w:proofErr w:type="spellStart"/>
+      <w:r>
+        <w:rPr>
+          <w:rFonts w:ascii="Times New Roman" w:hAnsi="Times New Roman" w:cs="Times New Roman"/>
+        </w:rPr>
+        <w:t>memicu</w:t>
+      </w:r>
+      <w:proofErr w:type="spellEnd"/>
+      <w:r>
+        <w:rPr>
+          <w:rFonts w:ascii="Times New Roman" w:hAnsi="Times New Roman" w:cs="Times New Roman"/>
+        </w:rPr>
+        <w:t xml:space="preserve"> </w:t>
+      </w:r>
+      <w:proofErr w:type="spellStart"/>
+      <w:r>
+        <w:rPr>
+          <w:rFonts w:ascii="Times New Roman" w:hAnsi="Times New Roman" w:cs="Times New Roman"/>
+        </w:rPr>
+        <w:t>kesalahan</w:t>
+      </w:r>
+      <w:proofErr w:type="spellEnd"/>
+      <w:r>
+        <w:rPr>
+          <w:rFonts w:ascii="Times New Roman" w:hAnsi="Times New Roman" w:cs="Times New Roman"/>
+        </w:rPr>
+        <w:t xml:space="preserve"> index out of bounds </w:t>
+      </w:r>
+      <w:proofErr w:type="spellStart"/>
+      <w:r>
+        <w:rPr>
+          <w:rFonts w:ascii="Times New Roman" w:hAnsi="Times New Roman" w:cs="Times New Roman"/>
+        </w:rPr>
+        <w:t>saat</w:t>
+      </w:r>
+      <w:proofErr w:type="spellEnd"/>
+      <w:r>
+        <w:rPr>
+          <w:rFonts w:ascii="Times New Roman" w:hAnsi="Times New Roman" w:cs="Times New Roman"/>
+        </w:rPr>
+        <w:t xml:space="preserve"> </w:t>
+      </w:r>
+      <w:proofErr w:type="spellStart"/>
+      <w:r>
+        <w:rPr>
+          <w:rFonts w:ascii="Times New Roman" w:hAnsi="Times New Roman" w:cs="Times New Roman"/>
+        </w:rPr>
+        <w:t>melakukan</w:t>
+      </w:r>
+      <w:proofErr w:type="spellEnd"/>
+      <w:r>
+        <w:rPr>
+          <w:rFonts w:ascii="Times New Roman" w:hAnsi="Times New Roman" w:cs="Times New Roman"/>
+        </w:rPr>
+        <w:t xml:space="preserve"> substring.</w:t>
       </w:r>
     </w:p>
     <w:p>
@@ -2455,8 +8584,44 @@
         <w:rPr>
           <w:rFonts w:ascii="Times New Roman" w:hAnsi="Times New Roman" w:cs="Times New Roman"/>
         </w:rPr>
-        <w:t>Solusi dari permasalahan yang dihadapi</w:t>
-      </w:r>
+        <w:t xml:space="preserve">Solusi </w:t>
+      </w:r>
+      <w:proofErr w:type="spellStart"/>
+      <w:r>
+        <w:rPr>
+          <w:rFonts w:ascii="Times New Roman" w:hAnsi="Times New Roman" w:cs="Times New Roman"/>
+        </w:rPr>
+        <w:t>dari</w:t>
+      </w:r>
+      <w:proofErr w:type="spellEnd"/>
+      <w:r>
+        <w:rPr>
+          <w:rFonts w:ascii="Times New Roman" w:hAnsi="Times New Roman" w:cs="Times New Roman"/>
+        </w:rPr>
+        <w:t xml:space="preserve"> </w:t>
+      </w:r>
+      <w:proofErr w:type="spellStart"/>
+      <w:r>
+        <w:rPr>
+          <w:rFonts w:ascii="Times New Roman" w:hAnsi="Times New Roman" w:cs="Times New Roman"/>
+        </w:rPr>
+        <w:t>permasalahan</w:t>
+      </w:r>
+      <w:proofErr w:type="spellEnd"/>
+      <w:r>
+        <w:rPr>
+          <w:rFonts w:ascii="Times New Roman" w:hAnsi="Times New Roman" w:cs="Times New Roman"/>
+        </w:rPr>
+        <w:t xml:space="preserve"> yang </w:t>
+      </w:r>
+      <w:proofErr w:type="spellStart"/>
+      <w:r>
+        <w:rPr>
+          <w:rFonts w:ascii="Times New Roman" w:hAnsi="Times New Roman" w:cs="Times New Roman"/>
+        </w:rPr>
+        <w:t>dihadapi</w:t>
+      </w:r>
+      <w:proofErr w:type="spellEnd"/>
     </w:p>
     <w:p>
       <w:pPr>
@@ -2466,11 +8631,159 @@
           <w:rFonts w:ascii="Times New Roman" w:hAnsi="Times New Roman" w:cs="Times New Roman"/>
         </w:rPr>
       </w:pPr>
-      <w:r>
-        <w:rPr>
-          <w:rFonts w:ascii="Times New Roman" w:hAnsi="Times New Roman" w:cs="Times New Roman"/>
-        </w:rPr>
-        <w:t>Menggunakan kombinasi method bawaan kelas String di Java, seperti length(), compareTo(), substring(), dan toUpperCase() yang aman serta efisien.</w:t>
+      <w:proofErr w:type="spellStart"/>
+      <w:r>
+        <w:rPr>
+          <w:rFonts w:ascii="Times New Roman" w:hAnsi="Times New Roman" w:cs="Times New Roman"/>
+        </w:rPr>
+        <w:t>Menggunakan</w:t>
+      </w:r>
+      <w:proofErr w:type="spellEnd"/>
+      <w:r>
+        <w:rPr>
+          <w:rFonts w:ascii="Times New Roman" w:hAnsi="Times New Roman" w:cs="Times New Roman"/>
+        </w:rPr>
+        <w:t xml:space="preserve"> </w:t>
+      </w:r>
+      <w:proofErr w:type="spellStart"/>
+      <w:r>
+        <w:rPr>
+          <w:rFonts w:ascii="Times New Roman" w:hAnsi="Times New Roman" w:cs="Times New Roman"/>
+        </w:rPr>
+        <w:t>kombinasi</w:t>
+      </w:r>
+      <w:proofErr w:type="spellEnd"/>
+      <w:r>
+        <w:rPr>
+          <w:rFonts w:ascii="Times New Roman" w:hAnsi="Times New Roman" w:cs="Times New Roman"/>
+        </w:rPr>
+        <w:t xml:space="preserve"> method </w:t>
+      </w:r>
+      <w:proofErr w:type="spellStart"/>
+      <w:r>
+        <w:rPr>
+          <w:rFonts w:ascii="Times New Roman" w:hAnsi="Times New Roman" w:cs="Times New Roman"/>
+        </w:rPr>
+        <w:t>bawaan</w:t>
+      </w:r>
+      <w:proofErr w:type="spellEnd"/>
+      <w:r>
+        <w:rPr>
+          <w:rFonts w:ascii="Times New Roman" w:hAnsi="Times New Roman" w:cs="Times New Roman"/>
+        </w:rPr>
+        <w:t xml:space="preserve"> </w:t>
+      </w:r>
+      <w:proofErr w:type="spellStart"/>
+      <w:r>
+        <w:rPr>
+          <w:rFonts w:ascii="Times New Roman" w:hAnsi="Times New Roman" w:cs="Times New Roman"/>
+        </w:rPr>
+        <w:t>kelas</w:t>
+      </w:r>
+      <w:proofErr w:type="spellEnd"/>
+      <w:r>
+        <w:rPr>
+          <w:rFonts w:ascii="Times New Roman" w:hAnsi="Times New Roman" w:cs="Times New Roman"/>
+        </w:rPr>
+        <w:t xml:space="preserve"> String di Java, </w:t>
+      </w:r>
+      <w:proofErr w:type="spellStart"/>
+      <w:r>
+        <w:rPr>
+          <w:rFonts w:ascii="Times New Roman" w:hAnsi="Times New Roman" w:cs="Times New Roman"/>
+        </w:rPr>
+        <w:t>seperti</w:t>
+      </w:r>
+      <w:proofErr w:type="spellEnd"/>
+      <w:r>
+        <w:rPr>
+          <w:rFonts w:ascii="Times New Roman" w:hAnsi="Times New Roman" w:cs="Times New Roman"/>
+        </w:rPr>
+        <w:t xml:space="preserve"> </w:t>
+      </w:r>
+      <w:proofErr w:type="gramStart"/>
+      <w:r>
+        <w:rPr>
+          <w:rFonts w:ascii="Times New Roman" w:hAnsi="Times New Roman" w:cs="Times New Roman"/>
+        </w:rPr>
+        <w:t>length(</w:t>
+      </w:r>
+      <w:proofErr w:type="gramEnd"/>
+      <w:r>
+        <w:rPr>
+          <w:rFonts w:ascii="Times New Roman" w:hAnsi="Times New Roman" w:cs="Times New Roman"/>
+        </w:rPr>
+        <w:t xml:space="preserve">), </w:t>
+      </w:r>
+      <w:proofErr w:type="spellStart"/>
+      <w:r>
+        <w:rPr>
+          <w:rFonts w:ascii="Times New Roman" w:hAnsi="Times New Roman" w:cs="Times New Roman"/>
+        </w:rPr>
+        <w:t>compareTo</w:t>
+      </w:r>
+      <w:proofErr w:type="spellEnd"/>
+      <w:r>
+        <w:rPr>
+          <w:rFonts w:ascii="Times New Roman" w:hAnsi="Times New Roman" w:cs="Times New Roman"/>
+        </w:rPr>
+        <w:t xml:space="preserve">(), substring(), dan </w:t>
+      </w:r>
+      <w:proofErr w:type="spellStart"/>
+      <w:r>
+        <w:rPr>
+          <w:rFonts w:ascii="Times New Roman" w:hAnsi="Times New Roman" w:cs="Times New Roman"/>
+        </w:rPr>
+        <w:t>toUpperCase</w:t>
+      </w:r>
+      <w:proofErr w:type="spellEnd"/>
+      <w:r>
+        <w:rPr>
+          <w:rFonts w:ascii="Times New Roman" w:hAnsi="Times New Roman" w:cs="Times New Roman"/>
+        </w:rPr>
+        <w:t xml:space="preserve">() yang </w:t>
+      </w:r>
+      <w:proofErr w:type="spellStart"/>
+      <w:r>
+        <w:rPr>
+          <w:rFonts w:ascii="Times New Roman" w:hAnsi="Times New Roman" w:cs="Times New Roman"/>
+        </w:rPr>
+        <w:t>aman</w:t>
+      </w:r>
+      <w:proofErr w:type="spellEnd"/>
+      <w:r>
+        <w:rPr>
+          <w:rFonts w:ascii="Times New Roman" w:hAnsi="Times New Roman" w:cs="Times New Roman"/>
+        </w:rPr>
+        <w:t xml:space="preserve"> </w:t>
+      </w:r>
+      <w:proofErr w:type="spellStart"/>
+      <w:r>
+        <w:rPr>
+          <w:rFonts w:ascii="Times New Roman" w:hAnsi="Times New Roman" w:cs="Times New Roman"/>
+        </w:rPr>
+        <w:t>serta</w:t>
+      </w:r>
+      <w:proofErr w:type="spellEnd"/>
+      <w:r>
+        <w:rPr>
+          <w:rFonts w:ascii="Times New Roman" w:hAnsi="Times New Roman" w:cs="Times New Roman"/>
+        </w:rPr>
+        <w:t xml:space="preserve"> </w:t>
+      </w:r>
+      <w:proofErr w:type="spellStart"/>
+      <w:r>
+        <w:rPr>
+          <w:rFonts w:ascii="Times New Roman" w:hAnsi="Times New Roman" w:cs="Times New Roman"/>
+        </w:rPr>
+        <w:t>efisien</w:t>
+      </w:r>
+      <w:proofErr w:type="spellEnd"/>
+      <w:r>
+        <w:rPr>
+          <w:rFonts w:ascii="Times New Roman" w:hAnsi="Times New Roman" w:cs="Times New Roman"/>
+        </w:rPr>
+        <w:t>.</w:t>
       </w:r>
     </w:p>
     <w:p>
@@ -2489,32 +8802,125 @@
         <w:rPr>
           <w:rFonts w:ascii="Times New Roman" w:hAnsi="Times New Roman" w:cs="Times New Roman"/>
         </w:rPr>
-        <w:t>Teman yang membantu</w:t>
-      </w:r>
+        <w:t xml:space="preserve">Teman yang </w:t>
+      </w:r>
+      <w:proofErr w:type="spellStart"/>
+      <w:r>
+        <w:rPr>
+          <w:rFonts w:ascii="Times New Roman" w:hAnsi="Times New Roman" w:cs="Times New Roman"/>
+        </w:rPr>
+        <w:t>membantu</w:t>
+      </w:r>
+      <w:proofErr w:type="spellEnd"/>
     </w:p>
     <w:p>
       <w:pPr>
         <w:pStyle w:val="ListParagraph"/>
+        <w:numPr>
+          <w:ilvl w:val="0"/>
+          <w:numId w:val="10"/>
+        </w:numPr>
         <w:jc w:val="both"/>
         <w:rPr>
           <w:rFonts w:ascii="Times New Roman" w:hAnsi="Times New Roman" w:cs="Times New Roman"/>
         </w:rPr>
       </w:pPr>
-      <w:r>
-        <w:rPr>
-          <w:rFonts w:ascii="Times New Roman" w:hAnsi="Times New Roman" w:cs="Times New Roman"/>
-        </w:rPr>
-        <w:t>[Tidak Ada]</w:t>
+      <w:proofErr w:type="spellStart"/>
+      <w:r>
+        <w:rPr>
+          <w:rFonts w:ascii="Times New Roman" w:hAnsi="Times New Roman" w:cs="Times New Roman"/>
+        </w:rPr>
+        <w:t>Ashila</w:t>
+      </w:r>
+      <w:proofErr w:type="spellEnd"/>
+      <w:r>
+        <w:rPr>
+          <w:rFonts w:ascii="Times New Roman" w:hAnsi="Times New Roman" w:cs="Times New Roman"/>
+        </w:rPr>
+        <w:t xml:space="preserve"> </w:t>
+      </w:r>
+      <w:proofErr w:type="spellStart"/>
+      <w:r>
+        <w:rPr>
+          <w:rFonts w:ascii="Times New Roman" w:hAnsi="Times New Roman" w:cs="Times New Roman"/>
+        </w:rPr>
+        <w:t>Aulia</w:t>
+      </w:r>
+      <w:proofErr w:type="spellEnd"/>
+      <w:r>
+        <w:rPr>
+          <w:rFonts w:ascii="Times New Roman" w:hAnsi="Times New Roman" w:cs="Times New Roman"/>
+        </w:rPr>
+        <w:t xml:space="preserve"> Salwa</w:t>
       </w:r>
     </w:p>
     <w:p>
       <w:pPr>
         <w:pStyle w:val="ListParagraph"/>
+        <w:numPr>
+          <w:ilvl w:val="0"/>
+          <w:numId w:val="10"/>
+        </w:numPr>
         <w:jc w:val="both"/>
         <w:rPr>
           <w:rFonts w:ascii="Times New Roman" w:hAnsi="Times New Roman" w:cs="Times New Roman"/>
         </w:rPr>
       </w:pPr>
+      <w:proofErr w:type="spellStart"/>
+      <w:r>
+        <w:rPr>
+          <w:rFonts w:ascii="Times New Roman" w:hAnsi="Times New Roman" w:cs="Times New Roman"/>
+        </w:rPr>
+        <w:t>Rainissa</w:t>
+      </w:r>
+      <w:proofErr w:type="spellEnd"/>
+      <w:r>
+        <w:rPr>
+          <w:rFonts w:ascii="Times New Roman" w:hAnsi="Times New Roman" w:cs="Times New Roman"/>
+        </w:rPr>
+        <w:t xml:space="preserve"> Azizah</w:t>
+      </w:r>
+    </w:p>
+    <w:p>
+      <w:pPr>
+        <w:ind w:left="1307"/>
+        <w:jc w:val="both"/>
+        <w:rPr>
+          <w:rFonts w:ascii="Times New Roman" w:hAnsi="Times New Roman" w:cs="Times New Roman"/>
+        </w:rPr>
+      </w:pPr>
+    </w:p>
+    <w:p>
+      <w:pPr>
+        <w:pStyle w:val="ListParagraph"/>
+        <w:jc w:val="both"/>
+        <w:rPr>
+          <w:rFonts w:ascii="Times New Roman" w:hAnsi="Times New Roman" w:cs="Times New Roman"/>
+        </w:rPr>
+      </w:pPr>
+      <w:proofErr w:type="gramStart"/>
+      <w:r>
+        <w:rPr>
+          <w:rFonts w:ascii="Times New Roman" w:hAnsi="Times New Roman" w:cs="Times New Roman"/>
+        </w:rPr>
+        <w:t>Lampiran :</w:t>
+      </w:r>
+      <w:proofErr w:type="gramEnd"/>
+    </w:p>
+    <w:p>
+      <w:pPr>
+        <w:pStyle w:val="ListParagraph"/>
+        <w:jc w:val="both"/>
+        <w:rPr>
+          <w:rFonts w:ascii="Times New Roman" w:hAnsi="Times New Roman" w:cs="Times New Roman"/>
+        </w:rPr>
+      </w:pPr>
+      <w:r>
+        <w:rPr>
+          <w:rFonts w:ascii="Times New Roman" w:hAnsi="Times New Roman" w:cs="Times New Roman"/>
+        </w:rPr>
+        <w:t>https://github.com/Neysavelda/W1_R.NeysaRahmaVelda_251511057_PBO</w:t>
+      </w:r>
     </w:p>
     <w:sectPr>
       <w:pgSz w:w="12240" w:h="15840"/>
